--- a/docs/Dokumentasi_API_Frontend.docx
+++ b/docs/Dokumentasi_API_Frontend.docx
@@ -1535,7 +1535,7 @@
         <w:tblLook w:val="04A0" w:firstRow="1" w:lastRow="0" w:firstColumn="1" w:lastColumn="0" w:noHBand="0" w:noVBand="1"/>
       </w:tblPr>
       <w:tblGrid>
-        <w:gridCol w:w="8334"/>
+        <w:gridCol w:w="9720"/>
       </w:tblGrid>
       <w:tr>
         <w:trPr>
@@ -1797,7 +1797,6 @@
           <w:color w:val="1F4E79"/>
           <w:sz w:val="30"/>
         </w:rPr>
-        <w:lastRenderedPageBreak/>
         <w:t>3</w:t>
       </w:r>
       <w:r>
@@ -1888,6 +1887,7 @@
           <w:color w:val="323232"/>
           <w:sz w:val="21"/>
         </w:rPr>
+        <w:lastRenderedPageBreak/>
         <w:t xml:space="preserve">Content-Type: </w:t>
       </w:r>
       <w:r>
@@ -3178,7 +3178,6 @@
           <w:color w:val="1F4E79"/>
           <w:sz w:val="30"/>
         </w:rPr>
-        <w:lastRenderedPageBreak/>
         <w:t>Roles (ADMIN</w:t>
       </w:r>
       <w:r>
@@ -3332,6 +3331,7 @@
           <w:color w:val="595959"/>
           <w:sz w:val="24"/>
         </w:rPr>
+        <w:lastRenderedPageBreak/>
         <w:t>Headers</w:t>
       </w:r>
     </w:p>
@@ -4296,16 +4296,7 @@
           <w:color w:val="1F4E79"/>
           <w:sz w:val="30"/>
         </w:rPr>
-        <w:t>2</w:t>
-      </w:r>
-      <w:r>
-        <w:rPr>
-          <w:rFonts w:ascii="Arial" w:hAnsi="Arial"/>
-          <w:b/>
-          <w:color w:val="1F4E79"/>
-          <w:sz w:val="30"/>
-        </w:rPr>
-        <w:t>.</w:t>
+        <w:t>2.</w:t>
       </w:r>
       <w:r>
         <w:t xml:space="preserve"> </w:t>
@@ -4553,7 +4544,6 @@
                 <w:color w:val="323232"/>
                 <w:sz w:val="19"/>
               </w:rPr>
-              <w:lastRenderedPageBreak/>
               <w:t>Accept</w:t>
             </w:r>
           </w:p>
@@ -4729,6 +4719,7 @@
           <w:color w:val="595959"/>
           <w:sz w:val="24"/>
         </w:rPr>
+        <w:lastRenderedPageBreak/>
         <w:t>Response Success (20</w:t>
       </w:r>
       <w:r>
@@ -5974,147 +5965,147 @@
                 <w:sz w:val="18"/>
                 <w:szCs w:val="18"/>
               </w:rPr>
+              <w:t xml:space="preserve">                    "name": "Menu Management",</w:t>
+            </w:r>
+          </w:p>
+          <w:p>
+            <w:pPr>
+              <w:spacing w:after="0"/>
+              <w:rPr>
+                <w:rFonts w:ascii="Courier New" w:hAnsi="Courier New"/>
+                <w:color w:val="262626"/>
+                <w:sz w:val="18"/>
+                <w:szCs w:val="18"/>
+              </w:rPr>
+            </w:pPr>
+            <w:r>
+              <w:rPr>
+                <w:rFonts w:ascii="Courier New" w:hAnsi="Courier New"/>
+                <w:color w:val="262626"/>
+                <w:sz w:val="18"/>
+                <w:szCs w:val="18"/>
+              </w:rPr>
+              <w:t xml:space="preserve">                    "path": "/menus",</w:t>
+            </w:r>
+          </w:p>
+          <w:p>
+            <w:pPr>
+              <w:spacing w:after="0"/>
+              <w:rPr>
+                <w:rFonts w:ascii="Courier New" w:hAnsi="Courier New"/>
+                <w:color w:val="262626"/>
+                <w:sz w:val="18"/>
+                <w:szCs w:val="18"/>
+              </w:rPr>
+            </w:pPr>
+            <w:r>
+              <w:rPr>
+                <w:rFonts w:ascii="Courier New" w:hAnsi="Courier New"/>
+                <w:color w:val="262626"/>
+                <w:sz w:val="18"/>
+                <w:szCs w:val="18"/>
+              </w:rPr>
+              <w:t xml:space="preserve">                    "</w:t>
+            </w:r>
+            <w:proofErr w:type="spellStart"/>
+            <w:r>
+              <w:rPr>
+                <w:rFonts w:ascii="Courier New" w:hAnsi="Courier New"/>
+                <w:color w:val="262626"/>
+                <w:sz w:val="18"/>
+                <w:szCs w:val="18"/>
+              </w:rPr>
+              <w:t>sortOrder</w:t>
+            </w:r>
+            <w:proofErr w:type="spellEnd"/>
+            <w:r>
+              <w:rPr>
+                <w:rFonts w:ascii="Courier New" w:hAnsi="Courier New"/>
+                <w:color w:val="262626"/>
+                <w:sz w:val="18"/>
+                <w:szCs w:val="18"/>
+              </w:rPr>
+              <w:t>": 3,</w:t>
+            </w:r>
+          </w:p>
+          <w:p>
+            <w:pPr>
+              <w:spacing w:after="0"/>
+              <w:rPr>
+                <w:rFonts w:ascii="Courier New" w:hAnsi="Courier New"/>
+                <w:color w:val="262626"/>
+                <w:sz w:val="18"/>
+                <w:szCs w:val="18"/>
+              </w:rPr>
+            </w:pPr>
+            <w:r>
+              <w:rPr>
+                <w:rFonts w:ascii="Courier New" w:hAnsi="Courier New"/>
+                <w:color w:val="262626"/>
+                <w:sz w:val="18"/>
+                <w:szCs w:val="18"/>
+              </w:rPr>
+              <w:t xml:space="preserve">                    "</w:t>
+            </w:r>
+            <w:proofErr w:type="spellStart"/>
+            <w:r>
+              <w:rPr>
+                <w:rFonts w:ascii="Courier New" w:hAnsi="Courier New"/>
+                <w:color w:val="262626"/>
+                <w:sz w:val="18"/>
+                <w:szCs w:val="18"/>
+              </w:rPr>
+              <w:t>isActive</w:t>
+            </w:r>
+            <w:proofErr w:type="spellEnd"/>
+            <w:r>
+              <w:rPr>
+                <w:rFonts w:ascii="Courier New" w:hAnsi="Courier New"/>
+                <w:color w:val="262626"/>
+                <w:sz w:val="18"/>
+                <w:szCs w:val="18"/>
+              </w:rPr>
+              <w:t>": true</w:t>
+            </w:r>
+          </w:p>
+          <w:p>
+            <w:pPr>
+              <w:spacing w:after="0"/>
+              <w:rPr>
+                <w:rFonts w:ascii="Courier New" w:hAnsi="Courier New"/>
+                <w:color w:val="262626"/>
+                <w:sz w:val="18"/>
+                <w:szCs w:val="18"/>
+              </w:rPr>
+            </w:pPr>
+            <w:r>
+              <w:rPr>
+                <w:rFonts w:ascii="Courier New" w:hAnsi="Courier New"/>
+                <w:color w:val="262626"/>
+                <w:sz w:val="18"/>
+                <w:szCs w:val="18"/>
+              </w:rPr>
+              <w:t xml:space="preserve">                },</w:t>
+            </w:r>
+          </w:p>
+          <w:p>
+            <w:pPr>
+              <w:spacing w:after="0"/>
+              <w:rPr>
+                <w:rFonts w:ascii="Courier New" w:hAnsi="Courier New"/>
+                <w:color w:val="262626"/>
+                <w:sz w:val="18"/>
+                <w:szCs w:val="18"/>
+              </w:rPr>
+            </w:pPr>
+            <w:r>
+              <w:rPr>
+                <w:rFonts w:ascii="Courier New" w:hAnsi="Courier New"/>
+                <w:color w:val="262626"/>
+                <w:sz w:val="18"/>
+                <w:szCs w:val="18"/>
+              </w:rPr>
               <w:lastRenderedPageBreak/>
-              <w:t xml:space="preserve">                    "name": "Menu Management",</w:t>
-            </w:r>
-          </w:p>
-          <w:p>
-            <w:pPr>
-              <w:spacing w:after="0"/>
-              <w:rPr>
-                <w:rFonts w:ascii="Courier New" w:hAnsi="Courier New"/>
-                <w:color w:val="262626"/>
-                <w:sz w:val="18"/>
-                <w:szCs w:val="18"/>
-              </w:rPr>
-            </w:pPr>
-            <w:r>
-              <w:rPr>
-                <w:rFonts w:ascii="Courier New" w:hAnsi="Courier New"/>
-                <w:color w:val="262626"/>
-                <w:sz w:val="18"/>
-                <w:szCs w:val="18"/>
-              </w:rPr>
-              <w:t xml:space="preserve">                    "path": "/menus",</w:t>
-            </w:r>
-          </w:p>
-          <w:p>
-            <w:pPr>
-              <w:spacing w:after="0"/>
-              <w:rPr>
-                <w:rFonts w:ascii="Courier New" w:hAnsi="Courier New"/>
-                <w:color w:val="262626"/>
-                <w:sz w:val="18"/>
-                <w:szCs w:val="18"/>
-              </w:rPr>
-            </w:pPr>
-            <w:r>
-              <w:rPr>
-                <w:rFonts w:ascii="Courier New" w:hAnsi="Courier New"/>
-                <w:color w:val="262626"/>
-                <w:sz w:val="18"/>
-                <w:szCs w:val="18"/>
-              </w:rPr>
-              <w:t xml:space="preserve">                    "</w:t>
-            </w:r>
-            <w:proofErr w:type="spellStart"/>
-            <w:r>
-              <w:rPr>
-                <w:rFonts w:ascii="Courier New" w:hAnsi="Courier New"/>
-                <w:color w:val="262626"/>
-                <w:sz w:val="18"/>
-                <w:szCs w:val="18"/>
-              </w:rPr>
-              <w:t>sortOrder</w:t>
-            </w:r>
-            <w:proofErr w:type="spellEnd"/>
-            <w:r>
-              <w:rPr>
-                <w:rFonts w:ascii="Courier New" w:hAnsi="Courier New"/>
-                <w:color w:val="262626"/>
-                <w:sz w:val="18"/>
-                <w:szCs w:val="18"/>
-              </w:rPr>
-              <w:t>": 3,</w:t>
-            </w:r>
-          </w:p>
-          <w:p>
-            <w:pPr>
-              <w:spacing w:after="0"/>
-              <w:rPr>
-                <w:rFonts w:ascii="Courier New" w:hAnsi="Courier New"/>
-                <w:color w:val="262626"/>
-                <w:sz w:val="18"/>
-                <w:szCs w:val="18"/>
-              </w:rPr>
-            </w:pPr>
-            <w:r>
-              <w:rPr>
-                <w:rFonts w:ascii="Courier New" w:hAnsi="Courier New"/>
-                <w:color w:val="262626"/>
-                <w:sz w:val="18"/>
-                <w:szCs w:val="18"/>
-              </w:rPr>
-              <w:t xml:space="preserve">                    "</w:t>
-            </w:r>
-            <w:proofErr w:type="spellStart"/>
-            <w:r>
-              <w:rPr>
-                <w:rFonts w:ascii="Courier New" w:hAnsi="Courier New"/>
-                <w:color w:val="262626"/>
-                <w:sz w:val="18"/>
-                <w:szCs w:val="18"/>
-              </w:rPr>
-              <w:t>isActive</w:t>
-            </w:r>
-            <w:proofErr w:type="spellEnd"/>
-            <w:r>
-              <w:rPr>
-                <w:rFonts w:ascii="Courier New" w:hAnsi="Courier New"/>
-                <w:color w:val="262626"/>
-                <w:sz w:val="18"/>
-                <w:szCs w:val="18"/>
-              </w:rPr>
-              <w:t>": true</w:t>
-            </w:r>
-          </w:p>
-          <w:p>
-            <w:pPr>
-              <w:spacing w:after="0"/>
-              <w:rPr>
-                <w:rFonts w:ascii="Courier New" w:hAnsi="Courier New"/>
-                <w:color w:val="262626"/>
-                <w:sz w:val="18"/>
-                <w:szCs w:val="18"/>
-              </w:rPr>
-            </w:pPr>
-            <w:r>
-              <w:rPr>
-                <w:rFonts w:ascii="Courier New" w:hAnsi="Courier New"/>
-                <w:color w:val="262626"/>
-                <w:sz w:val="18"/>
-                <w:szCs w:val="18"/>
-              </w:rPr>
-              <w:t xml:space="preserve">                },</w:t>
-            </w:r>
-          </w:p>
-          <w:p>
-            <w:pPr>
-              <w:spacing w:after="0"/>
-              <w:rPr>
-                <w:rFonts w:ascii="Courier New" w:hAnsi="Courier New"/>
-                <w:color w:val="262626"/>
-                <w:sz w:val="18"/>
-                <w:szCs w:val="18"/>
-              </w:rPr>
-            </w:pPr>
-            <w:r>
-              <w:rPr>
-                <w:rFonts w:ascii="Courier New" w:hAnsi="Courier New"/>
-                <w:color w:val="262626"/>
-                <w:sz w:val="18"/>
-                <w:szCs w:val="18"/>
-              </w:rPr>
               <w:t xml:space="preserve">                {</w:t>
             </w:r>
           </w:p>
@@ -7250,7 +7241,6 @@
           <w:color w:val="595959"/>
           <w:sz w:val="24"/>
         </w:rPr>
-        <w:lastRenderedPageBreak/>
         <w:t>Headers</w:t>
       </w:r>
     </w:p>
@@ -8743,7 +8733,6 @@
           <w:color w:val="595959"/>
           <w:sz w:val="24"/>
         </w:rPr>
-        <w:lastRenderedPageBreak/>
         <w:t>Headers</w:t>
       </w:r>
     </w:p>
@@ -10056,7 +10045,6 @@
           <w:color w:val="595959"/>
           <w:sz w:val="24"/>
         </w:rPr>
-        <w:lastRenderedPageBreak/>
         <w:t>Response Success (20</w:t>
       </w:r>
       <w:r>
@@ -10262,6 +10250,7 @@
                 <w:sz w:val="18"/>
                 <w:szCs w:val="18"/>
               </w:rPr>
+              <w:lastRenderedPageBreak/>
               <w:t xml:space="preserve">        "</w:t>
             </w:r>
             <w:proofErr w:type="spellStart"/>
@@ -10420,6 +10409,7 @@
           <w:color w:val="595959"/>
           <w:sz w:val="24"/>
         </w:rPr>
+        <w:lastRenderedPageBreak/>
         <w:t>Response Error (</w:t>
       </w:r>
       <w:r>
@@ -11378,247 +11368,247 @@
                 <w:sz w:val="18"/>
                 <w:szCs w:val="18"/>
               </w:rPr>
+              <w:t xml:space="preserve">        "name": "Human Resource",</w:t>
+            </w:r>
+          </w:p>
+          <w:p>
+            <w:pPr>
+              <w:spacing w:after="0"/>
+              <w:rPr>
+                <w:rFonts w:ascii="Courier New" w:hAnsi="Courier New"/>
+                <w:color w:val="262626"/>
+                <w:sz w:val="18"/>
+                <w:szCs w:val="18"/>
+              </w:rPr>
+            </w:pPr>
+            <w:r>
+              <w:rPr>
+                <w:rFonts w:ascii="Courier New" w:hAnsi="Courier New"/>
+                <w:color w:val="262626"/>
+                <w:sz w:val="18"/>
+                <w:szCs w:val="18"/>
+              </w:rPr>
+              <w:t xml:space="preserve">        "</w:t>
+            </w:r>
+            <w:proofErr w:type="spellStart"/>
+            <w:r>
+              <w:rPr>
+                <w:rFonts w:ascii="Courier New" w:hAnsi="Courier New"/>
+                <w:color w:val="262626"/>
+                <w:sz w:val="18"/>
+                <w:szCs w:val="18"/>
+              </w:rPr>
+              <w:t>isActive</w:t>
+            </w:r>
+            <w:proofErr w:type="spellEnd"/>
+            <w:r>
+              <w:rPr>
+                <w:rFonts w:ascii="Courier New" w:hAnsi="Courier New"/>
+                <w:color w:val="262626"/>
+                <w:sz w:val="18"/>
+                <w:szCs w:val="18"/>
+              </w:rPr>
+              <w:t>": true,</w:t>
+            </w:r>
+          </w:p>
+          <w:p>
+            <w:pPr>
+              <w:spacing w:after="0"/>
+              <w:rPr>
+                <w:rFonts w:ascii="Courier New" w:hAnsi="Courier New"/>
+                <w:color w:val="262626"/>
+                <w:sz w:val="18"/>
+                <w:szCs w:val="18"/>
+              </w:rPr>
+            </w:pPr>
+            <w:r>
+              <w:rPr>
+                <w:rFonts w:ascii="Courier New" w:hAnsi="Courier New"/>
+                <w:color w:val="262626"/>
+                <w:sz w:val="18"/>
+                <w:szCs w:val="18"/>
+              </w:rPr>
+              <w:t xml:space="preserve">        "</w:t>
+            </w:r>
+            <w:proofErr w:type="spellStart"/>
+            <w:r>
+              <w:rPr>
+                <w:rFonts w:ascii="Courier New" w:hAnsi="Courier New"/>
+                <w:color w:val="262626"/>
+                <w:sz w:val="18"/>
+                <w:szCs w:val="18"/>
+              </w:rPr>
+              <w:t>createdAt</w:t>
+            </w:r>
+            <w:proofErr w:type="spellEnd"/>
+            <w:r>
+              <w:rPr>
+                <w:rFonts w:ascii="Courier New" w:hAnsi="Courier New"/>
+                <w:color w:val="262626"/>
+                <w:sz w:val="18"/>
+                <w:szCs w:val="18"/>
+              </w:rPr>
+              <w:t>": "2026-09-11T10:43:01.340Z",</w:t>
+            </w:r>
+          </w:p>
+          <w:p>
+            <w:pPr>
+              <w:spacing w:after="0"/>
+              <w:rPr>
+                <w:rFonts w:ascii="Courier New" w:hAnsi="Courier New"/>
+                <w:color w:val="262626"/>
+                <w:sz w:val="18"/>
+                <w:szCs w:val="18"/>
+              </w:rPr>
+            </w:pPr>
+            <w:r>
+              <w:rPr>
+                <w:rFonts w:ascii="Courier New" w:hAnsi="Courier New"/>
+                <w:color w:val="262626"/>
+                <w:sz w:val="18"/>
+                <w:szCs w:val="18"/>
+              </w:rPr>
+              <w:t xml:space="preserve">        "</w:t>
+            </w:r>
+            <w:proofErr w:type="spellStart"/>
+            <w:r>
+              <w:rPr>
+                <w:rFonts w:ascii="Courier New" w:hAnsi="Courier New"/>
+                <w:color w:val="262626"/>
+                <w:sz w:val="18"/>
+                <w:szCs w:val="18"/>
+              </w:rPr>
+              <w:t>updatedAt</w:t>
+            </w:r>
+            <w:proofErr w:type="spellEnd"/>
+            <w:r>
+              <w:rPr>
+                <w:rFonts w:ascii="Courier New" w:hAnsi="Courier New"/>
+                <w:color w:val="262626"/>
+                <w:sz w:val="18"/>
+                <w:szCs w:val="18"/>
+              </w:rPr>
+              <w:t>": "2026-09-12T02:15:02.825Z",</w:t>
+            </w:r>
+          </w:p>
+          <w:p>
+            <w:pPr>
+              <w:spacing w:after="0"/>
+              <w:rPr>
+                <w:rFonts w:ascii="Courier New" w:hAnsi="Courier New"/>
+                <w:color w:val="262626"/>
+                <w:sz w:val="18"/>
+                <w:szCs w:val="18"/>
+              </w:rPr>
+            </w:pPr>
+            <w:r>
+              <w:rPr>
+                <w:rFonts w:ascii="Courier New" w:hAnsi="Courier New"/>
+                <w:color w:val="262626"/>
+                <w:sz w:val="18"/>
+                <w:szCs w:val="18"/>
+              </w:rPr>
+              <w:t xml:space="preserve">        "Menus": [</w:t>
+            </w:r>
+          </w:p>
+          <w:p>
+            <w:pPr>
+              <w:spacing w:after="0"/>
+              <w:rPr>
+                <w:rFonts w:ascii="Courier New" w:hAnsi="Courier New"/>
+                <w:color w:val="262626"/>
+                <w:sz w:val="18"/>
+                <w:szCs w:val="18"/>
+              </w:rPr>
+            </w:pPr>
+            <w:r>
+              <w:rPr>
+                <w:rFonts w:ascii="Courier New" w:hAnsi="Courier New"/>
+                <w:color w:val="262626"/>
+                <w:sz w:val="18"/>
+                <w:szCs w:val="18"/>
+              </w:rPr>
+              <w:t xml:space="preserve">            {</w:t>
+            </w:r>
+          </w:p>
+          <w:p>
+            <w:pPr>
+              <w:spacing w:after="0"/>
+              <w:rPr>
+                <w:rFonts w:ascii="Courier New" w:hAnsi="Courier New"/>
+                <w:color w:val="262626"/>
+                <w:sz w:val="18"/>
+                <w:szCs w:val="18"/>
+              </w:rPr>
+            </w:pPr>
+            <w:r>
+              <w:rPr>
+                <w:rFonts w:ascii="Courier New" w:hAnsi="Courier New"/>
+                <w:color w:val="262626"/>
+                <w:sz w:val="18"/>
+                <w:szCs w:val="18"/>
+              </w:rPr>
+              <w:t xml:space="preserve">                "id": "8c0d6116-9a13-438c-ba84-31c0bbe56c5a",</w:t>
+            </w:r>
+          </w:p>
+          <w:p>
+            <w:pPr>
+              <w:spacing w:after="0"/>
+              <w:rPr>
+                <w:rFonts w:ascii="Courier New" w:hAnsi="Courier New"/>
+                <w:color w:val="262626"/>
+                <w:sz w:val="18"/>
+                <w:szCs w:val="18"/>
+              </w:rPr>
+            </w:pPr>
+            <w:r>
+              <w:rPr>
+                <w:rFonts w:ascii="Courier New" w:hAnsi="Courier New"/>
+                <w:color w:val="262626"/>
+                <w:sz w:val="18"/>
+                <w:szCs w:val="18"/>
+              </w:rPr>
+              <w:t xml:space="preserve">                "</w:t>
+            </w:r>
+            <w:proofErr w:type="spellStart"/>
+            <w:r>
+              <w:rPr>
+                <w:rFonts w:ascii="Courier New" w:hAnsi="Courier New"/>
+                <w:color w:val="262626"/>
+                <w:sz w:val="18"/>
+                <w:szCs w:val="18"/>
+              </w:rPr>
+              <w:t>parentId</w:t>
+            </w:r>
+            <w:proofErr w:type="spellEnd"/>
+            <w:r>
+              <w:rPr>
+                <w:rFonts w:ascii="Courier New" w:hAnsi="Courier New"/>
+                <w:color w:val="262626"/>
+                <w:sz w:val="18"/>
+                <w:szCs w:val="18"/>
+              </w:rPr>
+              <w:t>": "f4d44b6f-d494-4f88-91ba-2715add0abe9",</w:t>
+            </w:r>
+          </w:p>
+          <w:p>
+            <w:pPr>
+              <w:spacing w:after="0"/>
+              <w:rPr>
+                <w:rFonts w:ascii="Courier New" w:hAnsi="Courier New"/>
+                <w:color w:val="262626"/>
+                <w:sz w:val="18"/>
+                <w:szCs w:val="18"/>
+              </w:rPr>
+            </w:pPr>
+            <w:r>
+              <w:rPr>
+                <w:rFonts w:ascii="Courier New" w:hAnsi="Courier New"/>
+                <w:color w:val="262626"/>
+                <w:sz w:val="18"/>
+                <w:szCs w:val="18"/>
+              </w:rPr>
               <w:lastRenderedPageBreak/>
-              <w:t xml:space="preserve">        "name": "Human Resource",</w:t>
-            </w:r>
-          </w:p>
-          <w:p>
-            <w:pPr>
-              <w:spacing w:after="0"/>
-              <w:rPr>
-                <w:rFonts w:ascii="Courier New" w:hAnsi="Courier New"/>
-                <w:color w:val="262626"/>
-                <w:sz w:val="18"/>
-                <w:szCs w:val="18"/>
-              </w:rPr>
-            </w:pPr>
-            <w:r>
-              <w:rPr>
-                <w:rFonts w:ascii="Courier New" w:hAnsi="Courier New"/>
-                <w:color w:val="262626"/>
-                <w:sz w:val="18"/>
-                <w:szCs w:val="18"/>
-              </w:rPr>
-              <w:t xml:space="preserve">        "</w:t>
-            </w:r>
-            <w:proofErr w:type="spellStart"/>
-            <w:r>
-              <w:rPr>
-                <w:rFonts w:ascii="Courier New" w:hAnsi="Courier New"/>
-                <w:color w:val="262626"/>
-                <w:sz w:val="18"/>
-                <w:szCs w:val="18"/>
-              </w:rPr>
-              <w:t>isActive</w:t>
-            </w:r>
-            <w:proofErr w:type="spellEnd"/>
-            <w:r>
-              <w:rPr>
-                <w:rFonts w:ascii="Courier New" w:hAnsi="Courier New"/>
-                <w:color w:val="262626"/>
-                <w:sz w:val="18"/>
-                <w:szCs w:val="18"/>
-              </w:rPr>
-              <w:t>": true,</w:t>
-            </w:r>
-          </w:p>
-          <w:p>
-            <w:pPr>
-              <w:spacing w:after="0"/>
-              <w:rPr>
-                <w:rFonts w:ascii="Courier New" w:hAnsi="Courier New"/>
-                <w:color w:val="262626"/>
-                <w:sz w:val="18"/>
-                <w:szCs w:val="18"/>
-              </w:rPr>
-            </w:pPr>
-            <w:r>
-              <w:rPr>
-                <w:rFonts w:ascii="Courier New" w:hAnsi="Courier New"/>
-                <w:color w:val="262626"/>
-                <w:sz w:val="18"/>
-                <w:szCs w:val="18"/>
-              </w:rPr>
-              <w:t xml:space="preserve">        "</w:t>
-            </w:r>
-            <w:proofErr w:type="spellStart"/>
-            <w:r>
-              <w:rPr>
-                <w:rFonts w:ascii="Courier New" w:hAnsi="Courier New"/>
-                <w:color w:val="262626"/>
-                <w:sz w:val="18"/>
-                <w:szCs w:val="18"/>
-              </w:rPr>
-              <w:t>createdAt</w:t>
-            </w:r>
-            <w:proofErr w:type="spellEnd"/>
-            <w:r>
-              <w:rPr>
-                <w:rFonts w:ascii="Courier New" w:hAnsi="Courier New"/>
-                <w:color w:val="262626"/>
-                <w:sz w:val="18"/>
-                <w:szCs w:val="18"/>
-              </w:rPr>
-              <w:t>": "2026-09-11T10:43:01.340Z",</w:t>
-            </w:r>
-          </w:p>
-          <w:p>
-            <w:pPr>
-              <w:spacing w:after="0"/>
-              <w:rPr>
-                <w:rFonts w:ascii="Courier New" w:hAnsi="Courier New"/>
-                <w:color w:val="262626"/>
-                <w:sz w:val="18"/>
-                <w:szCs w:val="18"/>
-              </w:rPr>
-            </w:pPr>
-            <w:r>
-              <w:rPr>
-                <w:rFonts w:ascii="Courier New" w:hAnsi="Courier New"/>
-                <w:color w:val="262626"/>
-                <w:sz w:val="18"/>
-                <w:szCs w:val="18"/>
-              </w:rPr>
-              <w:t xml:space="preserve">        "</w:t>
-            </w:r>
-            <w:proofErr w:type="spellStart"/>
-            <w:r>
-              <w:rPr>
-                <w:rFonts w:ascii="Courier New" w:hAnsi="Courier New"/>
-                <w:color w:val="262626"/>
-                <w:sz w:val="18"/>
-                <w:szCs w:val="18"/>
-              </w:rPr>
-              <w:t>updatedAt</w:t>
-            </w:r>
-            <w:proofErr w:type="spellEnd"/>
-            <w:r>
-              <w:rPr>
-                <w:rFonts w:ascii="Courier New" w:hAnsi="Courier New"/>
-                <w:color w:val="262626"/>
-                <w:sz w:val="18"/>
-                <w:szCs w:val="18"/>
-              </w:rPr>
-              <w:t>": "2026-09-12T02:15:02.825Z",</w:t>
-            </w:r>
-          </w:p>
-          <w:p>
-            <w:pPr>
-              <w:spacing w:after="0"/>
-              <w:rPr>
-                <w:rFonts w:ascii="Courier New" w:hAnsi="Courier New"/>
-                <w:color w:val="262626"/>
-                <w:sz w:val="18"/>
-                <w:szCs w:val="18"/>
-              </w:rPr>
-            </w:pPr>
-            <w:r>
-              <w:rPr>
-                <w:rFonts w:ascii="Courier New" w:hAnsi="Courier New"/>
-                <w:color w:val="262626"/>
-                <w:sz w:val="18"/>
-                <w:szCs w:val="18"/>
-              </w:rPr>
-              <w:t xml:space="preserve">        "Menus": [</w:t>
-            </w:r>
-          </w:p>
-          <w:p>
-            <w:pPr>
-              <w:spacing w:after="0"/>
-              <w:rPr>
-                <w:rFonts w:ascii="Courier New" w:hAnsi="Courier New"/>
-                <w:color w:val="262626"/>
-                <w:sz w:val="18"/>
-                <w:szCs w:val="18"/>
-              </w:rPr>
-            </w:pPr>
-            <w:r>
-              <w:rPr>
-                <w:rFonts w:ascii="Courier New" w:hAnsi="Courier New"/>
-                <w:color w:val="262626"/>
-                <w:sz w:val="18"/>
-                <w:szCs w:val="18"/>
-              </w:rPr>
-              <w:t xml:space="preserve">            {</w:t>
-            </w:r>
-          </w:p>
-          <w:p>
-            <w:pPr>
-              <w:spacing w:after="0"/>
-              <w:rPr>
-                <w:rFonts w:ascii="Courier New" w:hAnsi="Courier New"/>
-                <w:color w:val="262626"/>
-                <w:sz w:val="18"/>
-                <w:szCs w:val="18"/>
-              </w:rPr>
-            </w:pPr>
-            <w:r>
-              <w:rPr>
-                <w:rFonts w:ascii="Courier New" w:hAnsi="Courier New"/>
-                <w:color w:val="262626"/>
-                <w:sz w:val="18"/>
-                <w:szCs w:val="18"/>
-              </w:rPr>
-              <w:t xml:space="preserve">                "id": "8c0d6116-9a13-438c-ba84-31c0bbe56c5a",</w:t>
-            </w:r>
-          </w:p>
-          <w:p>
-            <w:pPr>
-              <w:spacing w:after="0"/>
-              <w:rPr>
-                <w:rFonts w:ascii="Courier New" w:hAnsi="Courier New"/>
-                <w:color w:val="262626"/>
-                <w:sz w:val="18"/>
-                <w:szCs w:val="18"/>
-              </w:rPr>
-            </w:pPr>
-            <w:r>
-              <w:rPr>
-                <w:rFonts w:ascii="Courier New" w:hAnsi="Courier New"/>
-                <w:color w:val="262626"/>
-                <w:sz w:val="18"/>
-                <w:szCs w:val="18"/>
-              </w:rPr>
-              <w:t xml:space="preserve">                "</w:t>
-            </w:r>
-            <w:proofErr w:type="spellStart"/>
-            <w:r>
-              <w:rPr>
-                <w:rFonts w:ascii="Courier New" w:hAnsi="Courier New"/>
-                <w:color w:val="262626"/>
-                <w:sz w:val="18"/>
-                <w:szCs w:val="18"/>
-              </w:rPr>
-              <w:t>parentId</w:t>
-            </w:r>
-            <w:proofErr w:type="spellEnd"/>
-            <w:r>
-              <w:rPr>
-                <w:rFonts w:ascii="Courier New" w:hAnsi="Courier New"/>
-                <w:color w:val="262626"/>
-                <w:sz w:val="18"/>
-                <w:szCs w:val="18"/>
-              </w:rPr>
-              <w:t>": "f4d44b6f-d494-4f88-91ba-2715add0abe9",</w:t>
-            </w:r>
-          </w:p>
-          <w:p>
-            <w:pPr>
-              <w:spacing w:after="0"/>
-              <w:rPr>
-                <w:rFonts w:ascii="Courier New" w:hAnsi="Courier New"/>
-                <w:color w:val="262626"/>
-                <w:sz w:val="18"/>
-                <w:szCs w:val="18"/>
-              </w:rPr>
-            </w:pPr>
-            <w:r>
-              <w:rPr>
-                <w:rFonts w:ascii="Courier New" w:hAnsi="Courier New"/>
-                <w:color w:val="262626"/>
-                <w:sz w:val="18"/>
-                <w:szCs w:val="18"/>
-              </w:rPr>
               <w:t xml:space="preserve">                "code": "MENU_MANAGEMENT",</w:t>
             </w:r>
           </w:p>
@@ -12829,7 +12819,6 @@
                 <w:color w:val="323232"/>
                 <w:sz w:val="19"/>
               </w:rPr>
-              <w:lastRenderedPageBreak/>
               <w:t>Content-Type</w:t>
             </w:r>
           </w:p>
@@ -12953,14 +12942,16 @@
                 <w:color w:val="262626"/>
                 <w:sz w:val="18"/>
                 <w:szCs w:val="18"/>
-              </w:rPr>
-            </w:pPr>
-            <w:r>
-              <w:rPr>
-                <w:rFonts w:ascii="Courier New" w:hAnsi="Courier New"/>
-                <w:color w:val="262626"/>
-                <w:sz w:val="18"/>
-                <w:szCs w:val="18"/>
+                <w:lang w:val="en-ID"/>
+              </w:rPr>
+            </w:pPr>
+            <w:r>
+              <w:rPr>
+                <w:rFonts w:ascii="Courier New" w:hAnsi="Courier New"/>
+                <w:color w:val="262626"/>
+                <w:sz w:val="18"/>
+                <w:szCs w:val="18"/>
+                <w:lang w:val="en-ID"/>
               </w:rPr>
               <w:t>{</w:t>
             </w:r>
@@ -12973,16 +12964,18 @@
                 <w:color w:val="262626"/>
                 <w:sz w:val="18"/>
                 <w:szCs w:val="18"/>
-              </w:rPr>
-            </w:pPr>
-            <w:r>
-              <w:rPr>
-                <w:rFonts w:ascii="Courier New" w:hAnsi="Courier New"/>
-                <w:color w:val="262626"/>
-                <w:sz w:val="18"/>
-                <w:szCs w:val="18"/>
-              </w:rPr>
-              <w:t xml:space="preserve">  "code": "</w:t>
+                <w:lang w:val="en-ID"/>
+              </w:rPr>
+            </w:pPr>
+            <w:r>
+              <w:rPr>
+                <w:rFonts w:ascii="Courier New" w:hAnsi="Courier New"/>
+                <w:color w:val="262626"/>
+                <w:sz w:val="18"/>
+                <w:szCs w:val="18"/>
+                <w:lang w:val="en-ID"/>
+              </w:rPr>
+              <w:t>  "</w:t>
             </w:r>
             <w:proofErr w:type="spellStart"/>
             <w:r>
@@ -12991,8 +12984,9 @@
                 <w:color w:val="262626"/>
                 <w:sz w:val="18"/>
                 <w:szCs w:val="18"/>
-              </w:rPr>
-              <w:t>COll</w:t>
+                <w:lang w:val="en-ID"/>
+              </w:rPr>
+              <w:t>nik</w:t>
             </w:r>
             <w:proofErr w:type="spellEnd"/>
             <w:r>
@@ -13001,256 +12995,196 @@
                 <w:color w:val="262626"/>
                 <w:sz w:val="18"/>
                 <w:szCs w:val="18"/>
-              </w:rPr>
-              <w:t>",</w:t>
-            </w:r>
-          </w:p>
-          <w:p>
-            <w:pPr>
-              <w:spacing w:after="0"/>
-              <w:rPr>
-                <w:rFonts w:ascii="Courier New" w:hAnsi="Courier New"/>
-                <w:color w:val="262626"/>
-                <w:sz w:val="18"/>
-                <w:szCs w:val="18"/>
-              </w:rPr>
-            </w:pPr>
-            <w:r>
-              <w:rPr>
-                <w:rFonts w:ascii="Courier New" w:hAnsi="Courier New"/>
-                <w:color w:val="262626"/>
-                <w:sz w:val="18"/>
-                <w:szCs w:val="18"/>
-              </w:rPr>
-              <w:t xml:space="preserve">  "name": "Collection"</w:t>
-            </w:r>
-          </w:p>
-          <w:p>
-            <w:pPr>
-              <w:spacing w:after="0"/>
-              <w:rPr>
-                <w:rFonts w:ascii="Courier New" w:hAnsi="Courier New"/>
-                <w:color w:val="262626"/>
-                <w:sz w:val="18"/>
-                <w:szCs w:val="18"/>
-              </w:rPr>
-            </w:pPr>
-            <w:r>
-              <w:rPr>
-                <w:rFonts w:ascii="Courier New" w:hAnsi="Courier New"/>
-                <w:color w:val="262626"/>
-                <w:sz w:val="18"/>
-                <w:szCs w:val="18"/>
+                <w:lang w:val="en-ID"/>
+              </w:rPr>
+              <w:t>": "EMP008",</w:t>
+            </w:r>
+          </w:p>
+          <w:p>
+            <w:pPr>
+              <w:spacing w:after="0"/>
+              <w:rPr>
+                <w:rFonts w:ascii="Courier New" w:hAnsi="Courier New"/>
+                <w:color w:val="262626"/>
+                <w:sz w:val="18"/>
+                <w:szCs w:val="18"/>
+                <w:lang w:val="en-ID"/>
+              </w:rPr>
+            </w:pPr>
+            <w:r>
+              <w:rPr>
+                <w:rFonts w:ascii="Courier New" w:hAnsi="Courier New"/>
+                <w:color w:val="262626"/>
+                <w:sz w:val="18"/>
+                <w:szCs w:val="18"/>
+                <w:lang w:val="en-ID"/>
+              </w:rPr>
+              <w:t>  "name": "Budi Test 8",</w:t>
+            </w:r>
+          </w:p>
+          <w:p>
+            <w:pPr>
+              <w:spacing w:after="0"/>
+              <w:rPr>
+                <w:rFonts w:ascii="Courier New" w:hAnsi="Courier New"/>
+                <w:color w:val="262626"/>
+                <w:sz w:val="18"/>
+                <w:szCs w:val="18"/>
+                <w:lang w:val="en-ID"/>
+              </w:rPr>
+            </w:pPr>
+            <w:r>
+              <w:rPr>
+                <w:rFonts w:ascii="Courier New" w:hAnsi="Courier New"/>
+                <w:color w:val="262626"/>
+                <w:sz w:val="18"/>
+                <w:szCs w:val="18"/>
+                <w:lang w:val="en-ID"/>
+              </w:rPr>
+              <w:lastRenderedPageBreak/>
+              <w:t>  "email": "budi.8@di2.local",</w:t>
+            </w:r>
+          </w:p>
+          <w:p>
+            <w:pPr>
+              <w:spacing w:after="0"/>
+              <w:rPr>
+                <w:rFonts w:ascii="Courier New" w:hAnsi="Courier New"/>
+                <w:color w:val="262626"/>
+                <w:sz w:val="18"/>
+                <w:szCs w:val="18"/>
+                <w:lang w:val="en-ID"/>
+              </w:rPr>
+            </w:pPr>
+            <w:r>
+              <w:rPr>
+                <w:rFonts w:ascii="Courier New" w:hAnsi="Courier New"/>
+                <w:color w:val="262626"/>
+                <w:sz w:val="18"/>
+                <w:szCs w:val="18"/>
+                <w:lang w:val="en-ID"/>
+              </w:rPr>
+              <w:t>  "password": "Password123!",</w:t>
+            </w:r>
+          </w:p>
+          <w:p>
+            <w:pPr>
+              <w:spacing w:after="0"/>
+              <w:rPr>
+                <w:rFonts w:ascii="Courier New" w:hAnsi="Courier New"/>
+                <w:color w:val="262626"/>
+                <w:sz w:val="18"/>
+                <w:szCs w:val="18"/>
+                <w:lang w:val="en-ID"/>
+              </w:rPr>
+            </w:pPr>
+            <w:r>
+              <w:rPr>
+                <w:rFonts w:ascii="Courier New" w:hAnsi="Courier New"/>
+                <w:color w:val="262626"/>
+                <w:sz w:val="18"/>
+                <w:szCs w:val="18"/>
+                <w:lang w:val="en-ID"/>
+              </w:rPr>
+              <w:t>  "</w:t>
+            </w:r>
+            <w:proofErr w:type="spellStart"/>
+            <w:r>
+              <w:rPr>
+                <w:rFonts w:ascii="Courier New" w:hAnsi="Courier New"/>
+                <w:color w:val="262626"/>
+                <w:sz w:val="18"/>
+                <w:szCs w:val="18"/>
+                <w:lang w:val="en-ID"/>
+              </w:rPr>
+              <w:t>roleIds</w:t>
+            </w:r>
+            <w:proofErr w:type="spellEnd"/>
+            <w:r>
+              <w:rPr>
+                <w:rFonts w:ascii="Courier New" w:hAnsi="Courier New"/>
+                <w:color w:val="262626"/>
+                <w:sz w:val="18"/>
+                <w:szCs w:val="18"/>
+                <w:lang w:val="en-ID"/>
+              </w:rPr>
+              <w:t>": [</w:t>
+            </w:r>
+          </w:p>
+          <w:p>
+            <w:pPr>
+              <w:spacing w:after="0"/>
+              <w:rPr>
+                <w:rFonts w:ascii="Courier New" w:hAnsi="Courier New"/>
+                <w:color w:val="262626"/>
+                <w:sz w:val="18"/>
+                <w:szCs w:val="18"/>
+                <w:lang w:val="en-ID"/>
+              </w:rPr>
+            </w:pPr>
+            <w:r>
+              <w:rPr>
+                <w:rFonts w:ascii="Courier New" w:hAnsi="Courier New"/>
+                <w:color w:val="262626"/>
+                <w:sz w:val="18"/>
+                <w:szCs w:val="18"/>
+                <w:lang w:val="en-ID"/>
+              </w:rPr>
+              <w:t>    "d7321971-17ae-4c92-a7eb-2a098aeb9b12"</w:t>
+            </w:r>
+          </w:p>
+          <w:p>
+            <w:pPr>
+              <w:spacing w:after="0"/>
+              <w:rPr>
+                <w:rFonts w:ascii="Courier New" w:hAnsi="Courier New"/>
+                <w:color w:val="262626"/>
+                <w:sz w:val="18"/>
+                <w:szCs w:val="18"/>
+                <w:lang w:val="en-ID"/>
+              </w:rPr>
+            </w:pPr>
+            <w:r>
+              <w:rPr>
+                <w:rFonts w:ascii="Courier New" w:hAnsi="Courier New"/>
+                <w:color w:val="262626"/>
+                <w:sz w:val="18"/>
+                <w:szCs w:val="18"/>
+                <w:lang w:val="en-ID"/>
+              </w:rPr>
+              <w:t>  ]</w:t>
+            </w:r>
+          </w:p>
+          <w:p>
+            <w:pPr>
+              <w:spacing w:after="0"/>
+              <w:rPr>
+                <w:rFonts w:ascii="Courier New" w:hAnsi="Courier New"/>
+                <w:color w:val="262626"/>
+                <w:sz w:val="18"/>
+                <w:szCs w:val="18"/>
+                <w:lang w:val="en-ID"/>
+              </w:rPr>
+            </w:pPr>
+            <w:r>
+              <w:rPr>
+                <w:rFonts w:ascii="Courier New" w:hAnsi="Courier New"/>
+                <w:color w:val="262626"/>
+                <w:sz w:val="18"/>
+                <w:szCs w:val="18"/>
+                <w:lang w:val="en-ID"/>
               </w:rPr>
               <w:t>}</w:t>
             </w:r>
-            <w:r>
-              <w:rPr>
-                <w:rFonts w:ascii="Courier New" w:hAnsi="Courier New"/>
-                <w:color w:val="262626"/>
-                <w:sz w:val="18"/>
-                <w:szCs w:val="18"/>
-              </w:rPr>
-              <w:t>{</w:t>
-            </w:r>
-          </w:p>
-          <w:p>
-            <w:pPr>
-              <w:spacing w:after="0"/>
-              <w:rPr>
-                <w:rFonts w:ascii="Courier New" w:hAnsi="Courier New"/>
-                <w:color w:val="262626"/>
-                <w:sz w:val="18"/>
-                <w:szCs w:val="18"/>
-              </w:rPr>
-            </w:pPr>
-            <w:r>
-              <w:rPr>
-                <w:rFonts w:ascii="Courier New" w:hAnsi="Courier New"/>
-                <w:color w:val="262626"/>
-                <w:sz w:val="18"/>
-                <w:szCs w:val="18"/>
-              </w:rPr>
-              <w:t xml:space="preserve">  "</w:t>
-            </w:r>
-            <w:proofErr w:type="spellStart"/>
-            <w:r>
-              <w:rPr>
-                <w:rFonts w:ascii="Courier New" w:hAnsi="Courier New"/>
-                <w:color w:val="262626"/>
-                <w:sz w:val="18"/>
-                <w:szCs w:val="18"/>
-              </w:rPr>
-              <w:t>nik</w:t>
-            </w:r>
-            <w:proofErr w:type="spellEnd"/>
-            <w:r>
-              <w:rPr>
-                <w:rFonts w:ascii="Courier New" w:hAnsi="Courier New"/>
-                <w:color w:val="262626"/>
-                <w:sz w:val="18"/>
-                <w:szCs w:val="18"/>
-              </w:rPr>
-              <w:t>": "EMP002",</w:t>
-            </w:r>
-          </w:p>
-          <w:p>
-            <w:pPr>
-              <w:spacing w:after="0"/>
-              <w:rPr>
-                <w:rFonts w:ascii="Courier New" w:hAnsi="Courier New"/>
-                <w:color w:val="262626"/>
-                <w:sz w:val="18"/>
-                <w:szCs w:val="18"/>
-              </w:rPr>
-            </w:pPr>
-            <w:r>
-              <w:rPr>
-                <w:rFonts w:ascii="Courier New" w:hAnsi="Courier New"/>
-                <w:color w:val="262626"/>
-                <w:sz w:val="18"/>
-                <w:szCs w:val="18"/>
-              </w:rPr>
-              <w:t xml:space="preserve">  "name": "Budi 2",</w:t>
-            </w:r>
-          </w:p>
-          <w:p>
-            <w:pPr>
-              <w:spacing w:after="0"/>
-              <w:rPr>
-                <w:rFonts w:ascii="Courier New" w:hAnsi="Courier New"/>
-                <w:color w:val="262626"/>
-                <w:sz w:val="18"/>
-                <w:szCs w:val="18"/>
-              </w:rPr>
-            </w:pPr>
-            <w:r>
-              <w:rPr>
-                <w:rFonts w:ascii="Courier New" w:hAnsi="Courier New"/>
-                <w:color w:val="262626"/>
-                <w:sz w:val="18"/>
-                <w:szCs w:val="18"/>
-              </w:rPr>
-              <w:t xml:space="preserve">  "email": "budi.2@di2.local",</w:t>
-            </w:r>
-          </w:p>
-          <w:p>
-            <w:pPr>
-              <w:spacing w:after="0"/>
-              <w:rPr>
-                <w:rFonts w:ascii="Courier New" w:hAnsi="Courier New"/>
-                <w:color w:val="262626"/>
-                <w:sz w:val="18"/>
-                <w:szCs w:val="18"/>
-              </w:rPr>
-            </w:pPr>
-            <w:r>
-              <w:rPr>
-                <w:rFonts w:ascii="Courier New" w:hAnsi="Courier New"/>
-                <w:color w:val="262626"/>
-                <w:sz w:val="18"/>
-                <w:szCs w:val="18"/>
-              </w:rPr>
-              <w:t xml:space="preserve">  "password": "Password123!",</w:t>
-            </w:r>
-          </w:p>
-          <w:p>
-            <w:pPr>
-              <w:spacing w:after="0"/>
-              <w:rPr>
-                <w:rFonts w:ascii="Courier New" w:hAnsi="Courier New"/>
-                <w:color w:val="262626"/>
-                <w:sz w:val="18"/>
-                <w:szCs w:val="18"/>
-              </w:rPr>
-            </w:pPr>
-            <w:r>
-              <w:rPr>
-                <w:rFonts w:ascii="Courier New" w:hAnsi="Courier New"/>
-                <w:color w:val="262626"/>
-                <w:sz w:val="18"/>
-                <w:szCs w:val="18"/>
-              </w:rPr>
-              <w:t xml:space="preserve">  "</w:t>
-            </w:r>
-            <w:proofErr w:type="spellStart"/>
-            <w:r>
-              <w:rPr>
-                <w:rFonts w:ascii="Courier New" w:hAnsi="Courier New"/>
-                <w:color w:val="262626"/>
-                <w:sz w:val="18"/>
-                <w:szCs w:val="18"/>
-              </w:rPr>
-              <w:t>roleIds</w:t>
-            </w:r>
-            <w:proofErr w:type="spellEnd"/>
-            <w:r>
-              <w:rPr>
-                <w:rFonts w:ascii="Courier New" w:hAnsi="Courier New"/>
-                <w:color w:val="262626"/>
-                <w:sz w:val="18"/>
-                <w:szCs w:val="18"/>
-              </w:rPr>
-              <w:t>": [</w:t>
-            </w:r>
-          </w:p>
-          <w:p>
-            <w:pPr>
-              <w:spacing w:after="0"/>
-              <w:rPr>
-                <w:rFonts w:ascii="Courier New" w:hAnsi="Courier New"/>
-                <w:color w:val="262626"/>
-                <w:sz w:val="18"/>
-                <w:szCs w:val="18"/>
-              </w:rPr>
-            </w:pPr>
-            <w:r>
-              <w:rPr>
-                <w:rFonts w:ascii="Courier New" w:hAnsi="Courier New"/>
-                <w:color w:val="262626"/>
-                <w:sz w:val="18"/>
-                <w:szCs w:val="18"/>
-              </w:rPr>
-              <w:t xml:space="preserve">    "d7321971-17ae-4c92-a7eb-2a098aeb9b12"</w:t>
-            </w:r>
-          </w:p>
-          <w:p>
-            <w:pPr>
-              <w:spacing w:after="0"/>
-              <w:rPr>
-                <w:rFonts w:ascii="Courier New" w:hAnsi="Courier New"/>
-                <w:color w:val="262626"/>
-                <w:sz w:val="18"/>
-                <w:szCs w:val="18"/>
-              </w:rPr>
-            </w:pPr>
-            <w:r>
-              <w:rPr>
-                <w:rFonts w:ascii="Courier New" w:hAnsi="Courier New"/>
-                <w:color w:val="262626"/>
-                <w:sz w:val="18"/>
-                <w:szCs w:val="18"/>
-              </w:rPr>
-              <w:t xml:space="preserve">  ]</w:t>
-            </w:r>
-          </w:p>
-          <w:p>
-            <w:pPr>
-              <w:spacing w:after="0"/>
-              <w:rPr>
-                <w:sz w:val="18"/>
-                <w:szCs w:val="18"/>
-              </w:rPr>
-            </w:pPr>
-            <w:r>
-              <w:rPr>
-                <w:rFonts w:ascii="Courier New" w:hAnsi="Courier New"/>
-                <w:color w:val="262626"/>
-                <w:sz w:val="18"/>
-                <w:szCs w:val="18"/>
-              </w:rPr>
-              <w:t>}</w:t>
-            </w:r>
+          </w:p>
+          <w:p>
+            <w:pPr>
+              <w:spacing w:after="0"/>
+              <w:rPr>
+                <w:sz w:val="18"/>
+                <w:szCs w:val="18"/>
+              </w:rPr>
+            </w:pPr>
           </w:p>
         </w:tc>
       </w:tr>
@@ -13269,6 +13203,7 @@
           <w:color w:val="595959"/>
           <w:sz w:val="24"/>
         </w:rPr>
+        <w:lastRenderedPageBreak/>
         <w:t>Response Success (20</w:t>
       </w:r>
       <w:r>
@@ -13317,6 +13252,420 @@
               <w:right w:w="180" w:type="dxa"/>
             </w:tcMar>
           </w:tcPr>
+          <w:p>
+            <w:pPr>
+              <w:spacing w:after="0"/>
+              <w:rPr>
+                <w:sz w:val="18"/>
+                <w:szCs w:val="18"/>
+                <w:lang w:val="en-ID"/>
+              </w:rPr>
+            </w:pPr>
+            <w:r>
+              <w:rPr>
+                <w:sz w:val="18"/>
+                <w:szCs w:val="18"/>
+                <w:lang w:val="en-ID"/>
+              </w:rPr>
+              <w:t>{</w:t>
+            </w:r>
+          </w:p>
+          <w:p>
+            <w:pPr>
+              <w:spacing w:after="0"/>
+              <w:rPr>
+                <w:sz w:val="18"/>
+                <w:szCs w:val="18"/>
+                <w:lang w:val="en-ID"/>
+              </w:rPr>
+            </w:pPr>
+            <w:r>
+              <w:rPr>
+                <w:sz w:val="18"/>
+                <w:szCs w:val="18"/>
+                <w:lang w:val="en-ID"/>
+              </w:rPr>
+              <w:t>    "message": "User created successfully",</w:t>
+            </w:r>
+          </w:p>
+          <w:p>
+            <w:pPr>
+              <w:spacing w:after="0"/>
+              <w:rPr>
+                <w:sz w:val="18"/>
+                <w:szCs w:val="18"/>
+                <w:lang w:val="en-ID"/>
+              </w:rPr>
+            </w:pPr>
+            <w:r>
+              <w:rPr>
+                <w:sz w:val="18"/>
+                <w:szCs w:val="18"/>
+                <w:lang w:val="en-ID"/>
+              </w:rPr>
+              <w:t>    "data": {</w:t>
+            </w:r>
+          </w:p>
+          <w:p>
+            <w:pPr>
+              <w:spacing w:after="0"/>
+              <w:rPr>
+                <w:sz w:val="18"/>
+                <w:szCs w:val="18"/>
+                <w:lang w:val="en-ID"/>
+              </w:rPr>
+            </w:pPr>
+            <w:r>
+              <w:rPr>
+                <w:sz w:val="18"/>
+                <w:szCs w:val="18"/>
+                <w:lang w:val="en-ID"/>
+              </w:rPr>
+              <w:t>        "id": "6d5a1f5e-71bc-44e7-a63c-00ab0dfd865e",</w:t>
+            </w:r>
+          </w:p>
+          <w:p>
+            <w:pPr>
+              <w:spacing w:after="0"/>
+              <w:rPr>
+                <w:sz w:val="18"/>
+                <w:szCs w:val="18"/>
+                <w:lang w:val="en-ID"/>
+              </w:rPr>
+            </w:pPr>
+            <w:r>
+              <w:rPr>
+                <w:sz w:val="18"/>
+                <w:szCs w:val="18"/>
+                <w:lang w:val="en-ID"/>
+              </w:rPr>
+              <w:t>        "</w:t>
+            </w:r>
+            <w:proofErr w:type="spellStart"/>
+            <w:r>
+              <w:rPr>
+                <w:sz w:val="18"/>
+                <w:szCs w:val="18"/>
+                <w:lang w:val="en-ID"/>
+              </w:rPr>
+              <w:t>nik</w:t>
+            </w:r>
+            <w:proofErr w:type="spellEnd"/>
+            <w:r>
+              <w:rPr>
+                <w:sz w:val="18"/>
+                <w:szCs w:val="18"/>
+                <w:lang w:val="en-ID"/>
+              </w:rPr>
+              <w:t>": "EMP008",</w:t>
+            </w:r>
+          </w:p>
+          <w:p>
+            <w:pPr>
+              <w:spacing w:after="0"/>
+              <w:rPr>
+                <w:sz w:val="18"/>
+                <w:szCs w:val="18"/>
+                <w:lang w:val="en-ID"/>
+              </w:rPr>
+            </w:pPr>
+            <w:r>
+              <w:rPr>
+                <w:sz w:val="18"/>
+                <w:szCs w:val="18"/>
+                <w:lang w:val="en-ID"/>
+              </w:rPr>
+              <w:t>        "email": "budi.8@di2.local",</w:t>
+            </w:r>
+          </w:p>
+          <w:p>
+            <w:pPr>
+              <w:spacing w:after="0"/>
+              <w:rPr>
+                <w:sz w:val="18"/>
+                <w:szCs w:val="18"/>
+                <w:lang w:val="en-ID"/>
+              </w:rPr>
+            </w:pPr>
+            <w:r>
+              <w:rPr>
+                <w:sz w:val="18"/>
+                <w:szCs w:val="18"/>
+                <w:lang w:val="en-ID"/>
+              </w:rPr>
+              <w:t>        "name": "Budi Test 8",</w:t>
+            </w:r>
+          </w:p>
+          <w:p>
+            <w:pPr>
+              <w:spacing w:after="0"/>
+              <w:rPr>
+                <w:sz w:val="18"/>
+                <w:szCs w:val="18"/>
+                <w:lang w:val="en-ID"/>
+              </w:rPr>
+            </w:pPr>
+            <w:r>
+              <w:rPr>
+                <w:sz w:val="18"/>
+                <w:szCs w:val="18"/>
+                <w:lang w:val="en-ID"/>
+              </w:rPr>
+              <w:t>        "</w:t>
+            </w:r>
+            <w:proofErr w:type="spellStart"/>
+            <w:r>
+              <w:rPr>
+                <w:sz w:val="18"/>
+                <w:szCs w:val="18"/>
+                <w:lang w:val="en-ID"/>
+              </w:rPr>
+              <w:t>isActive</w:t>
+            </w:r>
+            <w:proofErr w:type="spellEnd"/>
+            <w:r>
+              <w:rPr>
+                <w:sz w:val="18"/>
+                <w:szCs w:val="18"/>
+                <w:lang w:val="en-ID"/>
+              </w:rPr>
+              <w:t>": true,</w:t>
+            </w:r>
+          </w:p>
+          <w:p>
+            <w:pPr>
+              <w:spacing w:after="0"/>
+              <w:rPr>
+                <w:sz w:val="18"/>
+                <w:szCs w:val="18"/>
+                <w:lang w:val="en-ID"/>
+              </w:rPr>
+            </w:pPr>
+            <w:r>
+              <w:rPr>
+                <w:sz w:val="18"/>
+                <w:szCs w:val="18"/>
+                <w:lang w:val="en-ID"/>
+              </w:rPr>
+              <w:t>        "</w:t>
+            </w:r>
+            <w:proofErr w:type="spellStart"/>
+            <w:r>
+              <w:rPr>
+                <w:sz w:val="18"/>
+                <w:szCs w:val="18"/>
+                <w:lang w:val="en-ID"/>
+              </w:rPr>
+              <w:t>createdAt</w:t>
+            </w:r>
+            <w:proofErr w:type="spellEnd"/>
+            <w:r>
+              <w:rPr>
+                <w:sz w:val="18"/>
+                <w:szCs w:val="18"/>
+                <w:lang w:val="en-ID"/>
+              </w:rPr>
+              <w:t>": "2026-09-12T02:44:19.504Z",</w:t>
+            </w:r>
+          </w:p>
+          <w:p>
+            <w:pPr>
+              <w:spacing w:after="0"/>
+              <w:rPr>
+                <w:sz w:val="18"/>
+                <w:szCs w:val="18"/>
+                <w:lang w:val="en-ID"/>
+              </w:rPr>
+            </w:pPr>
+            <w:r>
+              <w:rPr>
+                <w:sz w:val="18"/>
+                <w:szCs w:val="18"/>
+                <w:lang w:val="en-ID"/>
+              </w:rPr>
+              <w:t>        "</w:t>
+            </w:r>
+            <w:proofErr w:type="spellStart"/>
+            <w:r>
+              <w:rPr>
+                <w:sz w:val="18"/>
+                <w:szCs w:val="18"/>
+                <w:lang w:val="en-ID"/>
+              </w:rPr>
+              <w:t>updatedAt</w:t>
+            </w:r>
+            <w:proofErr w:type="spellEnd"/>
+            <w:r>
+              <w:rPr>
+                <w:sz w:val="18"/>
+                <w:szCs w:val="18"/>
+                <w:lang w:val="en-ID"/>
+              </w:rPr>
+              <w:t>": "2026-09-12T02:44:19.504Z",</w:t>
+            </w:r>
+          </w:p>
+          <w:p>
+            <w:pPr>
+              <w:spacing w:after="0"/>
+              <w:rPr>
+                <w:sz w:val="18"/>
+                <w:szCs w:val="18"/>
+                <w:lang w:val="en-ID"/>
+              </w:rPr>
+            </w:pPr>
+            <w:r>
+              <w:rPr>
+                <w:sz w:val="18"/>
+                <w:szCs w:val="18"/>
+                <w:lang w:val="en-ID"/>
+              </w:rPr>
+              <w:t>        "Roles": [</w:t>
+            </w:r>
+          </w:p>
+          <w:p>
+            <w:pPr>
+              <w:spacing w:after="0"/>
+              <w:rPr>
+                <w:sz w:val="18"/>
+                <w:szCs w:val="18"/>
+                <w:lang w:val="en-ID"/>
+              </w:rPr>
+            </w:pPr>
+            <w:r>
+              <w:rPr>
+                <w:sz w:val="18"/>
+                <w:szCs w:val="18"/>
+                <w:lang w:val="en-ID"/>
+              </w:rPr>
+              <w:t>            {</w:t>
+            </w:r>
+          </w:p>
+          <w:p>
+            <w:pPr>
+              <w:spacing w:after="0"/>
+              <w:rPr>
+                <w:sz w:val="18"/>
+                <w:szCs w:val="18"/>
+                <w:lang w:val="en-ID"/>
+              </w:rPr>
+            </w:pPr>
+            <w:r>
+              <w:rPr>
+                <w:sz w:val="18"/>
+                <w:szCs w:val="18"/>
+                <w:lang w:val="en-ID"/>
+              </w:rPr>
+              <w:t>                "id": "d7321971-17ae-4c92-a7eb-2a098aeb9b12",</w:t>
+            </w:r>
+          </w:p>
+          <w:p>
+            <w:pPr>
+              <w:spacing w:after="0"/>
+              <w:rPr>
+                <w:sz w:val="18"/>
+                <w:szCs w:val="18"/>
+                <w:lang w:val="en-ID"/>
+              </w:rPr>
+            </w:pPr>
+            <w:r>
+              <w:rPr>
+                <w:sz w:val="18"/>
+                <w:szCs w:val="18"/>
+                <w:lang w:val="en-ID"/>
+              </w:rPr>
+              <w:t>                "code": "STAFF",</w:t>
+            </w:r>
+          </w:p>
+          <w:p>
+            <w:pPr>
+              <w:spacing w:after="0"/>
+              <w:rPr>
+                <w:sz w:val="18"/>
+                <w:szCs w:val="18"/>
+                <w:lang w:val="en-ID"/>
+              </w:rPr>
+            </w:pPr>
+            <w:r>
+              <w:rPr>
+                <w:sz w:val="18"/>
+                <w:szCs w:val="18"/>
+                <w:lang w:val="en-ID"/>
+              </w:rPr>
+              <w:t>                "name": "Staff"</w:t>
+            </w:r>
+          </w:p>
+          <w:p>
+            <w:pPr>
+              <w:spacing w:after="0"/>
+              <w:rPr>
+                <w:sz w:val="18"/>
+                <w:szCs w:val="18"/>
+                <w:lang w:val="en-ID"/>
+              </w:rPr>
+            </w:pPr>
+            <w:r>
+              <w:rPr>
+                <w:sz w:val="18"/>
+                <w:szCs w:val="18"/>
+                <w:lang w:val="en-ID"/>
+              </w:rPr>
+              <w:t>            }</w:t>
+            </w:r>
+          </w:p>
+          <w:p>
+            <w:pPr>
+              <w:spacing w:after="0"/>
+              <w:rPr>
+                <w:sz w:val="18"/>
+                <w:szCs w:val="18"/>
+                <w:lang w:val="en-ID"/>
+              </w:rPr>
+            </w:pPr>
+            <w:r>
+              <w:rPr>
+                <w:sz w:val="18"/>
+                <w:szCs w:val="18"/>
+                <w:lang w:val="en-ID"/>
+              </w:rPr>
+              <w:t>        ]</w:t>
+            </w:r>
+          </w:p>
+          <w:p>
+            <w:pPr>
+              <w:spacing w:after="0"/>
+              <w:rPr>
+                <w:sz w:val="18"/>
+                <w:szCs w:val="18"/>
+                <w:lang w:val="en-ID"/>
+              </w:rPr>
+            </w:pPr>
+            <w:r>
+              <w:rPr>
+                <w:sz w:val="18"/>
+                <w:szCs w:val="18"/>
+                <w:lang w:val="en-ID"/>
+              </w:rPr>
+              <w:t>    }</w:t>
+            </w:r>
+          </w:p>
+          <w:p>
+            <w:pPr>
+              <w:spacing w:after="0"/>
+              <w:rPr>
+                <w:sz w:val="18"/>
+                <w:szCs w:val="18"/>
+                <w:lang w:val="en-ID"/>
+              </w:rPr>
+            </w:pPr>
+            <w:r>
+              <w:rPr>
+                <w:sz w:val="18"/>
+                <w:szCs w:val="18"/>
+                <w:lang w:val="en-ID"/>
+              </w:rPr>
+              <w:t>}</w:t>
+            </w:r>
+          </w:p>
           <w:p>
             <w:pPr>
               <w:spacing w:after="0"/>
@@ -13895,6 +14244,7 @@
           <w:color w:val="595959"/>
           <w:sz w:val="24"/>
         </w:rPr>
+        <w:lastRenderedPageBreak/>
         <w:t>Response Success (20</w:t>
       </w:r>
       <w:r>
@@ -14160,7 +14510,1503 @@
                 <w:szCs w:val="18"/>
                 <w:lang w:val="en-ID"/>
               </w:rPr>
+              <w:t>        "</w:t>
+            </w:r>
+            <w:proofErr w:type="spellStart"/>
+            <w:r>
+              <w:rPr>
+                <w:rFonts w:ascii="Courier New" w:hAnsi="Courier New"/>
+                <w:color w:val="262626"/>
+                <w:sz w:val="18"/>
+                <w:szCs w:val="18"/>
+                <w:lang w:val="en-ID"/>
+              </w:rPr>
+              <w:t>createdAt</w:t>
+            </w:r>
+            <w:proofErr w:type="spellEnd"/>
+            <w:r>
+              <w:rPr>
+                <w:rFonts w:ascii="Courier New" w:hAnsi="Courier New"/>
+                <w:color w:val="262626"/>
+                <w:sz w:val="18"/>
+                <w:szCs w:val="18"/>
+                <w:lang w:val="en-ID"/>
+              </w:rPr>
+              <w:t>": "2026-09-11T10:13:10.159Z",</w:t>
+            </w:r>
+          </w:p>
+          <w:p>
+            <w:pPr>
+              <w:spacing w:after="0"/>
+              <w:rPr>
+                <w:rFonts w:ascii="Courier New" w:hAnsi="Courier New"/>
+                <w:color w:val="262626"/>
+                <w:sz w:val="18"/>
+                <w:szCs w:val="18"/>
+                <w:lang w:val="en-ID"/>
+              </w:rPr>
+            </w:pPr>
+            <w:r>
+              <w:rPr>
+                <w:rFonts w:ascii="Courier New" w:hAnsi="Courier New"/>
+                <w:color w:val="262626"/>
+                <w:sz w:val="18"/>
+                <w:szCs w:val="18"/>
+                <w:lang w:val="en-ID"/>
+              </w:rPr>
+              <w:t>        "</w:t>
+            </w:r>
+            <w:proofErr w:type="spellStart"/>
+            <w:r>
+              <w:rPr>
+                <w:rFonts w:ascii="Courier New" w:hAnsi="Courier New"/>
+                <w:color w:val="262626"/>
+                <w:sz w:val="18"/>
+                <w:szCs w:val="18"/>
+                <w:lang w:val="en-ID"/>
+              </w:rPr>
+              <w:t>updatedAt</w:t>
+            </w:r>
+            <w:proofErr w:type="spellEnd"/>
+            <w:r>
+              <w:rPr>
+                <w:rFonts w:ascii="Courier New" w:hAnsi="Courier New"/>
+                <w:color w:val="262626"/>
+                <w:sz w:val="18"/>
+                <w:szCs w:val="18"/>
+                <w:lang w:val="en-ID"/>
+              </w:rPr>
+              <w:t>": "2026-09-12T00:07:39.366Z",</w:t>
+            </w:r>
+          </w:p>
+          <w:p>
+            <w:pPr>
+              <w:spacing w:after="0"/>
+              <w:rPr>
+                <w:rFonts w:ascii="Courier New" w:hAnsi="Courier New"/>
+                <w:color w:val="262626"/>
+                <w:sz w:val="18"/>
+                <w:szCs w:val="18"/>
+                <w:lang w:val="en-ID"/>
+              </w:rPr>
+            </w:pPr>
+            <w:r>
+              <w:rPr>
+                <w:rFonts w:ascii="Courier New" w:hAnsi="Courier New"/>
+                <w:color w:val="262626"/>
+                <w:sz w:val="18"/>
+                <w:szCs w:val="18"/>
+                <w:lang w:val="en-ID"/>
+              </w:rPr>
+              <w:t>        "Roles": [</w:t>
+            </w:r>
+          </w:p>
+          <w:p>
+            <w:pPr>
+              <w:spacing w:after="0"/>
+              <w:rPr>
+                <w:rFonts w:ascii="Courier New" w:hAnsi="Courier New"/>
+                <w:color w:val="262626"/>
+                <w:sz w:val="18"/>
+                <w:szCs w:val="18"/>
+                <w:lang w:val="en-ID"/>
+              </w:rPr>
+            </w:pPr>
+            <w:r>
+              <w:rPr>
+                <w:rFonts w:ascii="Courier New" w:hAnsi="Courier New"/>
+                <w:color w:val="262626"/>
+                <w:sz w:val="18"/>
+                <w:szCs w:val="18"/>
+                <w:lang w:val="en-ID"/>
+              </w:rPr>
+              <w:t>            {</w:t>
+            </w:r>
+          </w:p>
+          <w:p>
+            <w:pPr>
+              <w:spacing w:after="0"/>
+              <w:rPr>
+                <w:rFonts w:ascii="Courier New" w:hAnsi="Courier New"/>
+                <w:color w:val="262626"/>
+                <w:sz w:val="18"/>
+                <w:szCs w:val="18"/>
+                <w:lang w:val="en-ID"/>
+              </w:rPr>
+            </w:pPr>
+            <w:r>
+              <w:rPr>
+                <w:rFonts w:ascii="Courier New" w:hAnsi="Courier New"/>
+                <w:color w:val="262626"/>
+                <w:sz w:val="18"/>
+                <w:szCs w:val="18"/>
+                <w:lang w:val="en-ID"/>
+              </w:rPr>
+              <w:t>                "id": "b2bc05d9-9f6f-4fcf-a7d6-78051fd53a61",</w:t>
+            </w:r>
+          </w:p>
+          <w:p>
+            <w:pPr>
+              <w:spacing w:after="0"/>
+              <w:rPr>
+                <w:rFonts w:ascii="Courier New" w:hAnsi="Courier New"/>
+                <w:color w:val="262626"/>
+                <w:sz w:val="18"/>
+                <w:szCs w:val="18"/>
+                <w:lang w:val="en-ID"/>
+              </w:rPr>
+            </w:pPr>
+            <w:r>
+              <w:rPr>
+                <w:rFonts w:ascii="Courier New" w:hAnsi="Courier New"/>
+                <w:color w:val="262626"/>
+                <w:sz w:val="18"/>
+                <w:szCs w:val="18"/>
+                <w:lang w:val="en-ID"/>
+              </w:rPr>
+              <w:t>                "code": "ADMIN",</w:t>
+            </w:r>
+          </w:p>
+          <w:p>
+            <w:pPr>
+              <w:spacing w:after="0"/>
+              <w:rPr>
+                <w:rFonts w:ascii="Courier New" w:hAnsi="Courier New"/>
+                <w:color w:val="262626"/>
+                <w:sz w:val="18"/>
+                <w:szCs w:val="18"/>
+                <w:lang w:val="en-ID"/>
+              </w:rPr>
+            </w:pPr>
+            <w:r>
+              <w:rPr>
+                <w:rFonts w:ascii="Courier New" w:hAnsi="Courier New"/>
+                <w:color w:val="262626"/>
+                <w:sz w:val="18"/>
+                <w:szCs w:val="18"/>
+                <w:lang w:val="en-ID"/>
+              </w:rPr>
+              <w:t>                "name": "Administrator",</w:t>
+            </w:r>
+          </w:p>
+          <w:p>
+            <w:pPr>
+              <w:spacing w:after="0"/>
+              <w:rPr>
+                <w:rFonts w:ascii="Courier New" w:hAnsi="Courier New"/>
+                <w:color w:val="262626"/>
+                <w:sz w:val="18"/>
+                <w:szCs w:val="18"/>
+                <w:lang w:val="en-ID"/>
+              </w:rPr>
+            </w:pPr>
+            <w:r>
+              <w:rPr>
+                <w:rFonts w:ascii="Courier New" w:hAnsi="Courier New"/>
+                <w:color w:val="262626"/>
+                <w:sz w:val="18"/>
+                <w:szCs w:val="18"/>
+                <w:lang w:val="en-ID"/>
+              </w:rPr>
+              <w:t>                "</w:t>
+            </w:r>
+            <w:proofErr w:type="spellStart"/>
+            <w:r>
+              <w:rPr>
+                <w:rFonts w:ascii="Courier New" w:hAnsi="Courier New"/>
+                <w:color w:val="262626"/>
+                <w:sz w:val="18"/>
+                <w:szCs w:val="18"/>
+                <w:lang w:val="en-ID"/>
+              </w:rPr>
+              <w:t>isActive</w:t>
+            </w:r>
+            <w:proofErr w:type="spellEnd"/>
+            <w:r>
+              <w:rPr>
+                <w:rFonts w:ascii="Courier New" w:hAnsi="Courier New"/>
+                <w:color w:val="262626"/>
+                <w:sz w:val="18"/>
+                <w:szCs w:val="18"/>
+                <w:lang w:val="en-ID"/>
+              </w:rPr>
+              <w:t>": true,</w:t>
+            </w:r>
+          </w:p>
+          <w:p>
+            <w:pPr>
+              <w:spacing w:after="0"/>
+              <w:rPr>
+                <w:rFonts w:ascii="Courier New" w:hAnsi="Courier New"/>
+                <w:color w:val="262626"/>
+                <w:sz w:val="18"/>
+                <w:szCs w:val="18"/>
+                <w:lang w:val="en-ID"/>
+              </w:rPr>
+            </w:pPr>
+            <w:r>
+              <w:rPr>
+                <w:rFonts w:ascii="Courier New" w:hAnsi="Courier New"/>
+                <w:color w:val="262626"/>
+                <w:sz w:val="18"/>
+                <w:szCs w:val="18"/>
+                <w:lang w:val="en-ID"/>
+              </w:rPr>
+              <w:t>                "</w:t>
+            </w:r>
+            <w:proofErr w:type="spellStart"/>
+            <w:r>
+              <w:rPr>
+                <w:rFonts w:ascii="Courier New" w:hAnsi="Courier New"/>
+                <w:color w:val="262626"/>
+                <w:sz w:val="18"/>
+                <w:szCs w:val="18"/>
+                <w:lang w:val="en-ID"/>
+              </w:rPr>
+              <w:t>createdAt</w:t>
+            </w:r>
+            <w:proofErr w:type="spellEnd"/>
+            <w:r>
+              <w:rPr>
+                <w:rFonts w:ascii="Courier New" w:hAnsi="Courier New"/>
+                <w:color w:val="262626"/>
+                <w:sz w:val="18"/>
+                <w:szCs w:val="18"/>
+                <w:lang w:val="en-ID"/>
+              </w:rPr>
+              <w:t>": "2026-09-11T10:12:36.654Z",</w:t>
+            </w:r>
+          </w:p>
+          <w:p>
+            <w:pPr>
+              <w:spacing w:after="0"/>
+              <w:rPr>
+                <w:rFonts w:ascii="Courier New" w:hAnsi="Courier New"/>
+                <w:color w:val="262626"/>
+                <w:sz w:val="18"/>
+                <w:szCs w:val="18"/>
+                <w:lang w:val="en-ID"/>
+              </w:rPr>
+            </w:pPr>
+            <w:r>
+              <w:rPr>
+                <w:rFonts w:ascii="Courier New" w:hAnsi="Courier New"/>
+                <w:color w:val="262626"/>
+                <w:sz w:val="18"/>
+                <w:szCs w:val="18"/>
+                <w:lang w:val="en-ID"/>
+              </w:rPr>
+              <w:t>                "</w:t>
+            </w:r>
+            <w:proofErr w:type="spellStart"/>
+            <w:r>
+              <w:rPr>
+                <w:rFonts w:ascii="Courier New" w:hAnsi="Courier New"/>
+                <w:color w:val="262626"/>
+                <w:sz w:val="18"/>
+                <w:szCs w:val="18"/>
+                <w:lang w:val="en-ID"/>
+              </w:rPr>
+              <w:t>updatedAt</w:t>
+            </w:r>
+            <w:proofErr w:type="spellEnd"/>
+            <w:r>
+              <w:rPr>
+                <w:rFonts w:ascii="Courier New" w:hAnsi="Courier New"/>
+                <w:color w:val="262626"/>
+                <w:sz w:val="18"/>
+                <w:szCs w:val="18"/>
+                <w:lang w:val="en-ID"/>
+              </w:rPr>
+              <w:t>": "2026-09-12T00:01:23.101Z",</w:t>
+            </w:r>
+          </w:p>
+          <w:p>
+            <w:pPr>
+              <w:spacing w:after="0"/>
+              <w:rPr>
+                <w:rFonts w:ascii="Courier New" w:hAnsi="Courier New"/>
+                <w:color w:val="262626"/>
+                <w:sz w:val="18"/>
+                <w:szCs w:val="18"/>
+                <w:lang w:val="en-ID"/>
+              </w:rPr>
+            </w:pPr>
+            <w:r>
+              <w:rPr>
+                <w:rFonts w:ascii="Courier New" w:hAnsi="Courier New"/>
+                <w:color w:val="262626"/>
+                <w:sz w:val="18"/>
+                <w:szCs w:val="18"/>
+                <w:lang w:val="en-ID"/>
+              </w:rPr>
+              <w:t>                "</w:t>
+            </w:r>
+            <w:proofErr w:type="spellStart"/>
+            <w:r>
+              <w:rPr>
+                <w:rFonts w:ascii="Courier New" w:hAnsi="Courier New"/>
+                <w:color w:val="262626"/>
+                <w:sz w:val="18"/>
+                <w:szCs w:val="18"/>
+                <w:lang w:val="en-ID"/>
+              </w:rPr>
+              <w:t>UserRole</w:t>
+            </w:r>
+            <w:proofErr w:type="spellEnd"/>
+            <w:r>
+              <w:rPr>
+                <w:rFonts w:ascii="Courier New" w:hAnsi="Courier New"/>
+                <w:color w:val="262626"/>
+                <w:sz w:val="18"/>
+                <w:szCs w:val="18"/>
+                <w:lang w:val="en-ID"/>
+              </w:rPr>
+              <w:t>": {</w:t>
+            </w:r>
+          </w:p>
+          <w:p>
+            <w:pPr>
+              <w:spacing w:after="0"/>
+              <w:rPr>
+                <w:rFonts w:ascii="Courier New" w:hAnsi="Courier New"/>
+                <w:color w:val="262626"/>
+                <w:sz w:val="18"/>
+                <w:szCs w:val="18"/>
+                <w:lang w:val="en-ID"/>
+              </w:rPr>
+            </w:pPr>
+            <w:r>
+              <w:rPr>
+                <w:rFonts w:ascii="Courier New" w:hAnsi="Courier New"/>
+                <w:color w:val="262626"/>
+                <w:sz w:val="18"/>
+                <w:szCs w:val="18"/>
+                <w:lang w:val="en-ID"/>
+              </w:rPr>
+              <w:t>                    "</w:t>
+            </w:r>
+            <w:proofErr w:type="spellStart"/>
+            <w:r>
+              <w:rPr>
+                <w:rFonts w:ascii="Courier New" w:hAnsi="Courier New"/>
+                <w:color w:val="262626"/>
+                <w:sz w:val="18"/>
+                <w:szCs w:val="18"/>
+                <w:lang w:val="en-ID"/>
+              </w:rPr>
+              <w:t>userId</w:t>
+            </w:r>
+            <w:proofErr w:type="spellEnd"/>
+            <w:r>
+              <w:rPr>
+                <w:rFonts w:ascii="Courier New" w:hAnsi="Courier New"/>
+                <w:color w:val="262626"/>
+                <w:sz w:val="18"/>
+                <w:szCs w:val="18"/>
+                <w:lang w:val="en-ID"/>
+              </w:rPr>
+              <w:t>": "9e1d5441-6410-4737-901d-8fa7f959df59",</w:t>
+            </w:r>
+          </w:p>
+          <w:p>
+            <w:pPr>
+              <w:spacing w:after="0"/>
+              <w:rPr>
+                <w:rFonts w:ascii="Courier New" w:hAnsi="Courier New"/>
+                <w:color w:val="262626"/>
+                <w:sz w:val="18"/>
+                <w:szCs w:val="18"/>
+                <w:lang w:val="en-ID"/>
+              </w:rPr>
+            </w:pPr>
+            <w:r>
+              <w:rPr>
+                <w:rFonts w:ascii="Courier New" w:hAnsi="Courier New"/>
+                <w:color w:val="262626"/>
+                <w:sz w:val="18"/>
+                <w:szCs w:val="18"/>
+                <w:lang w:val="en-ID"/>
+              </w:rPr>
+              <w:t>                    "</w:t>
+            </w:r>
+            <w:proofErr w:type="spellStart"/>
+            <w:r>
+              <w:rPr>
+                <w:rFonts w:ascii="Courier New" w:hAnsi="Courier New"/>
+                <w:color w:val="262626"/>
+                <w:sz w:val="18"/>
+                <w:szCs w:val="18"/>
+                <w:lang w:val="en-ID"/>
+              </w:rPr>
+              <w:t>roleId</w:t>
+            </w:r>
+            <w:proofErr w:type="spellEnd"/>
+            <w:r>
+              <w:rPr>
+                <w:rFonts w:ascii="Courier New" w:hAnsi="Courier New"/>
+                <w:color w:val="262626"/>
+                <w:sz w:val="18"/>
+                <w:szCs w:val="18"/>
+                <w:lang w:val="en-ID"/>
+              </w:rPr>
+              <w:t>": "b2bc05d9-9f6f-4fcf-a7d6-78051fd53a61",</w:t>
+            </w:r>
+          </w:p>
+          <w:p>
+            <w:pPr>
+              <w:spacing w:after="0"/>
+              <w:rPr>
+                <w:rFonts w:ascii="Courier New" w:hAnsi="Courier New"/>
+                <w:color w:val="262626"/>
+                <w:sz w:val="18"/>
+                <w:szCs w:val="18"/>
+                <w:lang w:val="en-ID"/>
+              </w:rPr>
+            </w:pPr>
+            <w:r>
+              <w:rPr>
+                <w:rFonts w:ascii="Courier New" w:hAnsi="Courier New"/>
+                <w:color w:val="262626"/>
+                <w:sz w:val="18"/>
+                <w:szCs w:val="18"/>
+                <w:lang w:val="en-ID"/>
+              </w:rPr>
+              <w:t>                    "</w:t>
+            </w:r>
+            <w:proofErr w:type="spellStart"/>
+            <w:r>
+              <w:rPr>
+                <w:rFonts w:ascii="Courier New" w:hAnsi="Courier New"/>
+                <w:color w:val="262626"/>
+                <w:sz w:val="18"/>
+                <w:szCs w:val="18"/>
+                <w:lang w:val="en-ID"/>
+              </w:rPr>
+              <w:t>createdAt</w:t>
+            </w:r>
+            <w:proofErr w:type="spellEnd"/>
+            <w:r>
+              <w:rPr>
+                <w:rFonts w:ascii="Courier New" w:hAnsi="Courier New"/>
+                <w:color w:val="262626"/>
+                <w:sz w:val="18"/>
+                <w:szCs w:val="18"/>
+                <w:lang w:val="en-ID"/>
+              </w:rPr>
+              <w:t>": "2026-09-11T10:13:10.228Z",</w:t>
+            </w:r>
+          </w:p>
+          <w:p>
+            <w:pPr>
+              <w:spacing w:after="0"/>
+              <w:rPr>
+                <w:rFonts w:ascii="Courier New" w:hAnsi="Courier New"/>
+                <w:color w:val="262626"/>
+                <w:sz w:val="18"/>
+                <w:szCs w:val="18"/>
+                <w:lang w:val="en-ID"/>
+              </w:rPr>
+            </w:pPr>
+            <w:r>
+              <w:rPr>
+                <w:rFonts w:ascii="Courier New" w:hAnsi="Courier New"/>
+                <w:color w:val="262626"/>
+                <w:sz w:val="18"/>
+                <w:szCs w:val="18"/>
+                <w:lang w:val="en-ID"/>
+              </w:rPr>
+              <w:t>                    "</w:t>
+            </w:r>
+            <w:proofErr w:type="spellStart"/>
+            <w:r>
+              <w:rPr>
+                <w:rFonts w:ascii="Courier New" w:hAnsi="Courier New"/>
+                <w:color w:val="262626"/>
+                <w:sz w:val="18"/>
+                <w:szCs w:val="18"/>
+                <w:lang w:val="en-ID"/>
+              </w:rPr>
+              <w:t>updatedAt</w:t>
+            </w:r>
+            <w:proofErr w:type="spellEnd"/>
+            <w:r>
+              <w:rPr>
+                <w:rFonts w:ascii="Courier New" w:hAnsi="Courier New"/>
+                <w:color w:val="262626"/>
+                <w:sz w:val="18"/>
+                <w:szCs w:val="18"/>
+                <w:lang w:val="en-ID"/>
+              </w:rPr>
+              <w:t>": "2026-09-11T10:13:10.228Z"</w:t>
+            </w:r>
+          </w:p>
+          <w:p>
+            <w:pPr>
+              <w:spacing w:after="0"/>
+              <w:rPr>
+                <w:rFonts w:ascii="Courier New" w:hAnsi="Courier New"/>
+                <w:color w:val="262626"/>
+                <w:sz w:val="18"/>
+                <w:szCs w:val="18"/>
+                <w:lang w:val="en-ID"/>
+              </w:rPr>
+            </w:pPr>
+            <w:r>
+              <w:rPr>
+                <w:rFonts w:ascii="Courier New" w:hAnsi="Courier New"/>
+                <w:color w:val="262626"/>
+                <w:sz w:val="18"/>
+                <w:szCs w:val="18"/>
+                <w:lang w:val="en-ID"/>
+              </w:rPr>
+              <w:t>                }</w:t>
+            </w:r>
+          </w:p>
+          <w:p>
+            <w:pPr>
+              <w:spacing w:after="0"/>
+              <w:rPr>
+                <w:rFonts w:ascii="Courier New" w:hAnsi="Courier New"/>
+                <w:color w:val="262626"/>
+                <w:sz w:val="18"/>
+                <w:szCs w:val="18"/>
+                <w:lang w:val="en-ID"/>
+              </w:rPr>
+            </w:pPr>
+            <w:r>
+              <w:rPr>
+                <w:rFonts w:ascii="Courier New" w:hAnsi="Courier New"/>
+                <w:color w:val="262626"/>
+                <w:sz w:val="18"/>
+                <w:szCs w:val="18"/>
+                <w:lang w:val="en-ID"/>
+              </w:rPr>
+              <w:t>            }</w:t>
+            </w:r>
+          </w:p>
+          <w:p>
+            <w:pPr>
+              <w:spacing w:after="0"/>
+              <w:rPr>
+                <w:rFonts w:ascii="Courier New" w:hAnsi="Courier New"/>
+                <w:color w:val="262626"/>
+                <w:sz w:val="18"/>
+                <w:szCs w:val="18"/>
+                <w:lang w:val="en-ID"/>
+              </w:rPr>
+            </w:pPr>
+            <w:r>
+              <w:rPr>
+                <w:rFonts w:ascii="Courier New" w:hAnsi="Courier New"/>
+                <w:color w:val="262626"/>
+                <w:sz w:val="18"/>
+                <w:szCs w:val="18"/>
+                <w:lang w:val="en-ID"/>
+              </w:rPr>
+              <w:t>        ]</w:t>
+            </w:r>
+          </w:p>
+          <w:p>
+            <w:pPr>
+              <w:spacing w:after="0"/>
+              <w:rPr>
+                <w:rFonts w:ascii="Courier New" w:hAnsi="Courier New"/>
+                <w:color w:val="262626"/>
+                <w:sz w:val="18"/>
+                <w:szCs w:val="18"/>
+                <w:lang w:val="en-ID"/>
+              </w:rPr>
+            </w:pPr>
+            <w:r>
+              <w:rPr>
+                <w:rFonts w:ascii="Courier New" w:hAnsi="Courier New"/>
+                <w:color w:val="262626"/>
+                <w:sz w:val="18"/>
+                <w:szCs w:val="18"/>
+                <w:lang w:val="en-ID"/>
+              </w:rPr>
+              <w:t>    },</w:t>
+            </w:r>
+          </w:p>
+          <w:p>
+            <w:pPr>
+              <w:spacing w:after="0"/>
+              <w:rPr>
+                <w:rFonts w:ascii="Courier New" w:hAnsi="Courier New"/>
+                <w:color w:val="262626"/>
+                <w:sz w:val="18"/>
+                <w:szCs w:val="18"/>
+                <w:lang w:val="en-ID"/>
+              </w:rPr>
+            </w:pPr>
+            <w:r>
+              <w:rPr>
+                <w:rFonts w:ascii="Courier New" w:hAnsi="Courier New"/>
+                <w:color w:val="262626"/>
+                <w:sz w:val="18"/>
+                <w:szCs w:val="18"/>
+                <w:lang w:val="en-ID"/>
+              </w:rPr>
+              <w:t>    {</w:t>
+            </w:r>
+          </w:p>
+          <w:p>
+            <w:pPr>
+              <w:spacing w:after="0"/>
+              <w:rPr>
+                <w:rFonts w:ascii="Courier New" w:hAnsi="Courier New"/>
+                <w:color w:val="262626"/>
+                <w:sz w:val="18"/>
+                <w:szCs w:val="18"/>
+                <w:lang w:val="en-ID"/>
+              </w:rPr>
+            </w:pPr>
+            <w:r>
+              <w:rPr>
+                <w:rFonts w:ascii="Courier New" w:hAnsi="Courier New"/>
+                <w:color w:val="262626"/>
+                <w:sz w:val="18"/>
+                <w:szCs w:val="18"/>
+                <w:lang w:val="en-ID"/>
+              </w:rPr>
+              <w:t>        "id": "22a6b2b0-87de-4320-a9d2-65df7f03f433",</w:t>
+            </w:r>
+          </w:p>
+          <w:p>
+            <w:pPr>
+              <w:spacing w:after="0"/>
+              <w:rPr>
+                <w:rFonts w:ascii="Courier New" w:hAnsi="Courier New"/>
+                <w:color w:val="262626"/>
+                <w:sz w:val="18"/>
+                <w:szCs w:val="18"/>
+                <w:lang w:val="en-ID"/>
+              </w:rPr>
+            </w:pPr>
+            <w:r>
+              <w:rPr>
+                <w:rFonts w:ascii="Courier New" w:hAnsi="Courier New"/>
+                <w:color w:val="262626"/>
+                <w:sz w:val="18"/>
+                <w:szCs w:val="18"/>
+                <w:lang w:val="en-ID"/>
+              </w:rPr>
+              <w:t>        "</w:t>
+            </w:r>
+            <w:proofErr w:type="spellStart"/>
+            <w:r>
+              <w:rPr>
+                <w:rFonts w:ascii="Courier New" w:hAnsi="Courier New"/>
+                <w:color w:val="262626"/>
+                <w:sz w:val="18"/>
+                <w:szCs w:val="18"/>
+                <w:lang w:val="en-ID"/>
+              </w:rPr>
+              <w:t>nik</w:t>
+            </w:r>
+            <w:proofErr w:type="spellEnd"/>
+            <w:r>
+              <w:rPr>
+                <w:rFonts w:ascii="Courier New" w:hAnsi="Courier New"/>
+                <w:color w:val="262626"/>
+                <w:sz w:val="18"/>
+                <w:szCs w:val="18"/>
+                <w:lang w:val="en-ID"/>
+              </w:rPr>
+              <w:t>": "EMP002",</w:t>
+            </w:r>
+          </w:p>
+          <w:p>
+            <w:pPr>
+              <w:spacing w:after="0"/>
+              <w:rPr>
+                <w:rFonts w:ascii="Courier New" w:hAnsi="Courier New"/>
+                <w:color w:val="262626"/>
+                <w:sz w:val="18"/>
+                <w:szCs w:val="18"/>
+                <w:lang w:val="en-ID"/>
+              </w:rPr>
+            </w:pPr>
+            <w:r>
+              <w:rPr>
+                <w:rFonts w:ascii="Courier New" w:hAnsi="Courier New"/>
+                <w:color w:val="262626"/>
+                <w:sz w:val="18"/>
+                <w:szCs w:val="18"/>
+                <w:lang w:val="en-ID"/>
+              </w:rPr>
+              <w:t>        "email": "budi.2@di2.local",</w:t>
+            </w:r>
+          </w:p>
+          <w:p>
+            <w:pPr>
+              <w:spacing w:after="0"/>
+              <w:rPr>
+                <w:rFonts w:ascii="Courier New" w:hAnsi="Courier New"/>
+                <w:color w:val="262626"/>
+                <w:sz w:val="18"/>
+                <w:szCs w:val="18"/>
+                <w:lang w:val="en-ID"/>
+              </w:rPr>
+            </w:pPr>
+            <w:r>
+              <w:rPr>
+                <w:rFonts w:ascii="Courier New" w:hAnsi="Courier New"/>
+                <w:color w:val="262626"/>
+                <w:sz w:val="18"/>
+                <w:szCs w:val="18"/>
+                <w:lang w:val="en-ID"/>
+              </w:rPr>
+              <w:t>        "name": "Budi 2",</w:t>
+            </w:r>
+          </w:p>
+          <w:p>
+            <w:pPr>
+              <w:spacing w:after="0"/>
+              <w:rPr>
+                <w:rFonts w:ascii="Courier New" w:hAnsi="Courier New"/>
+                <w:color w:val="262626"/>
+                <w:sz w:val="18"/>
+                <w:szCs w:val="18"/>
+                <w:lang w:val="en-ID"/>
+              </w:rPr>
+            </w:pPr>
+            <w:r>
+              <w:rPr>
+                <w:rFonts w:ascii="Courier New" w:hAnsi="Courier New"/>
+                <w:color w:val="262626"/>
+                <w:sz w:val="18"/>
+                <w:szCs w:val="18"/>
+                <w:lang w:val="en-ID"/>
+              </w:rPr>
+              <w:t>        "</w:t>
+            </w:r>
+            <w:proofErr w:type="spellStart"/>
+            <w:r>
+              <w:rPr>
+                <w:rFonts w:ascii="Courier New" w:hAnsi="Courier New"/>
+                <w:color w:val="262626"/>
+                <w:sz w:val="18"/>
+                <w:szCs w:val="18"/>
+                <w:lang w:val="en-ID"/>
+              </w:rPr>
+              <w:t>isActive</w:t>
+            </w:r>
+            <w:proofErr w:type="spellEnd"/>
+            <w:r>
+              <w:rPr>
+                <w:rFonts w:ascii="Courier New" w:hAnsi="Courier New"/>
+                <w:color w:val="262626"/>
+                <w:sz w:val="18"/>
+                <w:szCs w:val="18"/>
+                <w:lang w:val="en-ID"/>
+              </w:rPr>
+              <w:t>": true,</w:t>
+            </w:r>
+          </w:p>
+          <w:p>
+            <w:pPr>
+              <w:spacing w:after="0"/>
+              <w:rPr>
+                <w:rFonts w:ascii="Courier New" w:hAnsi="Courier New"/>
+                <w:color w:val="262626"/>
+                <w:sz w:val="18"/>
+                <w:szCs w:val="18"/>
+                <w:lang w:val="en-ID"/>
+              </w:rPr>
+            </w:pPr>
+            <w:r>
+              <w:rPr>
+                <w:rFonts w:ascii="Courier New" w:hAnsi="Courier New"/>
+                <w:color w:val="262626"/>
+                <w:sz w:val="18"/>
+                <w:szCs w:val="18"/>
+                <w:lang w:val="en-ID"/>
+              </w:rPr>
+              <w:t>        "</w:t>
+            </w:r>
+            <w:proofErr w:type="spellStart"/>
+            <w:r>
+              <w:rPr>
+                <w:rFonts w:ascii="Courier New" w:hAnsi="Courier New"/>
+                <w:color w:val="262626"/>
+                <w:sz w:val="18"/>
+                <w:szCs w:val="18"/>
+                <w:lang w:val="en-ID"/>
+              </w:rPr>
+              <w:t>createdAt</w:t>
+            </w:r>
+            <w:proofErr w:type="spellEnd"/>
+            <w:r>
+              <w:rPr>
+                <w:rFonts w:ascii="Courier New" w:hAnsi="Courier New"/>
+                <w:color w:val="262626"/>
+                <w:sz w:val="18"/>
+                <w:szCs w:val="18"/>
+                <w:lang w:val="en-ID"/>
+              </w:rPr>
+              <w:t>": "2026-09-12T00:07:24.380Z",</w:t>
+            </w:r>
+          </w:p>
+          <w:p>
+            <w:pPr>
+              <w:spacing w:after="0"/>
+              <w:rPr>
+                <w:rFonts w:ascii="Courier New" w:hAnsi="Courier New"/>
+                <w:color w:val="262626"/>
+                <w:sz w:val="18"/>
+                <w:szCs w:val="18"/>
+                <w:lang w:val="en-ID"/>
+              </w:rPr>
+            </w:pPr>
+            <w:r>
+              <w:rPr>
+                <w:rFonts w:ascii="Courier New" w:hAnsi="Courier New"/>
+                <w:color w:val="262626"/>
+                <w:sz w:val="18"/>
+                <w:szCs w:val="18"/>
+                <w:lang w:val="en-ID"/>
+              </w:rPr>
+              <w:t>        "</w:t>
+            </w:r>
+            <w:proofErr w:type="spellStart"/>
+            <w:r>
+              <w:rPr>
+                <w:rFonts w:ascii="Courier New" w:hAnsi="Courier New"/>
+                <w:color w:val="262626"/>
+                <w:sz w:val="18"/>
+                <w:szCs w:val="18"/>
+                <w:lang w:val="en-ID"/>
+              </w:rPr>
+              <w:t>updatedAt</w:t>
+            </w:r>
+            <w:proofErr w:type="spellEnd"/>
+            <w:r>
+              <w:rPr>
+                <w:rFonts w:ascii="Courier New" w:hAnsi="Courier New"/>
+                <w:color w:val="262626"/>
+                <w:sz w:val="18"/>
+                <w:szCs w:val="18"/>
+                <w:lang w:val="en-ID"/>
+              </w:rPr>
+              <w:t>": "2026-09-12T00:07:24.380Z",</w:t>
+            </w:r>
+          </w:p>
+          <w:p>
+            <w:pPr>
+              <w:spacing w:after="0"/>
+              <w:rPr>
+                <w:rFonts w:ascii="Courier New" w:hAnsi="Courier New"/>
+                <w:color w:val="262626"/>
+                <w:sz w:val="18"/>
+                <w:szCs w:val="18"/>
+                <w:lang w:val="en-ID"/>
+              </w:rPr>
+            </w:pPr>
+            <w:r>
+              <w:rPr>
+                <w:rFonts w:ascii="Courier New" w:hAnsi="Courier New"/>
+                <w:color w:val="262626"/>
+                <w:sz w:val="18"/>
+                <w:szCs w:val="18"/>
+                <w:lang w:val="en-ID"/>
+              </w:rPr>
+              <w:t>        "Roles": [</w:t>
+            </w:r>
+          </w:p>
+          <w:p>
+            <w:pPr>
+              <w:spacing w:after="0"/>
+              <w:rPr>
+                <w:rFonts w:ascii="Courier New" w:hAnsi="Courier New"/>
+                <w:color w:val="262626"/>
+                <w:sz w:val="18"/>
+                <w:szCs w:val="18"/>
+                <w:lang w:val="en-ID"/>
+              </w:rPr>
+            </w:pPr>
+            <w:r>
+              <w:rPr>
+                <w:rFonts w:ascii="Courier New" w:hAnsi="Courier New"/>
+                <w:color w:val="262626"/>
+                <w:sz w:val="18"/>
+                <w:szCs w:val="18"/>
+                <w:lang w:val="en-ID"/>
+              </w:rPr>
+              <w:t>            {</w:t>
+            </w:r>
+          </w:p>
+          <w:p>
+            <w:pPr>
+              <w:spacing w:after="0"/>
+              <w:rPr>
+                <w:rFonts w:ascii="Courier New" w:hAnsi="Courier New"/>
+                <w:color w:val="262626"/>
+                <w:sz w:val="18"/>
+                <w:szCs w:val="18"/>
+                <w:lang w:val="en-ID"/>
+              </w:rPr>
+            </w:pPr>
+            <w:r>
+              <w:rPr>
+                <w:rFonts w:ascii="Courier New" w:hAnsi="Courier New"/>
+                <w:color w:val="262626"/>
+                <w:sz w:val="18"/>
+                <w:szCs w:val="18"/>
+                <w:lang w:val="en-ID"/>
+              </w:rPr>
+              <w:t>                "id": "d7321971-17ae-4c92-a7eb-2a098aeb9b12",</w:t>
+            </w:r>
+          </w:p>
+          <w:p>
+            <w:pPr>
+              <w:spacing w:after="0"/>
+              <w:rPr>
+                <w:rFonts w:ascii="Courier New" w:hAnsi="Courier New"/>
+                <w:color w:val="262626"/>
+                <w:sz w:val="18"/>
+                <w:szCs w:val="18"/>
+                <w:lang w:val="en-ID"/>
+              </w:rPr>
+            </w:pPr>
+            <w:r>
+              <w:rPr>
+                <w:rFonts w:ascii="Courier New" w:hAnsi="Courier New"/>
+                <w:color w:val="262626"/>
+                <w:sz w:val="18"/>
+                <w:szCs w:val="18"/>
+                <w:lang w:val="en-ID"/>
+              </w:rPr>
+              <w:t>                "code": "STAFF",</w:t>
+            </w:r>
+          </w:p>
+          <w:p>
+            <w:pPr>
+              <w:spacing w:after="0"/>
+              <w:rPr>
+                <w:rFonts w:ascii="Courier New" w:hAnsi="Courier New"/>
+                <w:color w:val="262626"/>
+                <w:sz w:val="18"/>
+                <w:szCs w:val="18"/>
+                <w:lang w:val="en-ID"/>
+              </w:rPr>
+            </w:pPr>
+            <w:r>
+              <w:rPr>
+                <w:rFonts w:ascii="Courier New" w:hAnsi="Courier New"/>
+                <w:color w:val="262626"/>
+                <w:sz w:val="18"/>
+                <w:szCs w:val="18"/>
+                <w:lang w:val="en-ID"/>
+              </w:rPr>
+              <w:t>                "name": "Staff",</w:t>
+            </w:r>
+          </w:p>
+          <w:p>
+            <w:pPr>
+              <w:spacing w:after="0"/>
+              <w:rPr>
+                <w:rFonts w:ascii="Courier New" w:hAnsi="Courier New"/>
+                <w:color w:val="262626"/>
+                <w:sz w:val="18"/>
+                <w:szCs w:val="18"/>
+                <w:lang w:val="en-ID"/>
+              </w:rPr>
+            </w:pPr>
+            <w:r>
+              <w:rPr>
+                <w:rFonts w:ascii="Courier New" w:hAnsi="Courier New"/>
+                <w:color w:val="262626"/>
+                <w:sz w:val="18"/>
+                <w:szCs w:val="18"/>
+                <w:lang w:val="en-ID"/>
+              </w:rPr>
+              <w:t>                "</w:t>
+            </w:r>
+            <w:proofErr w:type="spellStart"/>
+            <w:r>
+              <w:rPr>
+                <w:rFonts w:ascii="Courier New" w:hAnsi="Courier New"/>
+                <w:color w:val="262626"/>
+                <w:sz w:val="18"/>
+                <w:szCs w:val="18"/>
+                <w:lang w:val="en-ID"/>
+              </w:rPr>
+              <w:t>isActive</w:t>
+            </w:r>
+            <w:proofErr w:type="spellEnd"/>
+            <w:r>
+              <w:rPr>
+                <w:rFonts w:ascii="Courier New" w:hAnsi="Courier New"/>
+                <w:color w:val="262626"/>
+                <w:sz w:val="18"/>
+                <w:szCs w:val="18"/>
+                <w:lang w:val="en-ID"/>
+              </w:rPr>
+              <w:t>": true,</w:t>
+            </w:r>
+          </w:p>
+          <w:p>
+            <w:pPr>
+              <w:spacing w:after="0"/>
+              <w:rPr>
+                <w:rFonts w:ascii="Courier New" w:hAnsi="Courier New"/>
+                <w:color w:val="262626"/>
+                <w:sz w:val="18"/>
+                <w:szCs w:val="18"/>
+                <w:lang w:val="en-ID"/>
+              </w:rPr>
+            </w:pPr>
+            <w:r>
+              <w:rPr>
+                <w:rFonts w:ascii="Courier New" w:hAnsi="Courier New"/>
+                <w:color w:val="262626"/>
+                <w:sz w:val="18"/>
+                <w:szCs w:val="18"/>
+                <w:lang w:val="en-ID"/>
+              </w:rPr>
+              <w:t>                "</w:t>
+            </w:r>
+            <w:proofErr w:type="spellStart"/>
+            <w:r>
+              <w:rPr>
+                <w:rFonts w:ascii="Courier New" w:hAnsi="Courier New"/>
+                <w:color w:val="262626"/>
+                <w:sz w:val="18"/>
+                <w:szCs w:val="18"/>
+                <w:lang w:val="en-ID"/>
+              </w:rPr>
+              <w:t>createdAt</w:t>
+            </w:r>
+            <w:proofErr w:type="spellEnd"/>
+            <w:r>
+              <w:rPr>
+                <w:rFonts w:ascii="Courier New" w:hAnsi="Courier New"/>
+                <w:color w:val="262626"/>
+                <w:sz w:val="18"/>
+                <w:szCs w:val="18"/>
+                <w:lang w:val="en-ID"/>
+              </w:rPr>
+              <w:t>": "2026-09-11T10:12:36.739Z",</w:t>
+            </w:r>
+          </w:p>
+          <w:p>
+            <w:pPr>
+              <w:spacing w:after="0"/>
+              <w:rPr>
+                <w:rFonts w:ascii="Courier New" w:hAnsi="Courier New"/>
+                <w:color w:val="262626"/>
+                <w:sz w:val="18"/>
+                <w:szCs w:val="18"/>
+                <w:lang w:val="en-ID"/>
+              </w:rPr>
+            </w:pPr>
+            <w:r>
+              <w:rPr>
+                <w:rFonts w:ascii="Courier New" w:hAnsi="Courier New"/>
+                <w:color w:val="262626"/>
+                <w:sz w:val="18"/>
+                <w:szCs w:val="18"/>
+                <w:lang w:val="en-ID"/>
+              </w:rPr>
+              <w:t>                "</w:t>
+            </w:r>
+            <w:proofErr w:type="spellStart"/>
+            <w:r>
+              <w:rPr>
+                <w:rFonts w:ascii="Courier New" w:hAnsi="Courier New"/>
+                <w:color w:val="262626"/>
+                <w:sz w:val="18"/>
+                <w:szCs w:val="18"/>
+                <w:lang w:val="en-ID"/>
+              </w:rPr>
+              <w:t>updatedAt</w:t>
+            </w:r>
+            <w:proofErr w:type="spellEnd"/>
+            <w:r>
+              <w:rPr>
+                <w:rFonts w:ascii="Courier New" w:hAnsi="Courier New"/>
+                <w:color w:val="262626"/>
+                <w:sz w:val="18"/>
+                <w:szCs w:val="18"/>
+                <w:lang w:val="en-ID"/>
+              </w:rPr>
+              <w:t>": "2026-09-12T00:05:45.437Z",</w:t>
+            </w:r>
+          </w:p>
+          <w:p>
+            <w:pPr>
+              <w:spacing w:after="0"/>
+              <w:rPr>
+                <w:rFonts w:ascii="Courier New" w:hAnsi="Courier New"/>
+                <w:color w:val="262626"/>
+                <w:sz w:val="18"/>
+                <w:szCs w:val="18"/>
+                <w:lang w:val="en-ID"/>
+              </w:rPr>
+            </w:pPr>
+            <w:r>
+              <w:rPr>
+                <w:rFonts w:ascii="Courier New" w:hAnsi="Courier New"/>
+                <w:color w:val="262626"/>
+                <w:sz w:val="18"/>
+                <w:szCs w:val="18"/>
+                <w:lang w:val="en-ID"/>
+              </w:rPr>
+              <w:t>                "</w:t>
+            </w:r>
+            <w:proofErr w:type="spellStart"/>
+            <w:r>
+              <w:rPr>
+                <w:rFonts w:ascii="Courier New" w:hAnsi="Courier New"/>
+                <w:color w:val="262626"/>
+                <w:sz w:val="18"/>
+                <w:szCs w:val="18"/>
+                <w:lang w:val="en-ID"/>
+              </w:rPr>
+              <w:t>UserRole</w:t>
+            </w:r>
+            <w:proofErr w:type="spellEnd"/>
+            <w:r>
+              <w:rPr>
+                <w:rFonts w:ascii="Courier New" w:hAnsi="Courier New"/>
+                <w:color w:val="262626"/>
+                <w:sz w:val="18"/>
+                <w:szCs w:val="18"/>
+                <w:lang w:val="en-ID"/>
+              </w:rPr>
+              <w:t>": {</w:t>
+            </w:r>
+          </w:p>
+          <w:p>
+            <w:pPr>
+              <w:spacing w:after="0"/>
+              <w:rPr>
+                <w:rFonts w:ascii="Courier New" w:hAnsi="Courier New"/>
+                <w:color w:val="262626"/>
+                <w:sz w:val="18"/>
+                <w:szCs w:val="18"/>
+                <w:lang w:val="en-ID"/>
+              </w:rPr>
+            </w:pPr>
+            <w:r>
+              <w:rPr>
+                <w:rFonts w:ascii="Courier New" w:hAnsi="Courier New"/>
+                <w:color w:val="262626"/>
+                <w:sz w:val="18"/>
+                <w:szCs w:val="18"/>
+                <w:lang w:val="en-ID"/>
+              </w:rPr>
+              <w:t>                    "</w:t>
+            </w:r>
+            <w:proofErr w:type="spellStart"/>
+            <w:r>
+              <w:rPr>
+                <w:rFonts w:ascii="Courier New" w:hAnsi="Courier New"/>
+                <w:color w:val="262626"/>
+                <w:sz w:val="18"/>
+                <w:szCs w:val="18"/>
+                <w:lang w:val="en-ID"/>
+              </w:rPr>
+              <w:t>userId</w:t>
+            </w:r>
+            <w:proofErr w:type="spellEnd"/>
+            <w:r>
+              <w:rPr>
+                <w:rFonts w:ascii="Courier New" w:hAnsi="Courier New"/>
+                <w:color w:val="262626"/>
+                <w:sz w:val="18"/>
+                <w:szCs w:val="18"/>
+                <w:lang w:val="en-ID"/>
+              </w:rPr>
+              <w:t>": "22a6b2b0-87de-4320-a9d2-65df7f03f433",</w:t>
+            </w:r>
+          </w:p>
+          <w:p>
+            <w:pPr>
+              <w:spacing w:after="0"/>
+              <w:rPr>
+                <w:rFonts w:ascii="Courier New" w:hAnsi="Courier New"/>
+                <w:color w:val="262626"/>
+                <w:sz w:val="18"/>
+                <w:szCs w:val="18"/>
+                <w:lang w:val="en-ID"/>
+              </w:rPr>
+            </w:pPr>
+            <w:r>
+              <w:rPr>
+                <w:rFonts w:ascii="Courier New" w:hAnsi="Courier New"/>
+                <w:color w:val="262626"/>
+                <w:sz w:val="18"/>
+                <w:szCs w:val="18"/>
+                <w:lang w:val="en-ID"/>
+              </w:rPr>
+              <w:t>                    "</w:t>
+            </w:r>
+            <w:proofErr w:type="spellStart"/>
+            <w:r>
+              <w:rPr>
+                <w:rFonts w:ascii="Courier New" w:hAnsi="Courier New"/>
+                <w:color w:val="262626"/>
+                <w:sz w:val="18"/>
+                <w:szCs w:val="18"/>
+                <w:lang w:val="en-ID"/>
+              </w:rPr>
+              <w:t>roleId</w:t>
+            </w:r>
+            <w:proofErr w:type="spellEnd"/>
+            <w:r>
+              <w:rPr>
+                <w:rFonts w:ascii="Courier New" w:hAnsi="Courier New"/>
+                <w:color w:val="262626"/>
+                <w:sz w:val="18"/>
+                <w:szCs w:val="18"/>
+                <w:lang w:val="en-ID"/>
+              </w:rPr>
+              <w:t>": "d7321971-17ae-4c92-a7eb-2a098aeb9b12",</w:t>
+            </w:r>
+          </w:p>
+          <w:p>
+            <w:pPr>
+              <w:spacing w:after="0"/>
+              <w:rPr>
+                <w:rFonts w:ascii="Courier New" w:hAnsi="Courier New"/>
+                <w:color w:val="262626"/>
+                <w:sz w:val="18"/>
+                <w:szCs w:val="18"/>
+                <w:lang w:val="en-ID"/>
+              </w:rPr>
+            </w:pPr>
+            <w:r>
+              <w:rPr>
+                <w:rFonts w:ascii="Courier New" w:hAnsi="Courier New"/>
+                <w:color w:val="262626"/>
+                <w:sz w:val="18"/>
+                <w:szCs w:val="18"/>
+                <w:lang w:val="en-ID"/>
+              </w:rPr>
+              <w:t>                    "</w:t>
+            </w:r>
+            <w:proofErr w:type="spellStart"/>
+            <w:r>
+              <w:rPr>
+                <w:rFonts w:ascii="Courier New" w:hAnsi="Courier New"/>
+                <w:color w:val="262626"/>
+                <w:sz w:val="18"/>
+                <w:szCs w:val="18"/>
+                <w:lang w:val="en-ID"/>
+              </w:rPr>
+              <w:t>createdAt</w:t>
+            </w:r>
+            <w:proofErr w:type="spellEnd"/>
+            <w:r>
+              <w:rPr>
+                <w:rFonts w:ascii="Courier New" w:hAnsi="Courier New"/>
+                <w:color w:val="262626"/>
+                <w:sz w:val="18"/>
+                <w:szCs w:val="18"/>
+                <w:lang w:val="en-ID"/>
+              </w:rPr>
+              <w:t>": "2026-09-12T00:07:24.472Z",</w:t>
+            </w:r>
+          </w:p>
+          <w:p>
+            <w:pPr>
+              <w:spacing w:after="0"/>
+              <w:rPr>
+                <w:rFonts w:ascii="Courier New" w:hAnsi="Courier New"/>
+                <w:color w:val="262626"/>
+                <w:sz w:val="18"/>
+                <w:szCs w:val="18"/>
+                <w:lang w:val="en-ID"/>
+              </w:rPr>
+            </w:pPr>
+            <w:r>
+              <w:rPr>
+                <w:rFonts w:ascii="Courier New" w:hAnsi="Courier New"/>
+                <w:color w:val="262626"/>
+                <w:sz w:val="18"/>
+                <w:szCs w:val="18"/>
+                <w:lang w:val="en-ID"/>
+              </w:rPr>
+              <w:t>                    "</w:t>
+            </w:r>
+            <w:proofErr w:type="spellStart"/>
+            <w:r>
+              <w:rPr>
+                <w:rFonts w:ascii="Courier New" w:hAnsi="Courier New"/>
+                <w:color w:val="262626"/>
+                <w:sz w:val="18"/>
+                <w:szCs w:val="18"/>
+                <w:lang w:val="en-ID"/>
+              </w:rPr>
+              <w:t>updatedAt</w:t>
+            </w:r>
+            <w:proofErr w:type="spellEnd"/>
+            <w:r>
+              <w:rPr>
+                <w:rFonts w:ascii="Courier New" w:hAnsi="Courier New"/>
+                <w:color w:val="262626"/>
+                <w:sz w:val="18"/>
+                <w:szCs w:val="18"/>
+                <w:lang w:val="en-ID"/>
+              </w:rPr>
+              <w:t>": "2026-09-12T00:07:24.472Z"</w:t>
+            </w:r>
+          </w:p>
+          <w:p>
+            <w:pPr>
+              <w:spacing w:after="0"/>
+              <w:rPr>
+                <w:rFonts w:ascii="Courier New" w:hAnsi="Courier New"/>
+                <w:color w:val="262626"/>
+                <w:sz w:val="18"/>
+                <w:szCs w:val="18"/>
+                <w:lang w:val="en-ID"/>
+              </w:rPr>
+            </w:pPr>
+            <w:r>
+              <w:rPr>
+                <w:rFonts w:ascii="Courier New" w:hAnsi="Courier New"/>
+                <w:color w:val="262626"/>
+                <w:sz w:val="18"/>
+                <w:szCs w:val="18"/>
+                <w:lang w:val="en-ID"/>
+              </w:rPr>
+              <w:t>                }</w:t>
+            </w:r>
+          </w:p>
+          <w:p>
+            <w:pPr>
+              <w:spacing w:after="0"/>
+              <w:rPr>
+                <w:rFonts w:ascii="Courier New" w:hAnsi="Courier New"/>
+                <w:color w:val="262626"/>
+                <w:sz w:val="18"/>
+                <w:szCs w:val="18"/>
+                <w:lang w:val="en-ID"/>
+              </w:rPr>
+            </w:pPr>
+            <w:r>
+              <w:rPr>
+                <w:rFonts w:ascii="Courier New" w:hAnsi="Courier New"/>
+                <w:color w:val="262626"/>
+                <w:sz w:val="18"/>
+                <w:szCs w:val="18"/>
+                <w:lang w:val="en-ID"/>
+              </w:rPr>
+              <w:t>            }</w:t>
+            </w:r>
+          </w:p>
+          <w:p>
+            <w:pPr>
+              <w:spacing w:after="0"/>
+              <w:rPr>
+                <w:rFonts w:ascii="Courier New" w:hAnsi="Courier New"/>
+                <w:color w:val="262626"/>
+                <w:sz w:val="18"/>
+                <w:szCs w:val="18"/>
+                <w:lang w:val="en-ID"/>
+              </w:rPr>
+            </w:pPr>
+            <w:r>
+              <w:rPr>
+                <w:rFonts w:ascii="Courier New" w:hAnsi="Courier New"/>
+                <w:color w:val="262626"/>
+                <w:sz w:val="18"/>
+                <w:szCs w:val="18"/>
+                <w:lang w:val="en-ID"/>
+              </w:rPr>
+              <w:t>        ]</w:t>
+            </w:r>
+          </w:p>
+          <w:p>
+            <w:pPr>
+              <w:spacing w:after="0"/>
+              <w:rPr>
+                <w:rFonts w:ascii="Courier New" w:hAnsi="Courier New"/>
+                <w:color w:val="262626"/>
+                <w:sz w:val="18"/>
+                <w:szCs w:val="18"/>
+                <w:lang w:val="en-ID"/>
+              </w:rPr>
+            </w:pPr>
+            <w:r>
+              <w:rPr>
+                <w:rFonts w:ascii="Courier New" w:hAnsi="Courier New"/>
+                <w:color w:val="262626"/>
+                <w:sz w:val="18"/>
+                <w:szCs w:val="18"/>
+                <w:lang w:val="en-ID"/>
+              </w:rPr>
+              <w:t>    },</w:t>
+            </w:r>
+          </w:p>
+          <w:p>
+            <w:pPr>
+              <w:spacing w:after="0"/>
+              <w:rPr>
+                <w:rFonts w:ascii="Courier New" w:hAnsi="Courier New"/>
+                <w:color w:val="262626"/>
+                <w:sz w:val="18"/>
+                <w:szCs w:val="18"/>
+                <w:lang w:val="en-ID"/>
+              </w:rPr>
+            </w:pPr>
+            <w:r>
+              <w:rPr>
+                <w:rFonts w:ascii="Courier New" w:hAnsi="Courier New"/>
+                <w:color w:val="262626"/>
+                <w:sz w:val="18"/>
+                <w:szCs w:val="18"/>
+                <w:lang w:val="en-ID"/>
+              </w:rPr>
+              <w:t>    {</w:t>
+            </w:r>
+          </w:p>
+          <w:p>
+            <w:pPr>
+              <w:spacing w:after="0"/>
+              <w:rPr>
+                <w:rFonts w:ascii="Courier New" w:hAnsi="Courier New"/>
+                <w:color w:val="262626"/>
+                <w:sz w:val="18"/>
+                <w:szCs w:val="18"/>
+                <w:lang w:val="en-ID"/>
+              </w:rPr>
+            </w:pPr>
+            <w:r>
+              <w:rPr>
+                <w:rFonts w:ascii="Courier New" w:hAnsi="Courier New"/>
+                <w:color w:val="262626"/>
+                <w:sz w:val="18"/>
+                <w:szCs w:val="18"/>
+                <w:lang w:val="en-ID"/>
+              </w:rPr>
               <w:lastRenderedPageBreak/>
+              <w:t>        "id": "c56ebdf4-66db-433f-bb7f-f1bcd816ee97",</w:t>
+            </w:r>
+          </w:p>
+          <w:p>
+            <w:pPr>
+              <w:spacing w:after="0"/>
+              <w:rPr>
+                <w:rFonts w:ascii="Courier New" w:hAnsi="Courier New"/>
+                <w:color w:val="262626"/>
+                <w:sz w:val="18"/>
+                <w:szCs w:val="18"/>
+                <w:lang w:val="en-ID"/>
+              </w:rPr>
+            </w:pPr>
+            <w:r>
+              <w:rPr>
+                <w:rFonts w:ascii="Courier New" w:hAnsi="Courier New"/>
+                <w:color w:val="262626"/>
+                <w:sz w:val="18"/>
+                <w:szCs w:val="18"/>
+                <w:lang w:val="en-ID"/>
+              </w:rPr>
               <w:t>        "</w:t>
             </w:r>
             <w:proofErr w:type="spellStart"/>
@@ -14172,6 +16018,138 @@
                 <w:szCs w:val="18"/>
                 <w:lang w:val="en-ID"/>
               </w:rPr>
+              <w:t>nik</w:t>
+            </w:r>
+            <w:proofErr w:type="spellEnd"/>
+            <w:r>
+              <w:rPr>
+                <w:rFonts w:ascii="Courier New" w:hAnsi="Courier New"/>
+                <w:color w:val="262626"/>
+                <w:sz w:val="18"/>
+                <w:szCs w:val="18"/>
+                <w:lang w:val="en-ID"/>
+              </w:rPr>
+              <w:t>": "EMP001",</w:t>
+            </w:r>
+          </w:p>
+          <w:p>
+            <w:pPr>
+              <w:spacing w:after="0"/>
+              <w:rPr>
+                <w:rFonts w:ascii="Courier New" w:hAnsi="Courier New"/>
+                <w:color w:val="262626"/>
+                <w:sz w:val="18"/>
+                <w:szCs w:val="18"/>
+                <w:lang w:val="en-ID"/>
+              </w:rPr>
+            </w:pPr>
+            <w:r>
+              <w:rPr>
+                <w:rFonts w:ascii="Courier New" w:hAnsi="Courier New"/>
+                <w:color w:val="262626"/>
+                <w:sz w:val="18"/>
+                <w:szCs w:val="18"/>
+                <w:lang w:val="en-ID"/>
+              </w:rPr>
+              <w:t>        "email": "budi.updated@di2.local",</w:t>
+            </w:r>
+          </w:p>
+          <w:p>
+            <w:pPr>
+              <w:spacing w:after="0"/>
+              <w:rPr>
+                <w:rFonts w:ascii="Courier New" w:hAnsi="Courier New"/>
+                <w:color w:val="262626"/>
+                <w:sz w:val="18"/>
+                <w:szCs w:val="18"/>
+                <w:lang w:val="en-ID"/>
+              </w:rPr>
+            </w:pPr>
+            <w:r>
+              <w:rPr>
+                <w:rFonts w:ascii="Courier New" w:hAnsi="Courier New"/>
+                <w:color w:val="262626"/>
+                <w:sz w:val="18"/>
+                <w:szCs w:val="18"/>
+                <w:lang w:val="en-ID"/>
+              </w:rPr>
+              <w:t>        "name": "Budi Santoso Updated",</w:t>
+            </w:r>
+          </w:p>
+          <w:p>
+            <w:pPr>
+              <w:spacing w:after="0"/>
+              <w:rPr>
+                <w:rFonts w:ascii="Courier New" w:hAnsi="Courier New"/>
+                <w:color w:val="262626"/>
+                <w:sz w:val="18"/>
+                <w:szCs w:val="18"/>
+                <w:lang w:val="en-ID"/>
+              </w:rPr>
+            </w:pPr>
+            <w:r>
+              <w:rPr>
+                <w:rFonts w:ascii="Courier New" w:hAnsi="Courier New"/>
+                <w:color w:val="262626"/>
+                <w:sz w:val="18"/>
+                <w:szCs w:val="18"/>
+                <w:lang w:val="en-ID"/>
+              </w:rPr>
+              <w:t>        "</w:t>
+            </w:r>
+            <w:proofErr w:type="spellStart"/>
+            <w:r>
+              <w:rPr>
+                <w:rFonts w:ascii="Courier New" w:hAnsi="Courier New"/>
+                <w:color w:val="262626"/>
+                <w:sz w:val="18"/>
+                <w:szCs w:val="18"/>
+                <w:lang w:val="en-ID"/>
+              </w:rPr>
+              <w:t>isActive</w:t>
+            </w:r>
+            <w:proofErr w:type="spellEnd"/>
+            <w:r>
+              <w:rPr>
+                <w:rFonts w:ascii="Courier New" w:hAnsi="Courier New"/>
+                <w:color w:val="262626"/>
+                <w:sz w:val="18"/>
+                <w:szCs w:val="18"/>
+                <w:lang w:val="en-ID"/>
+              </w:rPr>
+              <w:t>": false,</w:t>
+            </w:r>
+          </w:p>
+          <w:p>
+            <w:pPr>
+              <w:spacing w:after="0"/>
+              <w:rPr>
+                <w:rFonts w:ascii="Courier New" w:hAnsi="Courier New"/>
+                <w:color w:val="262626"/>
+                <w:sz w:val="18"/>
+                <w:szCs w:val="18"/>
+                <w:lang w:val="en-ID"/>
+              </w:rPr>
+            </w:pPr>
+            <w:r>
+              <w:rPr>
+                <w:rFonts w:ascii="Courier New" w:hAnsi="Courier New"/>
+                <w:color w:val="262626"/>
+                <w:sz w:val="18"/>
+                <w:szCs w:val="18"/>
+                <w:lang w:val="en-ID"/>
+              </w:rPr>
+              <w:t>        "</w:t>
+            </w:r>
+            <w:proofErr w:type="spellStart"/>
+            <w:r>
+              <w:rPr>
+                <w:rFonts w:ascii="Courier New" w:hAnsi="Courier New"/>
+                <w:color w:val="262626"/>
+                <w:sz w:val="18"/>
+                <w:szCs w:val="18"/>
+                <w:lang w:val="en-ID"/>
+              </w:rPr>
               <w:t>createdAt</w:t>
             </w:r>
             <w:proofErr w:type="spellEnd"/>
@@ -14183,7 +16161,7 @@
                 <w:szCs w:val="18"/>
                 <w:lang w:val="en-ID"/>
               </w:rPr>
-              <w:t>": "2026-09-11T10:13:10.159Z",</w:t>
+              <w:t>": "2026-09-11T11:46:15.596Z",</w:t>
             </w:r>
           </w:p>
           <w:p>
@@ -14227,7 +16205,7 @@
                 <w:szCs w:val="18"/>
                 <w:lang w:val="en-ID"/>
               </w:rPr>
-              <w:t>": "2026-09-12T00:07:39.366Z",</w:t>
+              <w:t>": "2026-09-12T00:09:27.101Z",</w:t>
             </w:r>
           </w:p>
           <w:p>
@@ -14293,1635 +16271,6 @@
                 <w:szCs w:val="18"/>
                 <w:lang w:val="en-ID"/>
               </w:rPr>
-              <w:t>                "id": "b2bc05d9-9f6f-4fcf-a7d6-78051fd53a61",</w:t>
-            </w:r>
-          </w:p>
-          <w:p>
-            <w:pPr>
-              <w:spacing w:after="0"/>
-              <w:rPr>
-                <w:rFonts w:ascii="Courier New" w:hAnsi="Courier New"/>
-                <w:color w:val="262626"/>
-                <w:sz w:val="18"/>
-                <w:szCs w:val="18"/>
-                <w:lang w:val="en-ID"/>
-              </w:rPr>
-            </w:pPr>
-            <w:r>
-              <w:rPr>
-                <w:rFonts w:ascii="Courier New" w:hAnsi="Courier New"/>
-                <w:color w:val="262626"/>
-                <w:sz w:val="18"/>
-                <w:szCs w:val="18"/>
-                <w:lang w:val="en-ID"/>
-              </w:rPr>
-              <w:t>                "code": "ADMIN",</w:t>
-            </w:r>
-          </w:p>
-          <w:p>
-            <w:pPr>
-              <w:spacing w:after="0"/>
-              <w:rPr>
-                <w:rFonts w:ascii="Courier New" w:hAnsi="Courier New"/>
-                <w:color w:val="262626"/>
-                <w:sz w:val="18"/>
-                <w:szCs w:val="18"/>
-                <w:lang w:val="en-ID"/>
-              </w:rPr>
-            </w:pPr>
-            <w:r>
-              <w:rPr>
-                <w:rFonts w:ascii="Courier New" w:hAnsi="Courier New"/>
-                <w:color w:val="262626"/>
-                <w:sz w:val="18"/>
-                <w:szCs w:val="18"/>
-                <w:lang w:val="en-ID"/>
-              </w:rPr>
-              <w:t>                "name": "Administrator",</w:t>
-            </w:r>
-          </w:p>
-          <w:p>
-            <w:pPr>
-              <w:spacing w:after="0"/>
-              <w:rPr>
-                <w:rFonts w:ascii="Courier New" w:hAnsi="Courier New"/>
-                <w:color w:val="262626"/>
-                <w:sz w:val="18"/>
-                <w:szCs w:val="18"/>
-                <w:lang w:val="en-ID"/>
-              </w:rPr>
-            </w:pPr>
-            <w:r>
-              <w:rPr>
-                <w:rFonts w:ascii="Courier New" w:hAnsi="Courier New"/>
-                <w:color w:val="262626"/>
-                <w:sz w:val="18"/>
-                <w:szCs w:val="18"/>
-                <w:lang w:val="en-ID"/>
-              </w:rPr>
-              <w:t>                "</w:t>
-            </w:r>
-            <w:proofErr w:type="spellStart"/>
-            <w:r>
-              <w:rPr>
-                <w:rFonts w:ascii="Courier New" w:hAnsi="Courier New"/>
-                <w:color w:val="262626"/>
-                <w:sz w:val="18"/>
-                <w:szCs w:val="18"/>
-                <w:lang w:val="en-ID"/>
-              </w:rPr>
-              <w:t>isActive</w:t>
-            </w:r>
-            <w:proofErr w:type="spellEnd"/>
-            <w:r>
-              <w:rPr>
-                <w:rFonts w:ascii="Courier New" w:hAnsi="Courier New"/>
-                <w:color w:val="262626"/>
-                <w:sz w:val="18"/>
-                <w:szCs w:val="18"/>
-                <w:lang w:val="en-ID"/>
-              </w:rPr>
-              <w:t>": true,</w:t>
-            </w:r>
-          </w:p>
-          <w:p>
-            <w:pPr>
-              <w:spacing w:after="0"/>
-              <w:rPr>
-                <w:rFonts w:ascii="Courier New" w:hAnsi="Courier New"/>
-                <w:color w:val="262626"/>
-                <w:sz w:val="18"/>
-                <w:szCs w:val="18"/>
-                <w:lang w:val="en-ID"/>
-              </w:rPr>
-            </w:pPr>
-            <w:r>
-              <w:rPr>
-                <w:rFonts w:ascii="Courier New" w:hAnsi="Courier New"/>
-                <w:color w:val="262626"/>
-                <w:sz w:val="18"/>
-                <w:szCs w:val="18"/>
-                <w:lang w:val="en-ID"/>
-              </w:rPr>
-              <w:t>                "</w:t>
-            </w:r>
-            <w:proofErr w:type="spellStart"/>
-            <w:r>
-              <w:rPr>
-                <w:rFonts w:ascii="Courier New" w:hAnsi="Courier New"/>
-                <w:color w:val="262626"/>
-                <w:sz w:val="18"/>
-                <w:szCs w:val="18"/>
-                <w:lang w:val="en-ID"/>
-              </w:rPr>
-              <w:t>createdAt</w:t>
-            </w:r>
-            <w:proofErr w:type="spellEnd"/>
-            <w:r>
-              <w:rPr>
-                <w:rFonts w:ascii="Courier New" w:hAnsi="Courier New"/>
-                <w:color w:val="262626"/>
-                <w:sz w:val="18"/>
-                <w:szCs w:val="18"/>
-                <w:lang w:val="en-ID"/>
-              </w:rPr>
-              <w:t>": "2026-09-11T10:12:36.654Z",</w:t>
-            </w:r>
-          </w:p>
-          <w:p>
-            <w:pPr>
-              <w:spacing w:after="0"/>
-              <w:rPr>
-                <w:rFonts w:ascii="Courier New" w:hAnsi="Courier New"/>
-                <w:color w:val="262626"/>
-                <w:sz w:val="18"/>
-                <w:szCs w:val="18"/>
-                <w:lang w:val="en-ID"/>
-              </w:rPr>
-            </w:pPr>
-            <w:r>
-              <w:rPr>
-                <w:rFonts w:ascii="Courier New" w:hAnsi="Courier New"/>
-                <w:color w:val="262626"/>
-                <w:sz w:val="18"/>
-                <w:szCs w:val="18"/>
-                <w:lang w:val="en-ID"/>
-              </w:rPr>
-              <w:t>                "</w:t>
-            </w:r>
-            <w:proofErr w:type="spellStart"/>
-            <w:r>
-              <w:rPr>
-                <w:rFonts w:ascii="Courier New" w:hAnsi="Courier New"/>
-                <w:color w:val="262626"/>
-                <w:sz w:val="18"/>
-                <w:szCs w:val="18"/>
-                <w:lang w:val="en-ID"/>
-              </w:rPr>
-              <w:t>updatedAt</w:t>
-            </w:r>
-            <w:proofErr w:type="spellEnd"/>
-            <w:r>
-              <w:rPr>
-                <w:rFonts w:ascii="Courier New" w:hAnsi="Courier New"/>
-                <w:color w:val="262626"/>
-                <w:sz w:val="18"/>
-                <w:szCs w:val="18"/>
-                <w:lang w:val="en-ID"/>
-              </w:rPr>
-              <w:t>": "2026-09-12T00:01:23.101Z",</w:t>
-            </w:r>
-          </w:p>
-          <w:p>
-            <w:pPr>
-              <w:spacing w:after="0"/>
-              <w:rPr>
-                <w:rFonts w:ascii="Courier New" w:hAnsi="Courier New"/>
-                <w:color w:val="262626"/>
-                <w:sz w:val="18"/>
-                <w:szCs w:val="18"/>
-                <w:lang w:val="en-ID"/>
-              </w:rPr>
-            </w:pPr>
-            <w:r>
-              <w:rPr>
-                <w:rFonts w:ascii="Courier New" w:hAnsi="Courier New"/>
-                <w:color w:val="262626"/>
-                <w:sz w:val="18"/>
-                <w:szCs w:val="18"/>
-                <w:lang w:val="en-ID"/>
-              </w:rPr>
-              <w:t>                "</w:t>
-            </w:r>
-            <w:proofErr w:type="spellStart"/>
-            <w:r>
-              <w:rPr>
-                <w:rFonts w:ascii="Courier New" w:hAnsi="Courier New"/>
-                <w:color w:val="262626"/>
-                <w:sz w:val="18"/>
-                <w:szCs w:val="18"/>
-                <w:lang w:val="en-ID"/>
-              </w:rPr>
-              <w:t>UserRole</w:t>
-            </w:r>
-            <w:proofErr w:type="spellEnd"/>
-            <w:r>
-              <w:rPr>
-                <w:rFonts w:ascii="Courier New" w:hAnsi="Courier New"/>
-                <w:color w:val="262626"/>
-                <w:sz w:val="18"/>
-                <w:szCs w:val="18"/>
-                <w:lang w:val="en-ID"/>
-              </w:rPr>
-              <w:t>": {</w:t>
-            </w:r>
-          </w:p>
-          <w:p>
-            <w:pPr>
-              <w:spacing w:after="0"/>
-              <w:rPr>
-                <w:rFonts w:ascii="Courier New" w:hAnsi="Courier New"/>
-                <w:color w:val="262626"/>
-                <w:sz w:val="18"/>
-                <w:szCs w:val="18"/>
-                <w:lang w:val="en-ID"/>
-              </w:rPr>
-            </w:pPr>
-            <w:r>
-              <w:rPr>
-                <w:rFonts w:ascii="Courier New" w:hAnsi="Courier New"/>
-                <w:color w:val="262626"/>
-                <w:sz w:val="18"/>
-                <w:szCs w:val="18"/>
-                <w:lang w:val="en-ID"/>
-              </w:rPr>
-              <w:t>                    "</w:t>
-            </w:r>
-            <w:proofErr w:type="spellStart"/>
-            <w:r>
-              <w:rPr>
-                <w:rFonts w:ascii="Courier New" w:hAnsi="Courier New"/>
-                <w:color w:val="262626"/>
-                <w:sz w:val="18"/>
-                <w:szCs w:val="18"/>
-                <w:lang w:val="en-ID"/>
-              </w:rPr>
-              <w:t>userId</w:t>
-            </w:r>
-            <w:proofErr w:type="spellEnd"/>
-            <w:r>
-              <w:rPr>
-                <w:rFonts w:ascii="Courier New" w:hAnsi="Courier New"/>
-                <w:color w:val="262626"/>
-                <w:sz w:val="18"/>
-                <w:szCs w:val="18"/>
-                <w:lang w:val="en-ID"/>
-              </w:rPr>
-              <w:t>": "9e1d5441-6410-4737-901d-8fa7f959df59",</w:t>
-            </w:r>
-          </w:p>
-          <w:p>
-            <w:pPr>
-              <w:spacing w:after="0"/>
-              <w:rPr>
-                <w:rFonts w:ascii="Courier New" w:hAnsi="Courier New"/>
-                <w:color w:val="262626"/>
-                <w:sz w:val="18"/>
-                <w:szCs w:val="18"/>
-                <w:lang w:val="en-ID"/>
-              </w:rPr>
-            </w:pPr>
-            <w:r>
-              <w:rPr>
-                <w:rFonts w:ascii="Courier New" w:hAnsi="Courier New"/>
-                <w:color w:val="262626"/>
-                <w:sz w:val="18"/>
-                <w:szCs w:val="18"/>
-                <w:lang w:val="en-ID"/>
-              </w:rPr>
-              <w:t>                    "</w:t>
-            </w:r>
-            <w:proofErr w:type="spellStart"/>
-            <w:r>
-              <w:rPr>
-                <w:rFonts w:ascii="Courier New" w:hAnsi="Courier New"/>
-                <w:color w:val="262626"/>
-                <w:sz w:val="18"/>
-                <w:szCs w:val="18"/>
-                <w:lang w:val="en-ID"/>
-              </w:rPr>
-              <w:t>roleId</w:t>
-            </w:r>
-            <w:proofErr w:type="spellEnd"/>
-            <w:r>
-              <w:rPr>
-                <w:rFonts w:ascii="Courier New" w:hAnsi="Courier New"/>
-                <w:color w:val="262626"/>
-                <w:sz w:val="18"/>
-                <w:szCs w:val="18"/>
-                <w:lang w:val="en-ID"/>
-              </w:rPr>
-              <w:t>": "b2bc05d9-9f6f-4fcf-a7d6-78051fd53a61",</w:t>
-            </w:r>
-          </w:p>
-          <w:p>
-            <w:pPr>
-              <w:spacing w:after="0"/>
-              <w:rPr>
-                <w:rFonts w:ascii="Courier New" w:hAnsi="Courier New"/>
-                <w:color w:val="262626"/>
-                <w:sz w:val="18"/>
-                <w:szCs w:val="18"/>
-                <w:lang w:val="en-ID"/>
-              </w:rPr>
-            </w:pPr>
-            <w:r>
-              <w:rPr>
-                <w:rFonts w:ascii="Courier New" w:hAnsi="Courier New"/>
-                <w:color w:val="262626"/>
-                <w:sz w:val="18"/>
-                <w:szCs w:val="18"/>
-                <w:lang w:val="en-ID"/>
-              </w:rPr>
-              <w:t>                    "</w:t>
-            </w:r>
-            <w:proofErr w:type="spellStart"/>
-            <w:r>
-              <w:rPr>
-                <w:rFonts w:ascii="Courier New" w:hAnsi="Courier New"/>
-                <w:color w:val="262626"/>
-                <w:sz w:val="18"/>
-                <w:szCs w:val="18"/>
-                <w:lang w:val="en-ID"/>
-              </w:rPr>
-              <w:t>createdAt</w:t>
-            </w:r>
-            <w:proofErr w:type="spellEnd"/>
-            <w:r>
-              <w:rPr>
-                <w:rFonts w:ascii="Courier New" w:hAnsi="Courier New"/>
-                <w:color w:val="262626"/>
-                <w:sz w:val="18"/>
-                <w:szCs w:val="18"/>
-                <w:lang w:val="en-ID"/>
-              </w:rPr>
-              <w:t>": "2026-09-11T10:13:10.228Z",</w:t>
-            </w:r>
-          </w:p>
-          <w:p>
-            <w:pPr>
-              <w:spacing w:after="0"/>
-              <w:rPr>
-                <w:rFonts w:ascii="Courier New" w:hAnsi="Courier New"/>
-                <w:color w:val="262626"/>
-                <w:sz w:val="18"/>
-                <w:szCs w:val="18"/>
-                <w:lang w:val="en-ID"/>
-              </w:rPr>
-            </w:pPr>
-            <w:r>
-              <w:rPr>
-                <w:rFonts w:ascii="Courier New" w:hAnsi="Courier New"/>
-                <w:color w:val="262626"/>
-                <w:sz w:val="18"/>
-                <w:szCs w:val="18"/>
-                <w:lang w:val="en-ID"/>
-              </w:rPr>
-              <w:t>                    "</w:t>
-            </w:r>
-            <w:proofErr w:type="spellStart"/>
-            <w:r>
-              <w:rPr>
-                <w:rFonts w:ascii="Courier New" w:hAnsi="Courier New"/>
-                <w:color w:val="262626"/>
-                <w:sz w:val="18"/>
-                <w:szCs w:val="18"/>
-                <w:lang w:val="en-ID"/>
-              </w:rPr>
-              <w:t>updatedAt</w:t>
-            </w:r>
-            <w:proofErr w:type="spellEnd"/>
-            <w:r>
-              <w:rPr>
-                <w:rFonts w:ascii="Courier New" w:hAnsi="Courier New"/>
-                <w:color w:val="262626"/>
-                <w:sz w:val="18"/>
-                <w:szCs w:val="18"/>
-                <w:lang w:val="en-ID"/>
-              </w:rPr>
-              <w:t>": "2026-09-11T10:13:10.228Z"</w:t>
-            </w:r>
-          </w:p>
-          <w:p>
-            <w:pPr>
-              <w:spacing w:after="0"/>
-              <w:rPr>
-                <w:rFonts w:ascii="Courier New" w:hAnsi="Courier New"/>
-                <w:color w:val="262626"/>
-                <w:sz w:val="18"/>
-                <w:szCs w:val="18"/>
-                <w:lang w:val="en-ID"/>
-              </w:rPr>
-            </w:pPr>
-            <w:r>
-              <w:rPr>
-                <w:rFonts w:ascii="Courier New" w:hAnsi="Courier New"/>
-                <w:color w:val="262626"/>
-                <w:sz w:val="18"/>
-                <w:szCs w:val="18"/>
-                <w:lang w:val="en-ID"/>
-              </w:rPr>
-              <w:t>                }</w:t>
-            </w:r>
-          </w:p>
-          <w:p>
-            <w:pPr>
-              <w:spacing w:after="0"/>
-              <w:rPr>
-                <w:rFonts w:ascii="Courier New" w:hAnsi="Courier New"/>
-                <w:color w:val="262626"/>
-                <w:sz w:val="18"/>
-                <w:szCs w:val="18"/>
-                <w:lang w:val="en-ID"/>
-              </w:rPr>
-            </w:pPr>
-            <w:r>
-              <w:rPr>
-                <w:rFonts w:ascii="Courier New" w:hAnsi="Courier New"/>
-                <w:color w:val="262626"/>
-                <w:sz w:val="18"/>
-                <w:szCs w:val="18"/>
-                <w:lang w:val="en-ID"/>
-              </w:rPr>
-              <w:t>            }</w:t>
-            </w:r>
-          </w:p>
-          <w:p>
-            <w:pPr>
-              <w:spacing w:after="0"/>
-              <w:rPr>
-                <w:rFonts w:ascii="Courier New" w:hAnsi="Courier New"/>
-                <w:color w:val="262626"/>
-                <w:sz w:val="18"/>
-                <w:szCs w:val="18"/>
-                <w:lang w:val="en-ID"/>
-              </w:rPr>
-            </w:pPr>
-            <w:r>
-              <w:rPr>
-                <w:rFonts w:ascii="Courier New" w:hAnsi="Courier New"/>
-                <w:color w:val="262626"/>
-                <w:sz w:val="18"/>
-                <w:szCs w:val="18"/>
-                <w:lang w:val="en-ID"/>
-              </w:rPr>
-              <w:t>        ]</w:t>
-            </w:r>
-          </w:p>
-          <w:p>
-            <w:pPr>
-              <w:spacing w:after="0"/>
-              <w:rPr>
-                <w:rFonts w:ascii="Courier New" w:hAnsi="Courier New"/>
-                <w:color w:val="262626"/>
-                <w:sz w:val="18"/>
-                <w:szCs w:val="18"/>
-                <w:lang w:val="en-ID"/>
-              </w:rPr>
-            </w:pPr>
-            <w:r>
-              <w:rPr>
-                <w:rFonts w:ascii="Courier New" w:hAnsi="Courier New"/>
-                <w:color w:val="262626"/>
-                <w:sz w:val="18"/>
-                <w:szCs w:val="18"/>
-                <w:lang w:val="en-ID"/>
-              </w:rPr>
-              <w:t>    },</w:t>
-            </w:r>
-          </w:p>
-          <w:p>
-            <w:pPr>
-              <w:spacing w:after="0"/>
-              <w:rPr>
-                <w:rFonts w:ascii="Courier New" w:hAnsi="Courier New"/>
-                <w:color w:val="262626"/>
-                <w:sz w:val="18"/>
-                <w:szCs w:val="18"/>
-                <w:lang w:val="en-ID"/>
-              </w:rPr>
-            </w:pPr>
-            <w:r>
-              <w:rPr>
-                <w:rFonts w:ascii="Courier New" w:hAnsi="Courier New"/>
-                <w:color w:val="262626"/>
-                <w:sz w:val="18"/>
-                <w:szCs w:val="18"/>
-                <w:lang w:val="en-ID"/>
-              </w:rPr>
-              <w:t>    {</w:t>
-            </w:r>
-          </w:p>
-          <w:p>
-            <w:pPr>
-              <w:spacing w:after="0"/>
-              <w:rPr>
-                <w:rFonts w:ascii="Courier New" w:hAnsi="Courier New"/>
-                <w:color w:val="262626"/>
-                <w:sz w:val="18"/>
-                <w:szCs w:val="18"/>
-                <w:lang w:val="en-ID"/>
-              </w:rPr>
-            </w:pPr>
-            <w:r>
-              <w:rPr>
-                <w:rFonts w:ascii="Courier New" w:hAnsi="Courier New"/>
-                <w:color w:val="262626"/>
-                <w:sz w:val="18"/>
-                <w:szCs w:val="18"/>
-                <w:lang w:val="en-ID"/>
-              </w:rPr>
-              <w:t>        "id": "22a6b2b0-87de-4320-a9d2-65df7f03f433",</w:t>
-            </w:r>
-          </w:p>
-          <w:p>
-            <w:pPr>
-              <w:spacing w:after="0"/>
-              <w:rPr>
-                <w:rFonts w:ascii="Courier New" w:hAnsi="Courier New"/>
-                <w:color w:val="262626"/>
-                <w:sz w:val="18"/>
-                <w:szCs w:val="18"/>
-                <w:lang w:val="en-ID"/>
-              </w:rPr>
-            </w:pPr>
-            <w:r>
-              <w:rPr>
-                <w:rFonts w:ascii="Courier New" w:hAnsi="Courier New"/>
-                <w:color w:val="262626"/>
-                <w:sz w:val="18"/>
-                <w:szCs w:val="18"/>
-                <w:lang w:val="en-ID"/>
-              </w:rPr>
-              <w:t>        "</w:t>
-            </w:r>
-            <w:proofErr w:type="spellStart"/>
-            <w:r>
-              <w:rPr>
-                <w:rFonts w:ascii="Courier New" w:hAnsi="Courier New"/>
-                <w:color w:val="262626"/>
-                <w:sz w:val="18"/>
-                <w:szCs w:val="18"/>
-                <w:lang w:val="en-ID"/>
-              </w:rPr>
-              <w:t>nik</w:t>
-            </w:r>
-            <w:proofErr w:type="spellEnd"/>
-            <w:r>
-              <w:rPr>
-                <w:rFonts w:ascii="Courier New" w:hAnsi="Courier New"/>
-                <w:color w:val="262626"/>
-                <w:sz w:val="18"/>
-                <w:szCs w:val="18"/>
-                <w:lang w:val="en-ID"/>
-              </w:rPr>
-              <w:t>": "EMP002",</w:t>
-            </w:r>
-          </w:p>
-          <w:p>
-            <w:pPr>
-              <w:spacing w:after="0"/>
-              <w:rPr>
-                <w:rFonts w:ascii="Courier New" w:hAnsi="Courier New"/>
-                <w:color w:val="262626"/>
-                <w:sz w:val="18"/>
-                <w:szCs w:val="18"/>
-                <w:lang w:val="en-ID"/>
-              </w:rPr>
-            </w:pPr>
-            <w:r>
-              <w:rPr>
-                <w:rFonts w:ascii="Courier New" w:hAnsi="Courier New"/>
-                <w:color w:val="262626"/>
-                <w:sz w:val="18"/>
-                <w:szCs w:val="18"/>
-                <w:lang w:val="en-ID"/>
-              </w:rPr>
-              <w:t>        "email": "budi.2@di2.local",</w:t>
-            </w:r>
-          </w:p>
-          <w:p>
-            <w:pPr>
-              <w:spacing w:after="0"/>
-              <w:rPr>
-                <w:rFonts w:ascii="Courier New" w:hAnsi="Courier New"/>
-                <w:color w:val="262626"/>
-                <w:sz w:val="18"/>
-                <w:szCs w:val="18"/>
-                <w:lang w:val="en-ID"/>
-              </w:rPr>
-            </w:pPr>
-            <w:r>
-              <w:rPr>
-                <w:rFonts w:ascii="Courier New" w:hAnsi="Courier New"/>
-                <w:color w:val="262626"/>
-                <w:sz w:val="18"/>
-                <w:szCs w:val="18"/>
-                <w:lang w:val="en-ID"/>
-              </w:rPr>
-              <w:t>        "name": "Budi 2",</w:t>
-            </w:r>
-          </w:p>
-          <w:p>
-            <w:pPr>
-              <w:spacing w:after="0"/>
-              <w:rPr>
-                <w:rFonts w:ascii="Courier New" w:hAnsi="Courier New"/>
-                <w:color w:val="262626"/>
-                <w:sz w:val="18"/>
-                <w:szCs w:val="18"/>
-                <w:lang w:val="en-ID"/>
-              </w:rPr>
-            </w:pPr>
-            <w:r>
-              <w:rPr>
-                <w:rFonts w:ascii="Courier New" w:hAnsi="Courier New"/>
-                <w:color w:val="262626"/>
-                <w:sz w:val="18"/>
-                <w:szCs w:val="18"/>
-                <w:lang w:val="en-ID"/>
-              </w:rPr>
-              <w:t>        "</w:t>
-            </w:r>
-            <w:proofErr w:type="spellStart"/>
-            <w:r>
-              <w:rPr>
-                <w:rFonts w:ascii="Courier New" w:hAnsi="Courier New"/>
-                <w:color w:val="262626"/>
-                <w:sz w:val="18"/>
-                <w:szCs w:val="18"/>
-                <w:lang w:val="en-ID"/>
-              </w:rPr>
-              <w:t>isActive</w:t>
-            </w:r>
-            <w:proofErr w:type="spellEnd"/>
-            <w:r>
-              <w:rPr>
-                <w:rFonts w:ascii="Courier New" w:hAnsi="Courier New"/>
-                <w:color w:val="262626"/>
-                <w:sz w:val="18"/>
-                <w:szCs w:val="18"/>
-                <w:lang w:val="en-ID"/>
-              </w:rPr>
-              <w:t>": true,</w:t>
-            </w:r>
-          </w:p>
-          <w:p>
-            <w:pPr>
-              <w:spacing w:after="0"/>
-              <w:rPr>
-                <w:rFonts w:ascii="Courier New" w:hAnsi="Courier New"/>
-                <w:color w:val="262626"/>
-                <w:sz w:val="18"/>
-                <w:szCs w:val="18"/>
-                <w:lang w:val="en-ID"/>
-              </w:rPr>
-            </w:pPr>
-            <w:r>
-              <w:rPr>
-                <w:rFonts w:ascii="Courier New" w:hAnsi="Courier New"/>
-                <w:color w:val="262626"/>
-                <w:sz w:val="18"/>
-                <w:szCs w:val="18"/>
-                <w:lang w:val="en-ID"/>
-              </w:rPr>
-              <w:t>        "</w:t>
-            </w:r>
-            <w:proofErr w:type="spellStart"/>
-            <w:r>
-              <w:rPr>
-                <w:rFonts w:ascii="Courier New" w:hAnsi="Courier New"/>
-                <w:color w:val="262626"/>
-                <w:sz w:val="18"/>
-                <w:szCs w:val="18"/>
-                <w:lang w:val="en-ID"/>
-              </w:rPr>
-              <w:t>createdAt</w:t>
-            </w:r>
-            <w:proofErr w:type="spellEnd"/>
-            <w:r>
-              <w:rPr>
-                <w:rFonts w:ascii="Courier New" w:hAnsi="Courier New"/>
-                <w:color w:val="262626"/>
-                <w:sz w:val="18"/>
-                <w:szCs w:val="18"/>
-                <w:lang w:val="en-ID"/>
-              </w:rPr>
-              <w:t>": "2026-09-12T00:07:24.380Z",</w:t>
-            </w:r>
-          </w:p>
-          <w:p>
-            <w:pPr>
-              <w:spacing w:after="0"/>
-              <w:rPr>
-                <w:rFonts w:ascii="Courier New" w:hAnsi="Courier New"/>
-                <w:color w:val="262626"/>
-                <w:sz w:val="18"/>
-                <w:szCs w:val="18"/>
-                <w:lang w:val="en-ID"/>
-              </w:rPr>
-            </w:pPr>
-            <w:r>
-              <w:rPr>
-                <w:rFonts w:ascii="Courier New" w:hAnsi="Courier New"/>
-                <w:color w:val="262626"/>
-                <w:sz w:val="18"/>
-                <w:szCs w:val="18"/>
-                <w:lang w:val="en-ID"/>
-              </w:rPr>
-              <w:t>        "</w:t>
-            </w:r>
-            <w:proofErr w:type="spellStart"/>
-            <w:r>
-              <w:rPr>
-                <w:rFonts w:ascii="Courier New" w:hAnsi="Courier New"/>
-                <w:color w:val="262626"/>
-                <w:sz w:val="18"/>
-                <w:szCs w:val="18"/>
-                <w:lang w:val="en-ID"/>
-              </w:rPr>
-              <w:t>updatedAt</w:t>
-            </w:r>
-            <w:proofErr w:type="spellEnd"/>
-            <w:r>
-              <w:rPr>
-                <w:rFonts w:ascii="Courier New" w:hAnsi="Courier New"/>
-                <w:color w:val="262626"/>
-                <w:sz w:val="18"/>
-                <w:szCs w:val="18"/>
-                <w:lang w:val="en-ID"/>
-              </w:rPr>
-              <w:t>": "2026-09-12T00:07:24.380Z",</w:t>
-            </w:r>
-          </w:p>
-          <w:p>
-            <w:pPr>
-              <w:spacing w:after="0"/>
-              <w:rPr>
-                <w:rFonts w:ascii="Courier New" w:hAnsi="Courier New"/>
-                <w:color w:val="262626"/>
-                <w:sz w:val="18"/>
-                <w:szCs w:val="18"/>
-                <w:lang w:val="en-ID"/>
-              </w:rPr>
-            </w:pPr>
-            <w:r>
-              <w:rPr>
-                <w:rFonts w:ascii="Courier New" w:hAnsi="Courier New"/>
-                <w:color w:val="262626"/>
-                <w:sz w:val="18"/>
-                <w:szCs w:val="18"/>
-                <w:lang w:val="en-ID"/>
-              </w:rPr>
-              <w:t>        "Roles": [</w:t>
-            </w:r>
-          </w:p>
-          <w:p>
-            <w:pPr>
-              <w:spacing w:after="0"/>
-              <w:rPr>
-                <w:rFonts w:ascii="Courier New" w:hAnsi="Courier New"/>
-                <w:color w:val="262626"/>
-                <w:sz w:val="18"/>
-                <w:szCs w:val="18"/>
-                <w:lang w:val="en-ID"/>
-              </w:rPr>
-            </w:pPr>
-            <w:r>
-              <w:rPr>
-                <w:rFonts w:ascii="Courier New" w:hAnsi="Courier New"/>
-                <w:color w:val="262626"/>
-                <w:sz w:val="18"/>
-                <w:szCs w:val="18"/>
-                <w:lang w:val="en-ID"/>
-              </w:rPr>
-              <w:t>            {</w:t>
-            </w:r>
-          </w:p>
-          <w:p>
-            <w:pPr>
-              <w:spacing w:after="0"/>
-              <w:rPr>
-                <w:rFonts w:ascii="Courier New" w:hAnsi="Courier New"/>
-                <w:color w:val="262626"/>
-                <w:sz w:val="18"/>
-                <w:szCs w:val="18"/>
-                <w:lang w:val="en-ID"/>
-              </w:rPr>
-            </w:pPr>
-            <w:r>
-              <w:rPr>
-                <w:rFonts w:ascii="Courier New" w:hAnsi="Courier New"/>
-                <w:color w:val="262626"/>
-                <w:sz w:val="18"/>
-                <w:szCs w:val="18"/>
-                <w:lang w:val="en-ID"/>
-              </w:rPr>
-              <w:t>                "id": "d7321971-17ae-4c92-a7eb-2a098aeb9b12",</w:t>
-            </w:r>
-          </w:p>
-          <w:p>
-            <w:pPr>
-              <w:spacing w:after="0"/>
-              <w:rPr>
-                <w:rFonts w:ascii="Courier New" w:hAnsi="Courier New"/>
-                <w:color w:val="262626"/>
-                <w:sz w:val="18"/>
-                <w:szCs w:val="18"/>
-                <w:lang w:val="en-ID"/>
-              </w:rPr>
-            </w:pPr>
-            <w:r>
-              <w:rPr>
-                <w:rFonts w:ascii="Courier New" w:hAnsi="Courier New"/>
-                <w:color w:val="262626"/>
-                <w:sz w:val="18"/>
-                <w:szCs w:val="18"/>
-                <w:lang w:val="en-ID"/>
-              </w:rPr>
-              <w:t>                "code": "STAFF",</w:t>
-            </w:r>
-          </w:p>
-          <w:p>
-            <w:pPr>
-              <w:spacing w:after="0"/>
-              <w:rPr>
-                <w:rFonts w:ascii="Courier New" w:hAnsi="Courier New"/>
-                <w:color w:val="262626"/>
-                <w:sz w:val="18"/>
-                <w:szCs w:val="18"/>
-                <w:lang w:val="en-ID"/>
-              </w:rPr>
-            </w:pPr>
-            <w:r>
-              <w:rPr>
-                <w:rFonts w:ascii="Courier New" w:hAnsi="Courier New"/>
-                <w:color w:val="262626"/>
-                <w:sz w:val="18"/>
-                <w:szCs w:val="18"/>
-                <w:lang w:val="en-ID"/>
-              </w:rPr>
-              <w:t>                "name": "Staff",</w:t>
-            </w:r>
-          </w:p>
-          <w:p>
-            <w:pPr>
-              <w:spacing w:after="0"/>
-              <w:rPr>
-                <w:rFonts w:ascii="Courier New" w:hAnsi="Courier New"/>
-                <w:color w:val="262626"/>
-                <w:sz w:val="18"/>
-                <w:szCs w:val="18"/>
-                <w:lang w:val="en-ID"/>
-              </w:rPr>
-            </w:pPr>
-            <w:r>
-              <w:rPr>
-                <w:rFonts w:ascii="Courier New" w:hAnsi="Courier New"/>
-                <w:color w:val="262626"/>
-                <w:sz w:val="18"/>
-                <w:szCs w:val="18"/>
-                <w:lang w:val="en-ID"/>
-              </w:rPr>
-              <w:t>                "</w:t>
-            </w:r>
-            <w:proofErr w:type="spellStart"/>
-            <w:r>
-              <w:rPr>
-                <w:rFonts w:ascii="Courier New" w:hAnsi="Courier New"/>
-                <w:color w:val="262626"/>
-                <w:sz w:val="18"/>
-                <w:szCs w:val="18"/>
-                <w:lang w:val="en-ID"/>
-              </w:rPr>
-              <w:t>isActive</w:t>
-            </w:r>
-            <w:proofErr w:type="spellEnd"/>
-            <w:r>
-              <w:rPr>
-                <w:rFonts w:ascii="Courier New" w:hAnsi="Courier New"/>
-                <w:color w:val="262626"/>
-                <w:sz w:val="18"/>
-                <w:szCs w:val="18"/>
-                <w:lang w:val="en-ID"/>
-              </w:rPr>
-              <w:t>": true,</w:t>
-            </w:r>
-          </w:p>
-          <w:p>
-            <w:pPr>
-              <w:spacing w:after="0"/>
-              <w:rPr>
-                <w:rFonts w:ascii="Courier New" w:hAnsi="Courier New"/>
-                <w:color w:val="262626"/>
-                <w:sz w:val="18"/>
-                <w:szCs w:val="18"/>
-                <w:lang w:val="en-ID"/>
-              </w:rPr>
-            </w:pPr>
-            <w:r>
-              <w:rPr>
-                <w:rFonts w:ascii="Courier New" w:hAnsi="Courier New"/>
-                <w:color w:val="262626"/>
-                <w:sz w:val="18"/>
-                <w:szCs w:val="18"/>
-                <w:lang w:val="en-ID"/>
-              </w:rPr>
-              <w:t>                "</w:t>
-            </w:r>
-            <w:proofErr w:type="spellStart"/>
-            <w:r>
-              <w:rPr>
-                <w:rFonts w:ascii="Courier New" w:hAnsi="Courier New"/>
-                <w:color w:val="262626"/>
-                <w:sz w:val="18"/>
-                <w:szCs w:val="18"/>
-                <w:lang w:val="en-ID"/>
-              </w:rPr>
-              <w:t>createdAt</w:t>
-            </w:r>
-            <w:proofErr w:type="spellEnd"/>
-            <w:r>
-              <w:rPr>
-                <w:rFonts w:ascii="Courier New" w:hAnsi="Courier New"/>
-                <w:color w:val="262626"/>
-                <w:sz w:val="18"/>
-                <w:szCs w:val="18"/>
-                <w:lang w:val="en-ID"/>
-              </w:rPr>
-              <w:t>": "2026-09-11T10:12:36.739Z",</w:t>
-            </w:r>
-          </w:p>
-          <w:p>
-            <w:pPr>
-              <w:spacing w:after="0"/>
-              <w:rPr>
-                <w:rFonts w:ascii="Courier New" w:hAnsi="Courier New"/>
-                <w:color w:val="262626"/>
-                <w:sz w:val="18"/>
-                <w:szCs w:val="18"/>
-                <w:lang w:val="en-ID"/>
-              </w:rPr>
-            </w:pPr>
-            <w:r>
-              <w:rPr>
-                <w:rFonts w:ascii="Courier New" w:hAnsi="Courier New"/>
-                <w:color w:val="262626"/>
-                <w:sz w:val="18"/>
-                <w:szCs w:val="18"/>
-                <w:lang w:val="en-ID"/>
-              </w:rPr>
-              <w:t>                "</w:t>
-            </w:r>
-            <w:proofErr w:type="spellStart"/>
-            <w:r>
-              <w:rPr>
-                <w:rFonts w:ascii="Courier New" w:hAnsi="Courier New"/>
-                <w:color w:val="262626"/>
-                <w:sz w:val="18"/>
-                <w:szCs w:val="18"/>
-                <w:lang w:val="en-ID"/>
-              </w:rPr>
-              <w:t>updatedAt</w:t>
-            </w:r>
-            <w:proofErr w:type="spellEnd"/>
-            <w:r>
-              <w:rPr>
-                <w:rFonts w:ascii="Courier New" w:hAnsi="Courier New"/>
-                <w:color w:val="262626"/>
-                <w:sz w:val="18"/>
-                <w:szCs w:val="18"/>
-                <w:lang w:val="en-ID"/>
-              </w:rPr>
-              <w:t>": "2026-09-12T00:05:45.437Z",</w:t>
-            </w:r>
-          </w:p>
-          <w:p>
-            <w:pPr>
-              <w:spacing w:after="0"/>
-              <w:rPr>
-                <w:rFonts w:ascii="Courier New" w:hAnsi="Courier New"/>
-                <w:color w:val="262626"/>
-                <w:sz w:val="18"/>
-                <w:szCs w:val="18"/>
-                <w:lang w:val="en-ID"/>
-              </w:rPr>
-            </w:pPr>
-            <w:r>
-              <w:rPr>
-                <w:rFonts w:ascii="Courier New" w:hAnsi="Courier New"/>
-                <w:color w:val="262626"/>
-                <w:sz w:val="18"/>
-                <w:szCs w:val="18"/>
-                <w:lang w:val="en-ID"/>
-              </w:rPr>
-              <w:t>                "</w:t>
-            </w:r>
-            <w:proofErr w:type="spellStart"/>
-            <w:r>
-              <w:rPr>
-                <w:rFonts w:ascii="Courier New" w:hAnsi="Courier New"/>
-                <w:color w:val="262626"/>
-                <w:sz w:val="18"/>
-                <w:szCs w:val="18"/>
-                <w:lang w:val="en-ID"/>
-              </w:rPr>
-              <w:t>UserRole</w:t>
-            </w:r>
-            <w:proofErr w:type="spellEnd"/>
-            <w:r>
-              <w:rPr>
-                <w:rFonts w:ascii="Courier New" w:hAnsi="Courier New"/>
-                <w:color w:val="262626"/>
-                <w:sz w:val="18"/>
-                <w:szCs w:val="18"/>
-                <w:lang w:val="en-ID"/>
-              </w:rPr>
-              <w:t>": {</w:t>
-            </w:r>
-          </w:p>
-          <w:p>
-            <w:pPr>
-              <w:spacing w:after="0"/>
-              <w:rPr>
-                <w:rFonts w:ascii="Courier New" w:hAnsi="Courier New"/>
-                <w:color w:val="262626"/>
-                <w:sz w:val="18"/>
-                <w:szCs w:val="18"/>
-                <w:lang w:val="en-ID"/>
-              </w:rPr>
-            </w:pPr>
-            <w:r>
-              <w:rPr>
-                <w:rFonts w:ascii="Courier New" w:hAnsi="Courier New"/>
-                <w:color w:val="262626"/>
-                <w:sz w:val="18"/>
-                <w:szCs w:val="18"/>
-                <w:lang w:val="en-ID"/>
-              </w:rPr>
-              <w:t>                    "</w:t>
-            </w:r>
-            <w:proofErr w:type="spellStart"/>
-            <w:r>
-              <w:rPr>
-                <w:rFonts w:ascii="Courier New" w:hAnsi="Courier New"/>
-                <w:color w:val="262626"/>
-                <w:sz w:val="18"/>
-                <w:szCs w:val="18"/>
-                <w:lang w:val="en-ID"/>
-              </w:rPr>
-              <w:t>userId</w:t>
-            </w:r>
-            <w:proofErr w:type="spellEnd"/>
-            <w:r>
-              <w:rPr>
-                <w:rFonts w:ascii="Courier New" w:hAnsi="Courier New"/>
-                <w:color w:val="262626"/>
-                <w:sz w:val="18"/>
-                <w:szCs w:val="18"/>
-                <w:lang w:val="en-ID"/>
-              </w:rPr>
-              <w:t>": "22a6b2b0-87de-4320-a9d2-65df7f03f433",</w:t>
-            </w:r>
-          </w:p>
-          <w:p>
-            <w:pPr>
-              <w:spacing w:after="0"/>
-              <w:rPr>
-                <w:rFonts w:ascii="Courier New" w:hAnsi="Courier New"/>
-                <w:color w:val="262626"/>
-                <w:sz w:val="18"/>
-                <w:szCs w:val="18"/>
-                <w:lang w:val="en-ID"/>
-              </w:rPr>
-            </w:pPr>
-            <w:r>
-              <w:rPr>
-                <w:rFonts w:ascii="Courier New" w:hAnsi="Courier New"/>
-                <w:color w:val="262626"/>
-                <w:sz w:val="18"/>
-                <w:szCs w:val="18"/>
-                <w:lang w:val="en-ID"/>
-              </w:rPr>
-              <w:t>                    "</w:t>
-            </w:r>
-            <w:proofErr w:type="spellStart"/>
-            <w:r>
-              <w:rPr>
-                <w:rFonts w:ascii="Courier New" w:hAnsi="Courier New"/>
-                <w:color w:val="262626"/>
-                <w:sz w:val="18"/>
-                <w:szCs w:val="18"/>
-                <w:lang w:val="en-ID"/>
-              </w:rPr>
-              <w:t>roleId</w:t>
-            </w:r>
-            <w:proofErr w:type="spellEnd"/>
-            <w:r>
-              <w:rPr>
-                <w:rFonts w:ascii="Courier New" w:hAnsi="Courier New"/>
-                <w:color w:val="262626"/>
-                <w:sz w:val="18"/>
-                <w:szCs w:val="18"/>
-                <w:lang w:val="en-ID"/>
-              </w:rPr>
-              <w:t>": "d7321971-17ae-4c92-a7eb-2a098aeb9b12",</w:t>
-            </w:r>
-          </w:p>
-          <w:p>
-            <w:pPr>
-              <w:spacing w:after="0"/>
-              <w:rPr>
-                <w:rFonts w:ascii="Courier New" w:hAnsi="Courier New"/>
-                <w:color w:val="262626"/>
-                <w:sz w:val="18"/>
-                <w:szCs w:val="18"/>
-                <w:lang w:val="en-ID"/>
-              </w:rPr>
-            </w:pPr>
-            <w:r>
-              <w:rPr>
-                <w:rFonts w:ascii="Courier New" w:hAnsi="Courier New"/>
-                <w:color w:val="262626"/>
-                <w:sz w:val="18"/>
-                <w:szCs w:val="18"/>
-                <w:lang w:val="en-ID"/>
-              </w:rPr>
-              <w:t>                    "</w:t>
-            </w:r>
-            <w:proofErr w:type="spellStart"/>
-            <w:r>
-              <w:rPr>
-                <w:rFonts w:ascii="Courier New" w:hAnsi="Courier New"/>
-                <w:color w:val="262626"/>
-                <w:sz w:val="18"/>
-                <w:szCs w:val="18"/>
-                <w:lang w:val="en-ID"/>
-              </w:rPr>
-              <w:t>createdAt</w:t>
-            </w:r>
-            <w:proofErr w:type="spellEnd"/>
-            <w:r>
-              <w:rPr>
-                <w:rFonts w:ascii="Courier New" w:hAnsi="Courier New"/>
-                <w:color w:val="262626"/>
-                <w:sz w:val="18"/>
-                <w:szCs w:val="18"/>
-                <w:lang w:val="en-ID"/>
-              </w:rPr>
-              <w:t>": "2026-09-12T00:07:24.472Z",</w:t>
-            </w:r>
-          </w:p>
-          <w:p>
-            <w:pPr>
-              <w:spacing w:after="0"/>
-              <w:rPr>
-                <w:rFonts w:ascii="Courier New" w:hAnsi="Courier New"/>
-                <w:color w:val="262626"/>
-                <w:sz w:val="18"/>
-                <w:szCs w:val="18"/>
-                <w:lang w:val="en-ID"/>
-              </w:rPr>
-            </w:pPr>
-            <w:r>
-              <w:rPr>
-                <w:rFonts w:ascii="Courier New" w:hAnsi="Courier New"/>
-                <w:color w:val="262626"/>
-                <w:sz w:val="18"/>
-                <w:szCs w:val="18"/>
-                <w:lang w:val="en-ID"/>
-              </w:rPr>
-              <w:t>                    "</w:t>
-            </w:r>
-            <w:proofErr w:type="spellStart"/>
-            <w:r>
-              <w:rPr>
-                <w:rFonts w:ascii="Courier New" w:hAnsi="Courier New"/>
-                <w:color w:val="262626"/>
-                <w:sz w:val="18"/>
-                <w:szCs w:val="18"/>
-                <w:lang w:val="en-ID"/>
-              </w:rPr>
-              <w:t>updatedAt</w:t>
-            </w:r>
-            <w:proofErr w:type="spellEnd"/>
-            <w:r>
-              <w:rPr>
-                <w:rFonts w:ascii="Courier New" w:hAnsi="Courier New"/>
-                <w:color w:val="262626"/>
-                <w:sz w:val="18"/>
-                <w:szCs w:val="18"/>
-                <w:lang w:val="en-ID"/>
-              </w:rPr>
-              <w:t>": "2026-09-12T00:07:24.472Z"</w:t>
-            </w:r>
-          </w:p>
-          <w:p>
-            <w:pPr>
-              <w:spacing w:after="0"/>
-              <w:rPr>
-                <w:rFonts w:ascii="Courier New" w:hAnsi="Courier New"/>
-                <w:color w:val="262626"/>
-                <w:sz w:val="18"/>
-                <w:szCs w:val="18"/>
-                <w:lang w:val="en-ID"/>
-              </w:rPr>
-            </w:pPr>
-            <w:r>
-              <w:rPr>
-                <w:rFonts w:ascii="Courier New" w:hAnsi="Courier New"/>
-                <w:color w:val="262626"/>
-                <w:sz w:val="18"/>
-                <w:szCs w:val="18"/>
-                <w:lang w:val="en-ID"/>
-              </w:rPr>
-              <w:t>                }</w:t>
-            </w:r>
-          </w:p>
-          <w:p>
-            <w:pPr>
-              <w:spacing w:after="0"/>
-              <w:rPr>
-                <w:rFonts w:ascii="Courier New" w:hAnsi="Courier New"/>
-                <w:color w:val="262626"/>
-                <w:sz w:val="18"/>
-                <w:szCs w:val="18"/>
-                <w:lang w:val="en-ID"/>
-              </w:rPr>
-            </w:pPr>
-            <w:r>
-              <w:rPr>
-                <w:rFonts w:ascii="Courier New" w:hAnsi="Courier New"/>
-                <w:color w:val="262626"/>
-                <w:sz w:val="18"/>
-                <w:szCs w:val="18"/>
-                <w:lang w:val="en-ID"/>
-              </w:rPr>
-              <w:t>            }</w:t>
-            </w:r>
-          </w:p>
-          <w:p>
-            <w:pPr>
-              <w:spacing w:after="0"/>
-              <w:rPr>
-                <w:rFonts w:ascii="Courier New" w:hAnsi="Courier New"/>
-                <w:color w:val="262626"/>
-                <w:sz w:val="18"/>
-                <w:szCs w:val="18"/>
-                <w:lang w:val="en-ID"/>
-              </w:rPr>
-            </w:pPr>
-            <w:r>
-              <w:rPr>
-                <w:rFonts w:ascii="Courier New" w:hAnsi="Courier New"/>
-                <w:color w:val="262626"/>
-                <w:sz w:val="18"/>
-                <w:szCs w:val="18"/>
-                <w:lang w:val="en-ID"/>
-              </w:rPr>
-              <w:t>        ]</w:t>
-            </w:r>
-          </w:p>
-          <w:p>
-            <w:pPr>
-              <w:spacing w:after="0"/>
-              <w:rPr>
-                <w:rFonts w:ascii="Courier New" w:hAnsi="Courier New"/>
-                <w:color w:val="262626"/>
-                <w:sz w:val="18"/>
-                <w:szCs w:val="18"/>
-                <w:lang w:val="en-ID"/>
-              </w:rPr>
-            </w:pPr>
-            <w:r>
-              <w:rPr>
-                <w:rFonts w:ascii="Courier New" w:hAnsi="Courier New"/>
-                <w:color w:val="262626"/>
-                <w:sz w:val="18"/>
-                <w:szCs w:val="18"/>
-                <w:lang w:val="en-ID"/>
-              </w:rPr>
-              <w:t>    },</w:t>
-            </w:r>
-          </w:p>
-          <w:p>
-            <w:pPr>
-              <w:spacing w:after="0"/>
-              <w:rPr>
-                <w:rFonts w:ascii="Courier New" w:hAnsi="Courier New"/>
-                <w:color w:val="262626"/>
-                <w:sz w:val="18"/>
-                <w:szCs w:val="18"/>
-                <w:lang w:val="en-ID"/>
-              </w:rPr>
-            </w:pPr>
-            <w:r>
-              <w:rPr>
-                <w:rFonts w:ascii="Courier New" w:hAnsi="Courier New"/>
-                <w:color w:val="262626"/>
-                <w:sz w:val="18"/>
-                <w:szCs w:val="18"/>
-                <w:lang w:val="en-ID"/>
-              </w:rPr>
-              <w:t>    {</w:t>
-            </w:r>
-          </w:p>
-          <w:p>
-            <w:pPr>
-              <w:spacing w:after="0"/>
-              <w:rPr>
-                <w:rFonts w:ascii="Courier New" w:hAnsi="Courier New"/>
-                <w:color w:val="262626"/>
-                <w:sz w:val="18"/>
-                <w:szCs w:val="18"/>
-                <w:lang w:val="en-ID"/>
-              </w:rPr>
-            </w:pPr>
-            <w:r>
-              <w:rPr>
-                <w:rFonts w:ascii="Courier New" w:hAnsi="Courier New"/>
-                <w:color w:val="262626"/>
-                <w:sz w:val="18"/>
-                <w:szCs w:val="18"/>
-                <w:lang w:val="en-ID"/>
-              </w:rPr>
-              <w:t>        "id": "c56ebdf4-66db-433f-bb7f-f1bcd816ee97",</w:t>
-            </w:r>
-          </w:p>
-          <w:p>
-            <w:pPr>
-              <w:spacing w:after="0"/>
-              <w:rPr>
-                <w:rFonts w:ascii="Courier New" w:hAnsi="Courier New"/>
-                <w:color w:val="262626"/>
-                <w:sz w:val="18"/>
-                <w:szCs w:val="18"/>
-                <w:lang w:val="en-ID"/>
-              </w:rPr>
-            </w:pPr>
-            <w:r>
-              <w:rPr>
-                <w:rFonts w:ascii="Courier New" w:hAnsi="Courier New"/>
-                <w:color w:val="262626"/>
-                <w:sz w:val="18"/>
-                <w:szCs w:val="18"/>
-                <w:lang w:val="en-ID"/>
-              </w:rPr>
-              <w:t>        "</w:t>
-            </w:r>
-            <w:proofErr w:type="spellStart"/>
-            <w:r>
-              <w:rPr>
-                <w:rFonts w:ascii="Courier New" w:hAnsi="Courier New"/>
-                <w:color w:val="262626"/>
-                <w:sz w:val="18"/>
-                <w:szCs w:val="18"/>
-                <w:lang w:val="en-ID"/>
-              </w:rPr>
-              <w:t>nik</w:t>
-            </w:r>
-            <w:proofErr w:type="spellEnd"/>
-            <w:r>
-              <w:rPr>
-                <w:rFonts w:ascii="Courier New" w:hAnsi="Courier New"/>
-                <w:color w:val="262626"/>
-                <w:sz w:val="18"/>
-                <w:szCs w:val="18"/>
-                <w:lang w:val="en-ID"/>
-              </w:rPr>
-              <w:t>": "EMP001",</w:t>
-            </w:r>
-          </w:p>
-          <w:p>
-            <w:pPr>
-              <w:spacing w:after="0"/>
-              <w:rPr>
-                <w:rFonts w:ascii="Courier New" w:hAnsi="Courier New"/>
-                <w:color w:val="262626"/>
-                <w:sz w:val="18"/>
-                <w:szCs w:val="18"/>
-                <w:lang w:val="en-ID"/>
-              </w:rPr>
-            </w:pPr>
-            <w:r>
-              <w:rPr>
-                <w:rFonts w:ascii="Courier New" w:hAnsi="Courier New"/>
-                <w:color w:val="262626"/>
-                <w:sz w:val="18"/>
-                <w:szCs w:val="18"/>
-                <w:lang w:val="en-ID"/>
-              </w:rPr>
-              <w:t>        "email": "budi.updated@di2.local",</w:t>
-            </w:r>
-          </w:p>
-          <w:p>
-            <w:pPr>
-              <w:spacing w:after="0"/>
-              <w:rPr>
-                <w:rFonts w:ascii="Courier New" w:hAnsi="Courier New"/>
-                <w:color w:val="262626"/>
-                <w:sz w:val="18"/>
-                <w:szCs w:val="18"/>
-                <w:lang w:val="en-ID"/>
-              </w:rPr>
-            </w:pPr>
-            <w:r>
-              <w:rPr>
-                <w:rFonts w:ascii="Courier New" w:hAnsi="Courier New"/>
-                <w:color w:val="262626"/>
-                <w:sz w:val="18"/>
-                <w:szCs w:val="18"/>
-                <w:lang w:val="en-ID"/>
-              </w:rPr>
-              <w:t>        "name": "Budi Santoso Updated",</w:t>
-            </w:r>
-          </w:p>
-          <w:p>
-            <w:pPr>
-              <w:spacing w:after="0"/>
-              <w:rPr>
-                <w:rFonts w:ascii="Courier New" w:hAnsi="Courier New"/>
-                <w:color w:val="262626"/>
-                <w:sz w:val="18"/>
-                <w:szCs w:val="18"/>
-                <w:lang w:val="en-ID"/>
-              </w:rPr>
-            </w:pPr>
-            <w:r>
-              <w:rPr>
-                <w:rFonts w:ascii="Courier New" w:hAnsi="Courier New"/>
-                <w:color w:val="262626"/>
-                <w:sz w:val="18"/>
-                <w:szCs w:val="18"/>
-                <w:lang w:val="en-ID"/>
-              </w:rPr>
-              <w:t>        "</w:t>
-            </w:r>
-            <w:proofErr w:type="spellStart"/>
-            <w:r>
-              <w:rPr>
-                <w:rFonts w:ascii="Courier New" w:hAnsi="Courier New"/>
-                <w:color w:val="262626"/>
-                <w:sz w:val="18"/>
-                <w:szCs w:val="18"/>
-                <w:lang w:val="en-ID"/>
-              </w:rPr>
-              <w:t>isActive</w:t>
-            </w:r>
-            <w:proofErr w:type="spellEnd"/>
-            <w:r>
-              <w:rPr>
-                <w:rFonts w:ascii="Courier New" w:hAnsi="Courier New"/>
-                <w:color w:val="262626"/>
-                <w:sz w:val="18"/>
-                <w:szCs w:val="18"/>
-                <w:lang w:val="en-ID"/>
-              </w:rPr>
-              <w:t>": false,</w:t>
-            </w:r>
-          </w:p>
-          <w:p>
-            <w:pPr>
-              <w:spacing w:after="0"/>
-              <w:rPr>
-                <w:rFonts w:ascii="Courier New" w:hAnsi="Courier New"/>
-                <w:color w:val="262626"/>
-                <w:sz w:val="18"/>
-                <w:szCs w:val="18"/>
-                <w:lang w:val="en-ID"/>
-              </w:rPr>
-            </w:pPr>
-            <w:r>
-              <w:rPr>
-                <w:rFonts w:ascii="Courier New" w:hAnsi="Courier New"/>
-                <w:color w:val="262626"/>
-                <w:sz w:val="18"/>
-                <w:szCs w:val="18"/>
-                <w:lang w:val="en-ID"/>
-              </w:rPr>
-              <w:t>        "</w:t>
-            </w:r>
-            <w:proofErr w:type="spellStart"/>
-            <w:r>
-              <w:rPr>
-                <w:rFonts w:ascii="Courier New" w:hAnsi="Courier New"/>
-                <w:color w:val="262626"/>
-                <w:sz w:val="18"/>
-                <w:szCs w:val="18"/>
-                <w:lang w:val="en-ID"/>
-              </w:rPr>
-              <w:t>createdAt</w:t>
-            </w:r>
-            <w:proofErr w:type="spellEnd"/>
-            <w:r>
-              <w:rPr>
-                <w:rFonts w:ascii="Courier New" w:hAnsi="Courier New"/>
-                <w:color w:val="262626"/>
-                <w:sz w:val="18"/>
-                <w:szCs w:val="18"/>
-                <w:lang w:val="en-ID"/>
-              </w:rPr>
-              <w:t>": "2026-09-11T11:46:15.596Z",</w:t>
-            </w:r>
-          </w:p>
-          <w:p>
-            <w:pPr>
-              <w:spacing w:after="0"/>
-              <w:rPr>
-                <w:rFonts w:ascii="Courier New" w:hAnsi="Courier New"/>
-                <w:color w:val="262626"/>
-                <w:sz w:val="18"/>
-                <w:szCs w:val="18"/>
-                <w:lang w:val="en-ID"/>
-              </w:rPr>
-            </w:pPr>
-            <w:r>
-              <w:rPr>
-                <w:rFonts w:ascii="Courier New" w:hAnsi="Courier New"/>
-                <w:color w:val="262626"/>
-                <w:sz w:val="18"/>
-                <w:szCs w:val="18"/>
-                <w:lang w:val="en-ID"/>
-              </w:rPr>
-              <w:t>        "</w:t>
-            </w:r>
-            <w:proofErr w:type="spellStart"/>
-            <w:r>
-              <w:rPr>
-                <w:rFonts w:ascii="Courier New" w:hAnsi="Courier New"/>
-                <w:color w:val="262626"/>
-                <w:sz w:val="18"/>
-                <w:szCs w:val="18"/>
-                <w:lang w:val="en-ID"/>
-              </w:rPr>
-              <w:t>updatedAt</w:t>
-            </w:r>
-            <w:proofErr w:type="spellEnd"/>
-            <w:r>
-              <w:rPr>
-                <w:rFonts w:ascii="Courier New" w:hAnsi="Courier New"/>
-                <w:color w:val="262626"/>
-                <w:sz w:val="18"/>
-                <w:szCs w:val="18"/>
-                <w:lang w:val="en-ID"/>
-              </w:rPr>
-              <w:t>": "2026-09-12T00:09:27.101Z",</w:t>
-            </w:r>
-          </w:p>
-          <w:p>
-            <w:pPr>
-              <w:spacing w:after="0"/>
-              <w:rPr>
-                <w:rFonts w:ascii="Courier New" w:hAnsi="Courier New"/>
-                <w:color w:val="262626"/>
-                <w:sz w:val="18"/>
-                <w:szCs w:val="18"/>
-                <w:lang w:val="en-ID"/>
-              </w:rPr>
-            </w:pPr>
-            <w:r>
-              <w:rPr>
-                <w:rFonts w:ascii="Courier New" w:hAnsi="Courier New"/>
-                <w:color w:val="262626"/>
-                <w:sz w:val="18"/>
-                <w:szCs w:val="18"/>
-                <w:lang w:val="en-ID"/>
-              </w:rPr>
-              <w:t>        "Roles": [</w:t>
-            </w:r>
-          </w:p>
-          <w:p>
-            <w:pPr>
-              <w:spacing w:after="0"/>
-              <w:rPr>
-                <w:rFonts w:ascii="Courier New" w:hAnsi="Courier New"/>
-                <w:color w:val="262626"/>
-                <w:sz w:val="18"/>
-                <w:szCs w:val="18"/>
-                <w:lang w:val="en-ID"/>
-              </w:rPr>
-            </w:pPr>
-            <w:r>
-              <w:rPr>
-                <w:rFonts w:ascii="Courier New" w:hAnsi="Courier New"/>
-                <w:color w:val="262626"/>
-                <w:sz w:val="18"/>
-                <w:szCs w:val="18"/>
-                <w:lang w:val="en-ID"/>
-              </w:rPr>
-              <w:t>            {</w:t>
-            </w:r>
-          </w:p>
-          <w:p>
-            <w:pPr>
-              <w:spacing w:after="0"/>
-              <w:rPr>
-                <w:rFonts w:ascii="Courier New" w:hAnsi="Courier New"/>
-                <w:color w:val="262626"/>
-                <w:sz w:val="18"/>
-                <w:szCs w:val="18"/>
-                <w:lang w:val="en-ID"/>
-              </w:rPr>
-            </w:pPr>
-            <w:r>
-              <w:rPr>
-                <w:rFonts w:ascii="Courier New" w:hAnsi="Courier New"/>
-                <w:color w:val="262626"/>
-                <w:sz w:val="18"/>
-                <w:szCs w:val="18"/>
-                <w:lang w:val="en-ID"/>
-              </w:rPr>
-              <w:lastRenderedPageBreak/>
               <w:t>                "id": "d7321971-17ae-4c92-a7eb-2a098aeb9b12",</w:t>
             </w:r>
           </w:p>
@@ -17222,6 +17571,7 @@
           <w:color w:val="595959"/>
           <w:sz w:val="24"/>
         </w:rPr>
+        <w:lastRenderedPageBreak/>
         <w:t>Headers</w:t>
       </w:r>
     </w:p>
@@ -17526,7 +17876,6 @@
           <w:color w:val="595959"/>
           <w:sz w:val="24"/>
         </w:rPr>
-        <w:lastRenderedPageBreak/>
         <w:t>Response Success (20</w:t>
       </w:r>
       <w:r>
@@ -18921,6 +19270,7 @@
           <w:color w:val="595959"/>
           <w:sz w:val="24"/>
         </w:rPr>
+        <w:lastRenderedPageBreak/>
         <w:t>Response Error (</w:t>
       </w:r>
       <w:r>
@@ -19226,7 +19576,6 @@
           <w:color w:val="595959"/>
           <w:sz w:val="24"/>
         </w:rPr>
-        <w:lastRenderedPageBreak/>
         <w:t>Headers</w:t>
       </w:r>
     </w:p>
@@ -20446,6 +20795,7 @@
           <w:color w:val="595959"/>
           <w:sz w:val="24"/>
         </w:rPr>
+        <w:lastRenderedPageBreak/>
         <w:t>Request Body</w:t>
       </w:r>
     </w:p>
@@ -20711,7 +21061,6 @@
           <w:color w:val="595959"/>
           <w:sz w:val="24"/>
         </w:rPr>
-        <w:lastRenderedPageBreak/>
         <w:t>Response Success (20</w:t>
       </w:r>
       <w:r>
@@ -21697,6 +22046,7 @@
           <w:color w:val="595959"/>
           <w:sz w:val="24"/>
         </w:rPr>
+        <w:lastRenderedPageBreak/>
         <w:t>Headers</w:t>
       </w:r>
     </w:p>
@@ -22094,7 +22444,6 @@
                 <w:szCs w:val="18"/>
                 <w:lang w:val="en-ID"/>
               </w:rPr>
-              <w:lastRenderedPageBreak/>
               <w:t>}</w:t>
             </w:r>
           </w:p>
@@ -22124,7 +22473,6 @@
           <w:color w:val="595959"/>
           <w:sz w:val="24"/>
         </w:rPr>
-        <w:lastRenderedPageBreak/>
         <w:t>Response Success (20</w:t>
       </w:r>
       <w:r>
@@ -23098,6 +23446,7 @@
           <w:color w:val="595959"/>
           <w:sz w:val="24"/>
         </w:rPr>
+        <w:lastRenderedPageBreak/>
         <w:t>Request Body</w:t>
       </w:r>
     </w:p>
@@ -23407,7 +23756,6 @@
                 <w:szCs w:val="18"/>
                 <w:lang w:val="en-ID"/>
               </w:rPr>
-              <w:lastRenderedPageBreak/>
               <w:t>    "name": "Budi Santoso Updated",</w:t>
             </w:r>
           </w:p>
@@ -24141,7 +24489,6 @@
           <w:color w:val="595959"/>
           <w:sz w:val="24"/>
         </w:rPr>
-        <w:lastRenderedPageBreak/>
         <w:t>Response Error (</w:t>
       </w:r>
       <w:r>
@@ -24327,7 +24674,6 @@
     </w:p>
     <w:p>
       <w:pPr>
-        <w:pStyle w:val="FooterChar"/>
         <w:keepNext/>
         <w:spacing w:before="320" w:after="120"/>
         <w:ind w:left="744"/>
@@ -24356,7 +24702,6 @@
     </w:p>
     <w:p>
       <w:pPr>
-        <w:pStyle w:val="FooterChar"/>
         <w:spacing w:after="120"/>
         <w:ind w:left="744"/>
       </w:pPr>
@@ -24414,7 +24759,6 @@
     </w:p>
     <w:p>
       <w:pPr>
-        <w:pStyle w:val="FooterChar"/>
         <w:spacing w:after="120"/>
         <w:ind w:left="744"/>
       </w:pPr>
@@ -24448,7 +24792,6 @@
     </w:p>
     <w:p>
       <w:pPr>
-        <w:pStyle w:val="FooterChar"/>
         <w:keepNext/>
         <w:spacing w:before="240" w:after="80"/>
         <w:ind w:left="744"/>
@@ -24751,7 +25094,6 @@
     </w:tbl>
     <w:p>
       <w:pPr>
-        <w:pStyle w:val="FooterChar"/>
         <w:spacing w:after="120"/>
         <w:ind w:left="744"/>
       </w:pPr>
@@ -24943,7 +25285,6 @@
     </w:tbl>
     <w:p>
       <w:pPr>
-        <w:pStyle w:val="FooterChar"/>
         <w:keepNext/>
         <w:spacing w:before="240" w:after="80"/>
         <w:ind w:left="744"/>
@@ -25377,7 +25718,6 @@
     </w:tbl>
     <w:p>
       <w:pPr>
-        <w:pStyle w:val="FooterChar"/>
         <w:keepNext/>
         <w:spacing w:before="240" w:after="80"/>
         <w:ind w:left="744"/>
@@ -25389,6 +25729,7 @@
           <w:color w:val="595959"/>
           <w:sz w:val="24"/>
         </w:rPr>
+        <w:lastRenderedPageBreak/>
         <w:t>Response Error (40</w:t>
       </w:r>
       <w:r>
@@ -25994,7 +26335,6 @@
           <w:color w:val="595959"/>
           <w:sz w:val="24"/>
         </w:rPr>
-        <w:lastRenderedPageBreak/>
         <w:t>Request Body</w:t>
       </w:r>
     </w:p>
@@ -26705,6 +27045,7 @@
           <w:color w:val="595959"/>
           <w:sz w:val="24"/>
         </w:rPr>
+        <w:lastRenderedPageBreak/>
         <w:t>Response Error (40</w:t>
       </w:r>
       <w:r>
@@ -27210,7 +27551,6 @@
     </w:tbl>
     <w:p>
       <w:pPr>
-        <w:pStyle w:val="FooterChar"/>
         <w:keepNext/>
         <w:spacing w:before="320" w:after="120"/>
         <w:ind w:left="744"/>
@@ -27224,7 +27564,6 @@
     </w:p>
     <w:p>
       <w:pPr>
-        <w:pStyle w:val="FooterChar"/>
         <w:keepNext/>
         <w:spacing w:before="320" w:after="120"/>
         <w:ind w:left="744"/>
@@ -27262,7 +27601,6 @@
     </w:p>
     <w:p>
       <w:pPr>
-        <w:pStyle w:val="FooterChar"/>
         <w:spacing w:after="120"/>
         <w:ind w:left="744"/>
       </w:pPr>
@@ -27312,7 +27650,6 @@
     </w:p>
     <w:p>
       <w:pPr>
-        <w:pStyle w:val="FooterChar"/>
         <w:spacing w:after="120"/>
         <w:ind w:left="744"/>
       </w:pPr>
@@ -27346,7 +27683,6 @@
     </w:p>
     <w:p>
       <w:pPr>
-        <w:pStyle w:val="FooterChar"/>
         <w:keepNext/>
         <w:spacing w:before="240" w:after="80"/>
         <w:ind w:left="744"/>
@@ -27654,7 +27990,6 @@
     </w:p>
     <w:p>
       <w:pPr>
-        <w:pStyle w:val="FooterChar"/>
         <w:keepNext/>
         <w:spacing w:before="240" w:after="80"/>
         <w:ind w:left="744"/>
@@ -28107,6 +28442,7 @@
                 <w:szCs w:val="18"/>
                 <w:lang w:val="en-ID"/>
               </w:rPr>
+              <w:lastRenderedPageBreak/>
               <w:t>        {</w:t>
             </w:r>
           </w:p>
@@ -28679,1063 +29015,1063 @@
                 <w:szCs w:val="18"/>
                 <w:lang w:val="en-ID"/>
               </w:rPr>
+              <w:t>            "</w:t>
+            </w:r>
+            <w:proofErr w:type="spellStart"/>
+            <w:r>
+              <w:rPr>
+                <w:rFonts w:ascii="Courier New" w:hAnsi="Courier New"/>
+                <w:color w:val="262626"/>
+                <w:sz w:val="18"/>
+                <w:szCs w:val="18"/>
+                <w:lang w:val="en-ID"/>
+              </w:rPr>
+              <w:t>parentId</w:t>
+            </w:r>
+            <w:proofErr w:type="spellEnd"/>
+            <w:r>
+              <w:rPr>
+                <w:rFonts w:ascii="Courier New" w:hAnsi="Courier New"/>
+                <w:color w:val="262626"/>
+                <w:sz w:val="18"/>
+                <w:szCs w:val="18"/>
+                <w:lang w:val="en-ID"/>
+              </w:rPr>
+              <w:t>": "f4d44b6f-d494-4f88-91ba-2715add0abe9",</w:t>
+            </w:r>
+          </w:p>
+          <w:p>
+            <w:pPr>
+              <w:spacing w:after="0"/>
+              <w:rPr>
+                <w:rFonts w:ascii="Courier New" w:hAnsi="Courier New"/>
+                <w:color w:val="262626"/>
+                <w:sz w:val="18"/>
+                <w:szCs w:val="18"/>
+                <w:lang w:val="en-ID"/>
+              </w:rPr>
+            </w:pPr>
+            <w:r>
+              <w:rPr>
+                <w:rFonts w:ascii="Courier New" w:hAnsi="Courier New"/>
+                <w:color w:val="262626"/>
+                <w:sz w:val="18"/>
+                <w:szCs w:val="18"/>
+                <w:lang w:val="en-ID"/>
+              </w:rPr>
+              <w:t>            "code": "USER_MANAGEMENTX",</w:t>
+            </w:r>
+          </w:p>
+          <w:p>
+            <w:pPr>
+              <w:spacing w:after="0"/>
+              <w:rPr>
+                <w:rFonts w:ascii="Courier New" w:hAnsi="Courier New"/>
+                <w:color w:val="262626"/>
+                <w:sz w:val="18"/>
+                <w:szCs w:val="18"/>
+                <w:lang w:val="en-ID"/>
+              </w:rPr>
+            </w:pPr>
+            <w:r>
+              <w:rPr>
+                <w:rFonts w:ascii="Courier New" w:hAnsi="Courier New"/>
+                <w:color w:val="262626"/>
+                <w:sz w:val="18"/>
+                <w:szCs w:val="18"/>
+                <w:lang w:val="en-ID"/>
+              </w:rPr>
+              <w:t xml:space="preserve">            "name": "User </w:t>
+            </w:r>
+            <w:proofErr w:type="spellStart"/>
+            <w:r>
+              <w:rPr>
+                <w:rFonts w:ascii="Courier New" w:hAnsi="Courier New"/>
+                <w:color w:val="262626"/>
+                <w:sz w:val="18"/>
+                <w:szCs w:val="18"/>
+                <w:lang w:val="en-ID"/>
+              </w:rPr>
+              <w:t>Managementx</w:t>
+            </w:r>
+            <w:proofErr w:type="spellEnd"/>
+            <w:r>
+              <w:rPr>
+                <w:rFonts w:ascii="Courier New" w:hAnsi="Courier New"/>
+                <w:color w:val="262626"/>
+                <w:sz w:val="18"/>
+                <w:szCs w:val="18"/>
+                <w:lang w:val="en-ID"/>
+              </w:rPr>
+              <w:t>",</w:t>
+            </w:r>
+          </w:p>
+          <w:p>
+            <w:pPr>
+              <w:spacing w:after="0"/>
+              <w:rPr>
+                <w:rFonts w:ascii="Courier New" w:hAnsi="Courier New"/>
+                <w:color w:val="262626"/>
+                <w:sz w:val="18"/>
+                <w:szCs w:val="18"/>
+                <w:lang w:val="en-ID"/>
+              </w:rPr>
+            </w:pPr>
+            <w:r>
+              <w:rPr>
+                <w:rFonts w:ascii="Courier New" w:hAnsi="Courier New"/>
+                <w:color w:val="262626"/>
+                <w:sz w:val="18"/>
+                <w:szCs w:val="18"/>
+                <w:lang w:val="en-ID"/>
+              </w:rPr>
+              <w:t>            "path": "/</w:t>
+            </w:r>
+            <w:proofErr w:type="spellStart"/>
+            <w:r>
+              <w:rPr>
+                <w:rFonts w:ascii="Courier New" w:hAnsi="Courier New"/>
+                <w:color w:val="262626"/>
+                <w:sz w:val="18"/>
+                <w:szCs w:val="18"/>
+                <w:lang w:val="en-ID"/>
+              </w:rPr>
+              <w:t>usersffef</w:t>
+            </w:r>
+            <w:proofErr w:type="spellEnd"/>
+            <w:r>
+              <w:rPr>
+                <w:rFonts w:ascii="Courier New" w:hAnsi="Courier New"/>
+                <w:color w:val="262626"/>
+                <w:sz w:val="18"/>
+                <w:szCs w:val="18"/>
+                <w:lang w:val="en-ID"/>
+              </w:rPr>
+              <w:t>",</w:t>
+            </w:r>
+          </w:p>
+          <w:p>
+            <w:pPr>
+              <w:spacing w:after="0"/>
+              <w:rPr>
+                <w:rFonts w:ascii="Courier New" w:hAnsi="Courier New"/>
+                <w:color w:val="262626"/>
+                <w:sz w:val="18"/>
+                <w:szCs w:val="18"/>
+                <w:lang w:val="en-ID"/>
+              </w:rPr>
+            </w:pPr>
+            <w:r>
+              <w:rPr>
+                <w:rFonts w:ascii="Courier New" w:hAnsi="Courier New"/>
+                <w:color w:val="262626"/>
+                <w:sz w:val="18"/>
+                <w:szCs w:val="18"/>
+                <w:lang w:val="en-ID"/>
+              </w:rPr>
+              <w:t>            "</w:t>
+            </w:r>
+            <w:proofErr w:type="spellStart"/>
+            <w:r>
+              <w:rPr>
+                <w:rFonts w:ascii="Courier New" w:hAnsi="Courier New"/>
+                <w:color w:val="262626"/>
+                <w:sz w:val="18"/>
+                <w:szCs w:val="18"/>
+                <w:lang w:val="en-ID"/>
+              </w:rPr>
+              <w:t>sortOrder</w:t>
+            </w:r>
+            <w:proofErr w:type="spellEnd"/>
+            <w:r>
+              <w:rPr>
+                <w:rFonts w:ascii="Courier New" w:hAnsi="Courier New"/>
+                <w:color w:val="262626"/>
+                <w:sz w:val="18"/>
+                <w:szCs w:val="18"/>
+                <w:lang w:val="en-ID"/>
+              </w:rPr>
+              <w:t>": 1,</w:t>
+            </w:r>
+          </w:p>
+          <w:p>
+            <w:pPr>
+              <w:spacing w:after="0"/>
+              <w:rPr>
+                <w:rFonts w:ascii="Courier New" w:hAnsi="Courier New"/>
+                <w:color w:val="262626"/>
+                <w:sz w:val="18"/>
+                <w:szCs w:val="18"/>
+                <w:lang w:val="en-ID"/>
+              </w:rPr>
+            </w:pPr>
+            <w:r>
+              <w:rPr>
+                <w:rFonts w:ascii="Courier New" w:hAnsi="Courier New"/>
+                <w:color w:val="262626"/>
+                <w:sz w:val="18"/>
+                <w:szCs w:val="18"/>
+                <w:lang w:val="en-ID"/>
+              </w:rPr>
+              <w:t>            "</w:t>
+            </w:r>
+            <w:proofErr w:type="spellStart"/>
+            <w:r>
+              <w:rPr>
+                <w:rFonts w:ascii="Courier New" w:hAnsi="Courier New"/>
+                <w:color w:val="262626"/>
+                <w:sz w:val="18"/>
+                <w:szCs w:val="18"/>
+                <w:lang w:val="en-ID"/>
+              </w:rPr>
+              <w:t>isActive</w:t>
+            </w:r>
+            <w:proofErr w:type="spellEnd"/>
+            <w:r>
+              <w:rPr>
+                <w:rFonts w:ascii="Courier New" w:hAnsi="Courier New"/>
+                <w:color w:val="262626"/>
+                <w:sz w:val="18"/>
+                <w:szCs w:val="18"/>
+                <w:lang w:val="en-ID"/>
+              </w:rPr>
+              <w:t>": true</w:t>
+            </w:r>
+          </w:p>
+          <w:p>
+            <w:pPr>
+              <w:spacing w:after="0"/>
+              <w:rPr>
+                <w:rFonts w:ascii="Courier New" w:hAnsi="Courier New"/>
+                <w:color w:val="262626"/>
+                <w:sz w:val="18"/>
+                <w:szCs w:val="18"/>
+                <w:lang w:val="en-ID"/>
+              </w:rPr>
+            </w:pPr>
+            <w:r>
+              <w:rPr>
+                <w:rFonts w:ascii="Courier New" w:hAnsi="Courier New"/>
+                <w:color w:val="262626"/>
+                <w:sz w:val="18"/>
+                <w:szCs w:val="18"/>
+                <w:lang w:val="en-ID"/>
+              </w:rPr>
+              <w:t>        },</w:t>
+            </w:r>
+          </w:p>
+          <w:p>
+            <w:pPr>
+              <w:spacing w:after="0"/>
+              <w:rPr>
+                <w:rFonts w:ascii="Courier New" w:hAnsi="Courier New"/>
+                <w:color w:val="262626"/>
+                <w:sz w:val="18"/>
+                <w:szCs w:val="18"/>
+                <w:lang w:val="en-ID"/>
+              </w:rPr>
+            </w:pPr>
+            <w:r>
+              <w:rPr>
+                <w:rFonts w:ascii="Courier New" w:hAnsi="Courier New"/>
+                <w:color w:val="262626"/>
+                <w:sz w:val="18"/>
+                <w:szCs w:val="18"/>
+                <w:lang w:val="en-ID"/>
+              </w:rPr>
+              <w:t>        {</w:t>
+            </w:r>
+          </w:p>
+          <w:p>
+            <w:pPr>
+              <w:spacing w:after="0"/>
+              <w:rPr>
+                <w:rFonts w:ascii="Courier New" w:hAnsi="Courier New"/>
+                <w:color w:val="262626"/>
+                <w:sz w:val="18"/>
+                <w:szCs w:val="18"/>
+                <w:lang w:val="en-ID"/>
+              </w:rPr>
+            </w:pPr>
+            <w:r>
+              <w:rPr>
+                <w:rFonts w:ascii="Courier New" w:hAnsi="Courier New"/>
+                <w:color w:val="262626"/>
+                <w:sz w:val="18"/>
+                <w:szCs w:val="18"/>
+                <w:lang w:val="en-ID"/>
+              </w:rPr>
+              <w:t>            "id": "b488c616-445e-4738-8e6a-c27a45807845",</w:t>
+            </w:r>
+          </w:p>
+          <w:p>
+            <w:pPr>
+              <w:spacing w:after="0"/>
+              <w:rPr>
+                <w:rFonts w:ascii="Courier New" w:hAnsi="Courier New"/>
+                <w:color w:val="262626"/>
+                <w:sz w:val="18"/>
+                <w:szCs w:val="18"/>
+                <w:lang w:val="en-ID"/>
+              </w:rPr>
+            </w:pPr>
+            <w:r>
+              <w:rPr>
+                <w:rFonts w:ascii="Courier New" w:hAnsi="Courier New"/>
+                <w:color w:val="262626"/>
+                <w:sz w:val="18"/>
+                <w:szCs w:val="18"/>
+                <w:lang w:val="en-ID"/>
+              </w:rPr>
+              <w:t>            "</w:t>
+            </w:r>
+            <w:proofErr w:type="spellStart"/>
+            <w:r>
+              <w:rPr>
+                <w:rFonts w:ascii="Courier New" w:hAnsi="Courier New"/>
+                <w:color w:val="262626"/>
+                <w:sz w:val="18"/>
+                <w:szCs w:val="18"/>
+                <w:lang w:val="en-ID"/>
+              </w:rPr>
+              <w:t>parentId</w:t>
+            </w:r>
+            <w:proofErr w:type="spellEnd"/>
+            <w:r>
+              <w:rPr>
+                <w:rFonts w:ascii="Courier New" w:hAnsi="Courier New"/>
+                <w:color w:val="262626"/>
+                <w:sz w:val="18"/>
+                <w:szCs w:val="18"/>
+                <w:lang w:val="en-ID"/>
+              </w:rPr>
+              <w:t>": null,</w:t>
+            </w:r>
+          </w:p>
+          <w:p>
+            <w:pPr>
+              <w:spacing w:after="0"/>
+              <w:rPr>
+                <w:rFonts w:ascii="Courier New" w:hAnsi="Courier New"/>
+                <w:color w:val="262626"/>
+                <w:sz w:val="18"/>
+                <w:szCs w:val="18"/>
+                <w:lang w:val="en-ID"/>
+              </w:rPr>
+            </w:pPr>
+            <w:r>
+              <w:rPr>
+                <w:rFonts w:ascii="Courier New" w:hAnsi="Courier New"/>
+                <w:color w:val="262626"/>
+                <w:sz w:val="18"/>
+                <w:szCs w:val="18"/>
+                <w:lang w:val="en-ID"/>
+              </w:rPr>
+              <w:t>            "code": "MANAGEMENT2",</w:t>
+            </w:r>
+          </w:p>
+          <w:p>
+            <w:pPr>
+              <w:spacing w:after="0"/>
+              <w:rPr>
+                <w:rFonts w:ascii="Courier New" w:hAnsi="Courier New"/>
+                <w:color w:val="262626"/>
+                <w:sz w:val="18"/>
+                <w:szCs w:val="18"/>
+                <w:lang w:val="en-ID"/>
+              </w:rPr>
+            </w:pPr>
+            <w:r>
+              <w:rPr>
+                <w:rFonts w:ascii="Courier New" w:hAnsi="Courier New"/>
+                <w:color w:val="262626"/>
+                <w:sz w:val="18"/>
+                <w:szCs w:val="18"/>
+                <w:lang w:val="en-ID"/>
+              </w:rPr>
+              <w:t>            "name": "Management2",</w:t>
+            </w:r>
+          </w:p>
+          <w:p>
+            <w:pPr>
+              <w:spacing w:after="0"/>
+              <w:rPr>
+                <w:rFonts w:ascii="Courier New" w:hAnsi="Courier New"/>
+                <w:color w:val="262626"/>
+                <w:sz w:val="18"/>
+                <w:szCs w:val="18"/>
+                <w:lang w:val="en-ID"/>
+              </w:rPr>
+            </w:pPr>
+            <w:r>
+              <w:rPr>
+                <w:rFonts w:ascii="Courier New" w:hAnsi="Courier New"/>
+                <w:color w:val="262626"/>
+                <w:sz w:val="18"/>
+                <w:szCs w:val="18"/>
+                <w:lang w:val="en-ID"/>
+              </w:rPr>
+              <w:t>            "path": null,</w:t>
+            </w:r>
+          </w:p>
+          <w:p>
+            <w:pPr>
+              <w:spacing w:after="0"/>
+              <w:rPr>
+                <w:rFonts w:ascii="Courier New" w:hAnsi="Courier New"/>
+                <w:color w:val="262626"/>
+                <w:sz w:val="18"/>
+                <w:szCs w:val="18"/>
+                <w:lang w:val="en-ID"/>
+              </w:rPr>
+            </w:pPr>
+            <w:r>
+              <w:rPr>
+                <w:rFonts w:ascii="Courier New" w:hAnsi="Courier New"/>
+                <w:color w:val="262626"/>
+                <w:sz w:val="18"/>
+                <w:szCs w:val="18"/>
+                <w:lang w:val="en-ID"/>
+              </w:rPr>
+              <w:t>            "</w:t>
+            </w:r>
+            <w:proofErr w:type="spellStart"/>
+            <w:r>
+              <w:rPr>
+                <w:rFonts w:ascii="Courier New" w:hAnsi="Courier New"/>
+                <w:color w:val="262626"/>
+                <w:sz w:val="18"/>
+                <w:szCs w:val="18"/>
+                <w:lang w:val="en-ID"/>
+              </w:rPr>
+              <w:t>sortOrder</w:t>
+            </w:r>
+            <w:proofErr w:type="spellEnd"/>
+            <w:r>
+              <w:rPr>
+                <w:rFonts w:ascii="Courier New" w:hAnsi="Courier New"/>
+                <w:color w:val="262626"/>
+                <w:sz w:val="18"/>
+                <w:szCs w:val="18"/>
+                <w:lang w:val="en-ID"/>
+              </w:rPr>
+              <w:t>": 2,</w:t>
+            </w:r>
+          </w:p>
+          <w:p>
+            <w:pPr>
+              <w:spacing w:after="0"/>
+              <w:rPr>
+                <w:rFonts w:ascii="Courier New" w:hAnsi="Courier New"/>
+                <w:color w:val="262626"/>
+                <w:sz w:val="18"/>
+                <w:szCs w:val="18"/>
+                <w:lang w:val="en-ID"/>
+              </w:rPr>
+            </w:pPr>
+            <w:r>
+              <w:rPr>
+                <w:rFonts w:ascii="Courier New" w:hAnsi="Courier New"/>
+                <w:color w:val="262626"/>
+                <w:sz w:val="18"/>
+                <w:szCs w:val="18"/>
+                <w:lang w:val="en-ID"/>
+              </w:rPr>
+              <w:t>            "</w:t>
+            </w:r>
+            <w:proofErr w:type="spellStart"/>
+            <w:r>
+              <w:rPr>
+                <w:rFonts w:ascii="Courier New" w:hAnsi="Courier New"/>
+                <w:color w:val="262626"/>
+                <w:sz w:val="18"/>
+                <w:szCs w:val="18"/>
+                <w:lang w:val="en-ID"/>
+              </w:rPr>
+              <w:t>isActive</w:t>
+            </w:r>
+            <w:proofErr w:type="spellEnd"/>
+            <w:r>
+              <w:rPr>
+                <w:rFonts w:ascii="Courier New" w:hAnsi="Courier New"/>
+                <w:color w:val="262626"/>
+                <w:sz w:val="18"/>
+                <w:szCs w:val="18"/>
+                <w:lang w:val="en-ID"/>
+              </w:rPr>
+              <w:t>": true</w:t>
+            </w:r>
+          </w:p>
+          <w:p>
+            <w:pPr>
+              <w:spacing w:after="0"/>
+              <w:rPr>
+                <w:rFonts w:ascii="Courier New" w:hAnsi="Courier New"/>
+                <w:color w:val="262626"/>
+                <w:sz w:val="18"/>
+                <w:szCs w:val="18"/>
+                <w:lang w:val="en-ID"/>
+              </w:rPr>
+            </w:pPr>
+            <w:r>
+              <w:rPr>
+                <w:rFonts w:ascii="Courier New" w:hAnsi="Courier New"/>
+                <w:color w:val="262626"/>
+                <w:sz w:val="18"/>
+                <w:szCs w:val="18"/>
+                <w:lang w:val="en-ID"/>
+              </w:rPr>
+              <w:t>        },</w:t>
+            </w:r>
+          </w:p>
+          <w:p>
+            <w:pPr>
+              <w:spacing w:after="0"/>
+              <w:rPr>
+                <w:rFonts w:ascii="Courier New" w:hAnsi="Courier New"/>
+                <w:color w:val="262626"/>
+                <w:sz w:val="18"/>
+                <w:szCs w:val="18"/>
+                <w:lang w:val="en-ID"/>
+              </w:rPr>
+            </w:pPr>
+            <w:r>
+              <w:rPr>
+                <w:rFonts w:ascii="Courier New" w:hAnsi="Courier New"/>
+                <w:color w:val="262626"/>
+                <w:sz w:val="18"/>
+                <w:szCs w:val="18"/>
+                <w:lang w:val="en-ID"/>
+              </w:rPr>
+              <w:t>        {</w:t>
+            </w:r>
+          </w:p>
+          <w:p>
+            <w:pPr>
+              <w:spacing w:after="0"/>
+              <w:rPr>
+                <w:rFonts w:ascii="Courier New" w:hAnsi="Courier New"/>
+                <w:color w:val="262626"/>
+                <w:sz w:val="18"/>
+                <w:szCs w:val="18"/>
+                <w:lang w:val="en-ID"/>
+              </w:rPr>
+            </w:pPr>
+            <w:r>
+              <w:rPr>
+                <w:rFonts w:ascii="Courier New" w:hAnsi="Courier New"/>
+                <w:color w:val="262626"/>
+                <w:sz w:val="18"/>
+                <w:szCs w:val="18"/>
+                <w:lang w:val="en-ID"/>
+              </w:rPr>
+              <w:t>            "id": "0ab2ca39-98e0-4341-b40d-a92fba5d8d2e",</w:t>
+            </w:r>
+          </w:p>
+          <w:p>
+            <w:pPr>
+              <w:spacing w:after="0"/>
+              <w:rPr>
+                <w:rFonts w:ascii="Courier New" w:hAnsi="Courier New"/>
+                <w:color w:val="262626"/>
+                <w:sz w:val="18"/>
+                <w:szCs w:val="18"/>
+                <w:lang w:val="en-ID"/>
+              </w:rPr>
+            </w:pPr>
+            <w:r>
+              <w:rPr>
+                <w:rFonts w:ascii="Courier New" w:hAnsi="Courier New"/>
+                <w:color w:val="262626"/>
+                <w:sz w:val="18"/>
+                <w:szCs w:val="18"/>
+                <w:lang w:val="en-ID"/>
+              </w:rPr>
+              <w:t>            "</w:t>
+            </w:r>
+            <w:proofErr w:type="spellStart"/>
+            <w:r>
+              <w:rPr>
+                <w:rFonts w:ascii="Courier New" w:hAnsi="Courier New"/>
+                <w:color w:val="262626"/>
+                <w:sz w:val="18"/>
+                <w:szCs w:val="18"/>
+                <w:lang w:val="en-ID"/>
+              </w:rPr>
+              <w:t>parentId</w:t>
+            </w:r>
+            <w:proofErr w:type="spellEnd"/>
+            <w:r>
+              <w:rPr>
+                <w:rFonts w:ascii="Courier New" w:hAnsi="Courier New"/>
+                <w:color w:val="262626"/>
+                <w:sz w:val="18"/>
+                <w:szCs w:val="18"/>
+                <w:lang w:val="en-ID"/>
+              </w:rPr>
+              <w:t>": "f4d44b6f-d494-4f88-91ba-2715add0abe9",</w:t>
+            </w:r>
+          </w:p>
+          <w:p>
+            <w:pPr>
+              <w:spacing w:after="0"/>
+              <w:rPr>
+                <w:rFonts w:ascii="Courier New" w:hAnsi="Courier New"/>
+                <w:color w:val="262626"/>
+                <w:sz w:val="18"/>
+                <w:szCs w:val="18"/>
+                <w:lang w:val="en-ID"/>
+              </w:rPr>
+            </w:pPr>
+            <w:r>
+              <w:rPr>
+                <w:rFonts w:ascii="Courier New" w:hAnsi="Courier New"/>
+                <w:color w:val="262626"/>
+                <w:sz w:val="18"/>
+                <w:szCs w:val="18"/>
+                <w:lang w:val="en-ID"/>
+              </w:rPr>
+              <w:t>            "code": "ROLE_MANAGEMENT",</w:t>
+            </w:r>
+          </w:p>
+          <w:p>
+            <w:pPr>
+              <w:spacing w:after="0"/>
+              <w:rPr>
+                <w:rFonts w:ascii="Courier New" w:hAnsi="Courier New"/>
+                <w:color w:val="262626"/>
+                <w:sz w:val="18"/>
+                <w:szCs w:val="18"/>
+                <w:lang w:val="en-ID"/>
+              </w:rPr>
+            </w:pPr>
+            <w:r>
+              <w:rPr>
+                <w:rFonts w:ascii="Courier New" w:hAnsi="Courier New"/>
+                <w:color w:val="262626"/>
+                <w:sz w:val="18"/>
+                <w:szCs w:val="18"/>
+                <w:lang w:val="en-ID"/>
+              </w:rPr>
+              <w:t>            "name": "Role Management",</w:t>
+            </w:r>
+          </w:p>
+          <w:p>
+            <w:pPr>
+              <w:spacing w:after="0"/>
+              <w:rPr>
+                <w:rFonts w:ascii="Courier New" w:hAnsi="Courier New"/>
+                <w:color w:val="262626"/>
+                <w:sz w:val="18"/>
+                <w:szCs w:val="18"/>
+                <w:lang w:val="en-ID"/>
+              </w:rPr>
+            </w:pPr>
+            <w:r>
+              <w:rPr>
+                <w:rFonts w:ascii="Courier New" w:hAnsi="Courier New"/>
+                <w:color w:val="262626"/>
+                <w:sz w:val="18"/>
+                <w:szCs w:val="18"/>
+                <w:lang w:val="en-ID"/>
+              </w:rPr>
+              <w:t>            "path": "/roles",</w:t>
+            </w:r>
+          </w:p>
+          <w:p>
+            <w:pPr>
+              <w:spacing w:after="0"/>
+              <w:rPr>
+                <w:rFonts w:ascii="Courier New" w:hAnsi="Courier New"/>
+                <w:color w:val="262626"/>
+                <w:sz w:val="18"/>
+                <w:szCs w:val="18"/>
+                <w:lang w:val="en-ID"/>
+              </w:rPr>
+            </w:pPr>
+            <w:r>
+              <w:rPr>
+                <w:rFonts w:ascii="Courier New" w:hAnsi="Courier New"/>
+                <w:color w:val="262626"/>
+                <w:sz w:val="18"/>
+                <w:szCs w:val="18"/>
+                <w:lang w:val="en-ID"/>
+              </w:rPr>
+              <w:t>            "</w:t>
+            </w:r>
+            <w:proofErr w:type="spellStart"/>
+            <w:r>
+              <w:rPr>
+                <w:rFonts w:ascii="Courier New" w:hAnsi="Courier New"/>
+                <w:color w:val="262626"/>
+                <w:sz w:val="18"/>
+                <w:szCs w:val="18"/>
+                <w:lang w:val="en-ID"/>
+              </w:rPr>
+              <w:t>sortOrder</w:t>
+            </w:r>
+            <w:proofErr w:type="spellEnd"/>
+            <w:r>
+              <w:rPr>
+                <w:rFonts w:ascii="Courier New" w:hAnsi="Courier New"/>
+                <w:color w:val="262626"/>
+                <w:sz w:val="18"/>
+                <w:szCs w:val="18"/>
+                <w:lang w:val="en-ID"/>
+              </w:rPr>
+              <w:t>": 2,</w:t>
+            </w:r>
+          </w:p>
+          <w:p>
+            <w:pPr>
+              <w:spacing w:after="0"/>
+              <w:rPr>
+                <w:rFonts w:ascii="Courier New" w:hAnsi="Courier New"/>
+                <w:color w:val="262626"/>
+                <w:sz w:val="18"/>
+                <w:szCs w:val="18"/>
+                <w:lang w:val="en-ID"/>
+              </w:rPr>
+            </w:pPr>
+            <w:r>
+              <w:rPr>
+                <w:rFonts w:ascii="Courier New" w:hAnsi="Courier New"/>
+                <w:color w:val="262626"/>
+                <w:sz w:val="18"/>
+                <w:szCs w:val="18"/>
+                <w:lang w:val="en-ID"/>
+              </w:rPr>
+              <w:t>            "</w:t>
+            </w:r>
+            <w:proofErr w:type="spellStart"/>
+            <w:r>
+              <w:rPr>
+                <w:rFonts w:ascii="Courier New" w:hAnsi="Courier New"/>
+                <w:color w:val="262626"/>
+                <w:sz w:val="18"/>
+                <w:szCs w:val="18"/>
+                <w:lang w:val="en-ID"/>
+              </w:rPr>
+              <w:t>isActive</w:t>
+            </w:r>
+            <w:proofErr w:type="spellEnd"/>
+            <w:r>
+              <w:rPr>
+                <w:rFonts w:ascii="Courier New" w:hAnsi="Courier New"/>
+                <w:color w:val="262626"/>
+                <w:sz w:val="18"/>
+                <w:szCs w:val="18"/>
+                <w:lang w:val="en-ID"/>
+              </w:rPr>
+              <w:t>": true</w:t>
+            </w:r>
+          </w:p>
+          <w:p>
+            <w:pPr>
+              <w:spacing w:after="0"/>
+              <w:rPr>
+                <w:rFonts w:ascii="Courier New" w:hAnsi="Courier New"/>
+                <w:color w:val="262626"/>
+                <w:sz w:val="18"/>
+                <w:szCs w:val="18"/>
+                <w:lang w:val="en-ID"/>
+              </w:rPr>
+            </w:pPr>
+            <w:r>
+              <w:rPr>
+                <w:rFonts w:ascii="Courier New" w:hAnsi="Courier New"/>
+                <w:color w:val="262626"/>
+                <w:sz w:val="18"/>
+                <w:szCs w:val="18"/>
+                <w:lang w:val="en-ID"/>
+              </w:rPr>
+              <w:t>        },</w:t>
+            </w:r>
+          </w:p>
+          <w:p>
+            <w:pPr>
+              <w:spacing w:after="0"/>
+              <w:rPr>
+                <w:rFonts w:ascii="Courier New" w:hAnsi="Courier New"/>
+                <w:color w:val="262626"/>
+                <w:sz w:val="18"/>
+                <w:szCs w:val="18"/>
+                <w:lang w:val="en-ID"/>
+              </w:rPr>
+            </w:pPr>
+            <w:r>
+              <w:rPr>
+                <w:rFonts w:ascii="Courier New" w:hAnsi="Courier New"/>
+                <w:color w:val="262626"/>
+                <w:sz w:val="18"/>
+                <w:szCs w:val="18"/>
+                <w:lang w:val="en-ID"/>
+              </w:rPr>
+              <w:t>        {</w:t>
+            </w:r>
+          </w:p>
+          <w:p>
+            <w:pPr>
+              <w:spacing w:after="0"/>
+              <w:rPr>
+                <w:rFonts w:ascii="Courier New" w:hAnsi="Courier New"/>
+                <w:color w:val="262626"/>
+                <w:sz w:val="18"/>
+                <w:szCs w:val="18"/>
+                <w:lang w:val="en-ID"/>
+              </w:rPr>
+            </w:pPr>
+            <w:r>
+              <w:rPr>
+                <w:rFonts w:ascii="Courier New" w:hAnsi="Courier New"/>
+                <w:color w:val="262626"/>
+                <w:sz w:val="18"/>
+                <w:szCs w:val="18"/>
+                <w:lang w:val="en-ID"/>
+              </w:rPr>
+              <w:t>            "id": "fc4091fc-35ea-42a4-9b47-d8bcf1eb8b9c",</w:t>
+            </w:r>
+          </w:p>
+          <w:p>
+            <w:pPr>
+              <w:spacing w:after="0"/>
+              <w:rPr>
+                <w:rFonts w:ascii="Courier New" w:hAnsi="Courier New"/>
+                <w:color w:val="262626"/>
+                <w:sz w:val="18"/>
+                <w:szCs w:val="18"/>
+                <w:lang w:val="en-ID"/>
+              </w:rPr>
+            </w:pPr>
+            <w:r>
+              <w:rPr>
+                <w:rFonts w:ascii="Courier New" w:hAnsi="Courier New"/>
+                <w:color w:val="262626"/>
+                <w:sz w:val="18"/>
+                <w:szCs w:val="18"/>
+                <w:lang w:val="en-ID"/>
+              </w:rPr>
+              <w:t>            "</w:t>
+            </w:r>
+            <w:proofErr w:type="spellStart"/>
+            <w:r>
+              <w:rPr>
+                <w:rFonts w:ascii="Courier New" w:hAnsi="Courier New"/>
+                <w:color w:val="262626"/>
+                <w:sz w:val="18"/>
+                <w:szCs w:val="18"/>
+                <w:lang w:val="en-ID"/>
+              </w:rPr>
+              <w:t>parentId</w:t>
+            </w:r>
+            <w:proofErr w:type="spellEnd"/>
+            <w:r>
+              <w:rPr>
+                <w:rFonts w:ascii="Courier New" w:hAnsi="Courier New"/>
+                <w:color w:val="262626"/>
+                <w:sz w:val="18"/>
+                <w:szCs w:val="18"/>
+                <w:lang w:val="en-ID"/>
+              </w:rPr>
+              <w:t>": null,</w:t>
+            </w:r>
+          </w:p>
+          <w:p>
+            <w:pPr>
+              <w:spacing w:after="0"/>
+              <w:rPr>
+                <w:rFonts w:ascii="Courier New" w:hAnsi="Courier New"/>
+                <w:color w:val="262626"/>
+                <w:sz w:val="18"/>
+                <w:szCs w:val="18"/>
+                <w:lang w:val="en-ID"/>
+              </w:rPr>
+            </w:pPr>
+            <w:r>
+              <w:rPr>
+                <w:rFonts w:ascii="Courier New" w:hAnsi="Courier New"/>
+                <w:color w:val="262626"/>
+                <w:sz w:val="18"/>
+                <w:szCs w:val="18"/>
+                <w:lang w:val="en-ID"/>
+              </w:rPr>
+              <w:t>            "code": "MANAGEMENT3",</w:t>
+            </w:r>
+          </w:p>
+          <w:p>
+            <w:pPr>
+              <w:spacing w:after="0"/>
+              <w:rPr>
+                <w:rFonts w:ascii="Courier New" w:hAnsi="Courier New"/>
+                <w:color w:val="262626"/>
+                <w:sz w:val="18"/>
+                <w:szCs w:val="18"/>
+                <w:lang w:val="en-ID"/>
+              </w:rPr>
+            </w:pPr>
+            <w:r>
+              <w:rPr>
+                <w:rFonts w:ascii="Courier New" w:hAnsi="Courier New"/>
+                <w:color w:val="262626"/>
+                <w:sz w:val="18"/>
+                <w:szCs w:val="18"/>
+                <w:lang w:val="en-ID"/>
+              </w:rPr>
+              <w:t>            "name": "Management3",</w:t>
+            </w:r>
+          </w:p>
+          <w:p>
+            <w:pPr>
+              <w:spacing w:after="0"/>
+              <w:rPr>
+                <w:rFonts w:ascii="Courier New" w:hAnsi="Courier New"/>
+                <w:color w:val="262626"/>
+                <w:sz w:val="18"/>
+                <w:szCs w:val="18"/>
+                <w:lang w:val="en-ID"/>
+              </w:rPr>
+            </w:pPr>
+            <w:r>
+              <w:rPr>
+                <w:rFonts w:ascii="Courier New" w:hAnsi="Courier New"/>
+                <w:color w:val="262626"/>
+                <w:sz w:val="18"/>
+                <w:szCs w:val="18"/>
+                <w:lang w:val="en-ID"/>
+              </w:rPr>
+              <w:t>            "path": null,</w:t>
+            </w:r>
+          </w:p>
+          <w:p>
+            <w:pPr>
+              <w:spacing w:after="0"/>
+              <w:rPr>
+                <w:rFonts w:ascii="Courier New" w:hAnsi="Courier New"/>
+                <w:color w:val="262626"/>
+                <w:sz w:val="18"/>
+                <w:szCs w:val="18"/>
+                <w:lang w:val="en-ID"/>
+              </w:rPr>
+            </w:pPr>
+            <w:r>
+              <w:rPr>
+                <w:rFonts w:ascii="Courier New" w:hAnsi="Courier New"/>
+                <w:color w:val="262626"/>
+                <w:sz w:val="18"/>
+                <w:szCs w:val="18"/>
+                <w:lang w:val="en-ID"/>
+              </w:rPr>
+              <w:t>            "</w:t>
+            </w:r>
+            <w:proofErr w:type="spellStart"/>
+            <w:r>
+              <w:rPr>
+                <w:rFonts w:ascii="Courier New" w:hAnsi="Courier New"/>
+                <w:color w:val="262626"/>
+                <w:sz w:val="18"/>
+                <w:szCs w:val="18"/>
+                <w:lang w:val="en-ID"/>
+              </w:rPr>
+              <w:t>sortOrder</w:t>
+            </w:r>
+            <w:proofErr w:type="spellEnd"/>
+            <w:r>
+              <w:rPr>
+                <w:rFonts w:ascii="Courier New" w:hAnsi="Courier New"/>
+                <w:color w:val="262626"/>
+                <w:sz w:val="18"/>
+                <w:szCs w:val="18"/>
+                <w:lang w:val="en-ID"/>
+              </w:rPr>
+              <w:t>": 3,</w:t>
+            </w:r>
+          </w:p>
+          <w:p>
+            <w:pPr>
+              <w:spacing w:after="0"/>
+              <w:rPr>
+                <w:rFonts w:ascii="Courier New" w:hAnsi="Courier New"/>
+                <w:color w:val="262626"/>
+                <w:sz w:val="18"/>
+                <w:szCs w:val="18"/>
+                <w:lang w:val="en-ID"/>
+              </w:rPr>
+            </w:pPr>
+            <w:r>
+              <w:rPr>
+                <w:rFonts w:ascii="Courier New" w:hAnsi="Courier New"/>
+                <w:color w:val="262626"/>
+                <w:sz w:val="18"/>
+                <w:szCs w:val="18"/>
+                <w:lang w:val="en-ID"/>
+              </w:rPr>
+              <w:t>            "</w:t>
+            </w:r>
+            <w:proofErr w:type="spellStart"/>
+            <w:r>
+              <w:rPr>
+                <w:rFonts w:ascii="Courier New" w:hAnsi="Courier New"/>
+                <w:color w:val="262626"/>
+                <w:sz w:val="18"/>
+                <w:szCs w:val="18"/>
+                <w:lang w:val="en-ID"/>
+              </w:rPr>
+              <w:t>isActive</w:t>
+            </w:r>
+            <w:proofErr w:type="spellEnd"/>
+            <w:r>
+              <w:rPr>
+                <w:rFonts w:ascii="Courier New" w:hAnsi="Courier New"/>
+                <w:color w:val="262626"/>
+                <w:sz w:val="18"/>
+                <w:szCs w:val="18"/>
+                <w:lang w:val="en-ID"/>
+              </w:rPr>
+              <w:t>": true</w:t>
+            </w:r>
+          </w:p>
+          <w:p>
+            <w:pPr>
+              <w:spacing w:after="0"/>
+              <w:rPr>
+                <w:rFonts w:ascii="Courier New" w:hAnsi="Courier New"/>
+                <w:color w:val="262626"/>
+                <w:sz w:val="18"/>
+                <w:szCs w:val="18"/>
+                <w:lang w:val="en-ID"/>
+              </w:rPr>
+            </w:pPr>
+            <w:r>
+              <w:rPr>
+                <w:rFonts w:ascii="Courier New" w:hAnsi="Courier New"/>
+                <w:color w:val="262626"/>
+                <w:sz w:val="18"/>
+                <w:szCs w:val="18"/>
+                <w:lang w:val="en-ID"/>
+              </w:rPr>
+              <w:t>        },</w:t>
+            </w:r>
+          </w:p>
+          <w:p>
+            <w:pPr>
+              <w:spacing w:after="0"/>
+              <w:rPr>
+                <w:rFonts w:ascii="Courier New" w:hAnsi="Courier New"/>
+                <w:color w:val="262626"/>
+                <w:sz w:val="18"/>
+                <w:szCs w:val="18"/>
+                <w:lang w:val="en-ID"/>
+              </w:rPr>
+            </w:pPr>
+            <w:r>
+              <w:rPr>
+                <w:rFonts w:ascii="Courier New" w:hAnsi="Courier New"/>
+                <w:color w:val="262626"/>
+                <w:sz w:val="18"/>
+                <w:szCs w:val="18"/>
+                <w:lang w:val="en-ID"/>
+              </w:rPr>
               <w:lastRenderedPageBreak/>
-              <w:t>            "</w:t>
-            </w:r>
-            <w:proofErr w:type="spellStart"/>
-            <w:r>
-              <w:rPr>
-                <w:rFonts w:ascii="Courier New" w:hAnsi="Courier New"/>
-                <w:color w:val="262626"/>
-                <w:sz w:val="18"/>
-                <w:szCs w:val="18"/>
-                <w:lang w:val="en-ID"/>
-              </w:rPr>
-              <w:t>parentId</w:t>
-            </w:r>
-            <w:proofErr w:type="spellEnd"/>
-            <w:r>
-              <w:rPr>
-                <w:rFonts w:ascii="Courier New" w:hAnsi="Courier New"/>
-                <w:color w:val="262626"/>
-                <w:sz w:val="18"/>
-                <w:szCs w:val="18"/>
-                <w:lang w:val="en-ID"/>
-              </w:rPr>
-              <w:t>": "f4d44b6f-d494-4f88-91ba-2715add0abe9",</w:t>
-            </w:r>
-          </w:p>
-          <w:p>
-            <w:pPr>
-              <w:spacing w:after="0"/>
-              <w:rPr>
-                <w:rFonts w:ascii="Courier New" w:hAnsi="Courier New"/>
-                <w:color w:val="262626"/>
-                <w:sz w:val="18"/>
-                <w:szCs w:val="18"/>
-                <w:lang w:val="en-ID"/>
-              </w:rPr>
-            </w:pPr>
-            <w:r>
-              <w:rPr>
-                <w:rFonts w:ascii="Courier New" w:hAnsi="Courier New"/>
-                <w:color w:val="262626"/>
-                <w:sz w:val="18"/>
-                <w:szCs w:val="18"/>
-                <w:lang w:val="en-ID"/>
-              </w:rPr>
-              <w:t>            "code": "USER_MANAGEMENTX",</w:t>
-            </w:r>
-          </w:p>
-          <w:p>
-            <w:pPr>
-              <w:spacing w:after="0"/>
-              <w:rPr>
-                <w:rFonts w:ascii="Courier New" w:hAnsi="Courier New"/>
-                <w:color w:val="262626"/>
-                <w:sz w:val="18"/>
-                <w:szCs w:val="18"/>
-                <w:lang w:val="en-ID"/>
-              </w:rPr>
-            </w:pPr>
-            <w:r>
-              <w:rPr>
-                <w:rFonts w:ascii="Courier New" w:hAnsi="Courier New"/>
-                <w:color w:val="262626"/>
-                <w:sz w:val="18"/>
-                <w:szCs w:val="18"/>
-                <w:lang w:val="en-ID"/>
-              </w:rPr>
-              <w:t xml:space="preserve">            "name": "User </w:t>
-            </w:r>
-            <w:proofErr w:type="spellStart"/>
-            <w:r>
-              <w:rPr>
-                <w:rFonts w:ascii="Courier New" w:hAnsi="Courier New"/>
-                <w:color w:val="262626"/>
-                <w:sz w:val="18"/>
-                <w:szCs w:val="18"/>
-                <w:lang w:val="en-ID"/>
-              </w:rPr>
-              <w:t>Managementx</w:t>
-            </w:r>
-            <w:proofErr w:type="spellEnd"/>
-            <w:r>
-              <w:rPr>
-                <w:rFonts w:ascii="Courier New" w:hAnsi="Courier New"/>
-                <w:color w:val="262626"/>
-                <w:sz w:val="18"/>
-                <w:szCs w:val="18"/>
-                <w:lang w:val="en-ID"/>
-              </w:rPr>
-              <w:t>",</w:t>
-            </w:r>
-          </w:p>
-          <w:p>
-            <w:pPr>
-              <w:spacing w:after="0"/>
-              <w:rPr>
-                <w:rFonts w:ascii="Courier New" w:hAnsi="Courier New"/>
-                <w:color w:val="262626"/>
-                <w:sz w:val="18"/>
-                <w:szCs w:val="18"/>
-                <w:lang w:val="en-ID"/>
-              </w:rPr>
-            </w:pPr>
-            <w:r>
-              <w:rPr>
-                <w:rFonts w:ascii="Courier New" w:hAnsi="Courier New"/>
-                <w:color w:val="262626"/>
-                <w:sz w:val="18"/>
-                <w:szCs w:val="18"/>
-                <w:lang w:val="en-ID"/>
-              </w:rPr>
-              <w:t>            "path": "/</w:t>
-            </w:r>
-            <w:proofErr w:type="spellStart"/>
-            <w:r>
-              <w:rPr>
-                <w:rFonts w:ascii="Courier New" w:hAnsi="Courier New"/>
-                <w:color w:val="262626"/>
-                <w:sz w:val="18"/>
-                <w:szCs w:val="18"/>
-                <w:lang w:val="en-ID"/>
-              </w:rPr>
-              <w:t>usersffef</w:t>
-            </w:r>
-            <w:proofErr w:type="spellEnd"/>
-            <w:r>
-              <w:rPr>
-                <w:rFonts w:ascii="Courier New" w:hAnsi="Courier New"/>
-                <w:color w:val="262626"/>
-                <w:sz w:val="18"/>
-                <w:szCs w:val="18"/>
-                <w:lang w:val="en-ID"/>
-              </w:rPr>
-              <w:t>",</w:t>
-            </w:r>
-          </w:p>
-          <w:p>
-            <w:pPr>
-              <w:spacing w:after="0"/>
-              <w:rPr>
-                <w:rFonts w:ascii="Courier New" w:hAnsi="Courier New"/>
-                <w:color w:val="262626"/>
-                <w:sz w:val="18"/>
-                <w:szCs w:val="18"/>
-                <w:lang w:val="en-ID"/>
-              </w:rPr>
-            </w:pPr>
-            <w:r>
-              <w:rPr>
-                <w:rFonts w:ascii="Courier New" w:hAnsi="Courier New"/>
-                <w:color w:val="262626"/>
-                <w:sz w:val="18"/>
-                <w:szCs w:val="18"/>
-                <w:lang w:val="en-ID"/>
-              </w:rPr>
-              <w:t>            "</w:t>
-            </w:r>
-            <w:proofErr w:type="spellStart"/>
-            <w:r>
-              <w:rPr>
-                <w:rFonts w:ascii="Courier New" w:hAnsi="Courier New"/>
-                <w:color w:val="262626"/>
-                <w:sz w:val="18"/>
-                <w:szCs w:val="18"/>
-                <w:lang w:val="en-ID"/>
-              </w:rPr>
-              <w:t>sortOrder</w:t>
-            </w:r>
-            <w:proofErr w:type="spellEnd"/>
-            <w:r>
-              <w:rPr>
-                <w:rFonts w:ascii="Courier New" w:hAnsi="Courier New"/>
-                <w:color w:val="262626"/>
-                <w:sz w:val="18"/>
-                <w:szCs w:val="18"/>
-                <w:lang w:val="en-ID"/>
-              </w:rPr>
-              <w:t>": 1,</w:t>
-            </w:r>
-          </w:p>
-          <w:p>
-            <w:pPr>
-              <w:spacing w:after="0"/>
-              <w:rPr>
-                <w:rFonts w:ascii="Courier New" w:hAnsi="Courier New"/>
-                <w:color w:val="262626"/>
-                <w:sz w:val="18"/>
-                <w:szCs w:val="18"/>
-                <w:lang w:val="en-ID"/>
-              </w:rPr>
-            </w:pPr>
-            <w:r>
-              <w:rPr>
-                <w:rFonts w:ascii="Courier New" w:hAnsi="Courier New"/>
-                <w:color w:val="262626"/>
-                <w:sz w:val="18"/>
-                <w:szCs w:val="18"/>
-                <w:lang w:val="en-ID"/>
-              </w:rPr>
-              <w:t>            "</w:t>
-            </w:r>
-            <w:proofErr w:type="spellStart"/>
-            <w:r>
-              <w:rPr>
-                <w:rFonts w:ascii="Courier New" w:hAnsi="Courier New"/>
-                <w:color w:val="262626"/>
-                <w:sz w:val="18"/>
-                <w:szCs w:val="18"/>
-                <w:lang w:val="en-ID"/>
-              </w:rPr>
-              <w:t>isActive</w:t>
-            </w:r>
-            <w:proofErr w:type="spellEnd"/>
-            <w:r>
-              <w:rPr>
-                <w:rFonts w:ascii="Courier New" w:hAnsi="Courier New"/>
-                <w:color w:val="262626"/>
-                <w:sz w:val="18"/>
-                <w:szCs w:val="18"/>
-                <w:lang w:val="en-ID"/>
-              </w:rPr>
-              <w:t>": true</w:t>
-            </w:r>
-          </w:p>
-          <w:p>
-            <w:pPr>
-              <w:spacing w:after="0"/>
-              <w:rPr>
-                <w:rFonts w:ascii="Courier New" w:hAnsi="Courier New"/>
-                <w:color w:val="262626"/>
-                <w:sz w:val="18"/>
-                <w:szCs w:val="18"/>
-                <w:lang w:val="en-ID"/>
-              </w:rPr>
-            </w:pPr>
-            <w:r>
-              <w:rPr>
-                <w:rFonts w:ascii="Courier New" w:hAnsi="Courier New"/>
-                <w:color w:val="262626"/>
-                <w:sz w:val="18"/>
-                <w:szCs w:val="18"/>
-                <w:lang w:val="en-ID"/>
-              </w:rPr>
-              <w:t>        },</w:t>
-            </w:r>
-          </w:p>
-          <w:p>
-            <w:pPr>
-              <w:spacing w:after="0"/>
-              <w:rPr>
-                <w:rFonts w:ascii="Courier New" w:hAnsi="Courier New"/>
-                <w:color w:val="262626"/>
-                <w:sz w:val="18"/>
-                <w:szCs w:val="18"/>
-                <w:lang w:val="en-ID"/>
-              </w:rPr>
-            </w:pPr>
-            <w:r>
-              <w:rPr>
-                <w:rFonts w:ascii="Courier New" w:hAnsi="Courier New"/>
-                <w:color w:val="262626"/>
-                <w:sz w:val="18"/>
-                <w:szCs w:val="18"/>
-                <w:lang w:val="en-ID"/>
-              </w:rPr>
-              <w:t>        {</w:t>
-            </w:r>
-          </w:p>
-          <w:p>
-            <w:pPr>
-              <w:spacing w:after="0"/>
-              <w:rPr>
-                <w:rFonts w:ascii="Courier New" w:hAnsi="Courier New"/>
-                <w:color w:val="262626"/>
-                <w:sz w:val="18"/>
-                <w:szCs w:val="18"/>
-                <w:lang w:val="en-ID"/>
-              </w:rPr>
-            </w:pPr>
-            <w:r>
-              <w:rPr>
-                <w:rFonts w:ascii="Courier New" w:hAnsi="Courier New"/>
-                <w:color w:val="262626"/>
-                <w:sz w:val="18"/>
-                <w:szCs w:val="18"/>
-                <w:lang w:val="en-ID"/>
-              </w:rPr>
-              <w:t>            "id": "b488c616-445e-4738-8e6a-c27a45807845",</w:t>
-            </w:r>
-          </w:p>
-          <w:p>
-            <w:pPr>
-              <w:spacing w:after="0"/>
-              <w:rPr>
-                <w:rFonts w:ascii="Courier New" w:hAnsi="Courier New"/>
-                <w:color w:val="262626"/>
-                <w:sz w:val="18"/>
-                <w:szCs w:val="18"/>
-                <w:lang w:val="en-ID"/>
-              </w:rPr>
-            </w:pPr>
-            <w:r>
-              <w:rPr>
-                <w:rFonts w:ascii="Courier New" w:hAnsi="Courier New"/>
-                <w:color w:val="262626"/>
-                <w:sz w:val="18"/>
-                <w:szCs w:val="18"/>
-                <w:lang w:val="en-ID"/>
-              </w:rPr>
-              <w:t>            "</w:t>
-            </w:r>
-            <w:proofErr w:type="spellStart"/>
-            <w:r>
-              <w:rPr>
-                <w:rFonts w:ascii="Courier New" w:hAnsi="Courier New"/>
-                <w:color w:val="262626"/>
-                <w:sz w:val="18"/>
-                <w:szCs w:val="18"/>
-                <w:lang w:val="en-ID"/>
-              </w:rPr>
-              <w:t>parentId</w:t>
-            </w:r>
-            <w:proofErr w:type="spellEnd"/>
-            <w:r>
-              <w:rPr>
-                <w:rFonts w:ascii="Courier New" w:hAnsi="Courier New"/>
-                <w:color w:val="262626"/>
-                <w:sz w:val="18"/>
-                <w:szCs w:val="18"/>
-                <w:lang w:val="en-ID"/>
-              </w:rPr>
-              <w:t>": null,</w:t>
-            </w:r>
-          </w:p>
-          <w:p>
-            <w:pPr>
-              <w:spacing w:after="0"/>
-              <w:rPr>
-                <w:rFonts w:ascii="Courier New" w:hAnsi="Courier New"/>
-                <w:color w:val="262626"/>
-                <w:sz w:val="18"/>
-                <w:szCs w:val="18"/>
-                <w:lang w:val="en-ID"/>
-              </w:rPr>
-            </w:pPr>
-            <w:r>
-              <w:rPr>
-                <w:rFonts w:ascii="Courier New" w:hAnsi="Courier New"/>
-                <w:color w:val="262626"/>
-                <w:sz w:val="18"/>
-                <w:szCs w:val="18"/>
-                <w:lang w:val="en-ID"/>
-              </w:rPr>
-              <w:t>            "code": "MANAGEMENT2",</w:t>
-            </w:r>
-          </w:p>
-          <w:p>
-            <w:pPr>
-              <w:spacing w:after="0"/>
-              <w:rPr>
-                <w:rFonts w:ascii="Courier New" w:hAnsi="Courier New"/>
-                <w:color w:val="262626"/>
-                <w:sz w:val="18"/>
-                <w:szCs w:val="18"/>
-                <w:lang w:val="en-ID"/>
-              </w:rPr>
-            </w:pPr>
-            <w:r>
-              <w:rPr>
-                <w:rFonts w:ascii="Courier New" w:hAnsi="Courier New"/>
-                <w:color w:val="262626"/>
-                <w:sz w:val="18"/>
-                <w:szCs w:val="18"/>
-                <w:lang w:val="en-ID"/>
-              </w:rPr>
-              <w:t>            "name": "Management2",</w:t>
-            </w:r>
-          </w:p>
-          <w:p>
-            <w:pPr>
-              <w:spacing w:after="0"/>
-              <w:rPr>
-                <w:rFonts w:ascii="Courier New" w:hAnsi="Courier New"/>
-                <w:color w:val="262626"/>
-                <w:sz w:val="18"/>
-                <w:szCs w:val="18"/>
-                <w:lang w:val="en-ID"/>
-              </w:rPr>
-            </w:pPr>
-            <w:r>
-              <w:rPr>
-                <w:rFonts w:ascii="Courier New" w:hAnsi="Courier New"/>
-                <w:color w:val="262626"/>
-                <w:sz w:val="18"/>
-                <w:szCs w:val="18"/>
-                <w:lang w:val="en-ID"/>
-              </w:rPr>
-              <w:t>            "path": null,</w:t>
-            </w:r>
-          </w:p>
-          <w:p>
-            <w:pPr>
-              <w:spacing w:after="0"/>
-              <w:rPr>
-                <w:rFonts w:ascii="Courier New" w:hAnsi="Courier New"/>
-                <w:color w:val="262626"/>
-                <w:sz w:val="18"/>
-                <w:szCs w:val="18"/>
-                <w:lang w:val="en-ID"/>
-              </w:rPr>
-            </w:pPr>
-            <w:r>
-              <w:rPr>
-                <w:rFonts w:ascii="Courier New" w:hAnsi="Courier New"/>
-                <w:color w:val="262626"/>
-                <w:sz w:val="18"/>
-                <w:szCs w:val="18"/>
-                <w:lang w:val="en-ID"/>
-              </w:rPr>
-              <w:t>            "</w:t>
-            </w:r>
-            <w:proofErr w:type="spellStart"/>
-            <w:r>
-              <w:rPr>
-                <w:rFonts w:ascii="Courier New" w:hAnsi="Courier New"/>
-                <w:color w:val="262626"/>
-                <w:sz w:val="18"/>
-                <w:szCs w:val="18"/>
-                <w:lang w:val="en-ID"/>
-              </w:rPr>
-              <w:t>sortOrder</w:t>
-            </w:r>
-            <w:proofErr w:type="spellEnd"/>
-            <w:r>
-              <w:rPr>
-                <w:rFonts w:ascii="Courier New" w:hAnsi="Courier New"/>
-                <w:color w:val="262626"/>
-                <w:sz w:val="18"/>
-                <w:szCs w:val="18"/>
-                <w:lang w:val="en-ID"/>
-              </w:rPr>
-              <w:t>": 2,</w:t>
-            </w:r>
-          </w:p>
-          <w:p>
-            <w:pPr>
-              <w:spacing w:after="0"/>
-              <w:rPr>
-                <w:rFonts w:ascii="Courier New" w:hAnsi="Courier New"/>
-                <w:color w:val="262626"/>
-                <w:sz w:val="18"/>
-                <w:szCs w:val="18"/>
-                <w:lang w:val="en-ID"/>
-              </w:rPr>
-            </w:pPr>
-            <w:r>
-              <w:rPr>
-                <w:rFonts w:ascii="Courier New" w:hAnsi="Courier New"/>
-                <w:color w:val="262626"/>
-                <w:sz w:val="18"/>
-                <w:szCs w:val="18"/>
-                <w:lang w:val="en-ID"/>
-              </w:rPr>
-              <w:t>            "</w:t>
-            </w:r>
-            <w:proofErr w:type="spellStart"/>
-            <w:r>
-              <w:rPr>
-                <w:rFonts w:ascii="Courier New" w:hAnsi="Courier New"/>
-                <w:color w:val="262626"/>
-                <w:sz w:val="18"/>
-                <w:szCs w:val="18"/>
-                <w:lang w:val="en-ID"/>
-              </w:rPr>
-              <w:t>isActive</w:t>
-            </w:r>
-            <w:proofErr w:type="spellEnd"/>
-            <w:r>
-              <w:rPr>
-                <w:rFonts w:ascii="Courier New" w:hAnsi="Courier New"/>
-                <w:color w:val="262626"/>
-                <w:sz w:val="18"/>
-                <w:szCs w:val="18"/>
-                <w:lang w:val="en-ID"/>
-              </w:rPr>
-              <w:t>": true</w:t>
-            </w:r>
-          </w:p>
-          <w:p>
-            <w:pPr>
-              <w:spacing w:after="0"/>
-              <w:rPr>
-                <w:rFonts w:ascii="Courier New" w:hAnsi="Courier New"/>
-                <w:color w:val="262626"/>
-                <w:sz w:val="18"/>
-                <w:szCs w:val="18"/>
-                <w:lang w:val="en-ID"/>
-              </w:rPr>
-            </w:pPr>
-            <w:r>
-              <w:rPr>
-                <w:rFonts w:ascii="Courier New" w:hAnsi="Courier New"/>
-                <w:color w:val="262626"/>
-                <w:sz w:val="18"/>
-                <w:szCs w:val="18"/>
-                <w:lang w:val="en-ID"/>
-              </w:rPr>
-              <w:t>        },</w:t>
-            </w:r>
-          </w:p>
-          <w:p>
-            <w:pPr>
-              <w:spacing w:after="0"/>
-              <w:rPr>
-                <w:rFonts w:ascii="Courier New" w:hAnsi="Courier New"/>
-                <w:color w:val="262626"/>
-                <w:sz w:val="18"/>
-                <w:szCs w:val="18"/>
-                <w:lang w:val="en-ID"/>
-              </w:rPr>
-            </w:pPr>
-            <w:r>
-              <w:rPr>
-                <w:rFonts w:ascii="Courier New" w:hAnsi="Courier New"/>
-                <w:color w:val="262626"/>
-                <w:sz w:val="18"/>
-                <w:szCs w:val="18"/>
-                <w:lang w:val="en-ID"/>
-              </w:rPr>
-              <w:t>        {</w:t>
-            </w:r>
-          </w:p>
-          <w:p>
-            <w:pPr>
-              <w:spacing w:after="0"/>
-              <w:rPr>
-                <w:rFonts w:ascii="Courier New" w:hAnsi="Courier New"/>
-                <w:color w:val="262626"/>
-                <w:sz w:val="18"/>
-                <w:szCs w:val="18"/>
-                <w:lang w:val="en-ID"/>
-              </w:rPr>
-            </w:pPr>
-            <w:r>
-              <w:rPr>
-                <w:rFonts w:ascii="Courier New" w:hAnsi="Courier New"/>
-                <w:color w:val="262626"/>
-                <w:sz w:val="18"/>
-                <w:szCs w:val="18"/>
-                <w:lang w:val="en-ID"/>
-              </w:rPr>
-              <w:t>            "id": "0ab2ca39-98e0-4341-b40d-a92fba5d8d2e",</w:t>
-            </w:r>
-          </w:p>
-          <w:p>
-            <w:pPr>
-              <w:spacing w:after="0"/>
-              <w:rPr>
-                <w:rFonts w:ascii="Courier New" w:hAnsi="Courier New"/>
-                <w:color w:val="262626"/>
-                <w:sz w:val="18"/>
-                <w:szCs w:val="18"/>
-                <w:lang w:val="en-ID"/>
-              </w:rPr>
-            </w:pPr>
-            <w:r>
-              <w:rPr>
-                <w:rFonts w:ascii="Courier New" w:hAnsi="Courier New"/>
-                <w:color w:val="262626"/>
-                <w:sz w:val="18"/>
-                <w:szCs w:val="18"/>
-                <w:lang w:val="en-ID"/>
-              </w:rPr>
-              <w:t>            "</w:t>
-            </w:r>
-            <w:proofErr w:type="spellStart"/>
-            <w:r>
-              <w:rPr>
-                <w:rFonts w:ascii="Courier New" w:hAnsi="Courier New"/>
-                <w:color w:val="262626"/>
-                <w:sz w:val="18"/>
-                <w:szCs w:val="18"/>
-                <w:lang w:val="en-ID"/>
-              </w:rPr>
-              <w:t>parentId</w:t>
-            </w:r>
-            <w:proofErr w:type="spellEnd"/>
-            <w:r>
-              <w:rPr>
-                <w:rFonts w:ascii="Courier New" w:hAnsi="Courier New"/>
-                <w:color w:val="262626"/>
-                <w:sz w:val="18"/>
-                <w:szCs w:val="18"/>
-                <w:lang w:val="en-ID"/>
-              </w:rPr>
-              <w:t>": "f4d44b6f-d494-4f88-91ba-2715add0abe9",</w:t>
-            </w:r>
-          </w:p>
-          <w:p>
-            <w:pPr>
-              <w:spacing w:after="0"/>
-              <w:rPr>
-                <w:rFonts w:ascii="Courier New" w:hAnsi="Courier New"/>
-                <w:color w:val="262626"/>
-                <w:sz w:val="18"/>
-                <w:szCs w:val="18"/>
-                <w:lang w:val="en-ID"/>
-              </w:rPr>
-            </w:pPr>
-            <w:r>
-              <w:rPr>
-                <w:rFonts w:ascii="Courier New" w:hAnsi="Courier New"/>
-                <w:color w:val="262626"/>
-                <w:sz w:val="18"/>
-                <w:szCs w:val="18"/>
-                <w:lang w:val="en-ID"/>
-              </w:rPr>
-              <w:t>            "code": "ROLE_MANAGEMENT",</w:t>
-            </w:r>
-          </w:p>
-          <w:p>
-            <w:pPr>
-              <w:spacing w:after="0"/>
-              <w:rPr>
-                <w:rFonts w:ascii="Courier New" w:hAnsi="Courier New"/>
-                <w:color w:val="262626"/>
-                <w:sz w:val="18"/>
-                <w:szCs w:val="18"/>
-                <w:lang w:val="en-ID"/>
-              </w:rPr>
-            </w:pPr>
-            <w:r>
-              <w:rPr>
-                <w:rFonts w:ascii="Courier New" w:hAnsi="Courier New"/>
-                <w:color w:val="262626"/>
-                <w:sz w:val="18"/>
-                <w:szCs w:val="18"/>
-                <w:lang w:val="en-ID"/>
-              </w:rPr>
-              <w:t>            "name": "Role Management",</w:t>
-            </w:r>
-          </w:p>
-          <w:p>
-            <w:pPr>
-              <w:spacing w:after="0"/>
-              <w:rPr>
-                <w:rFonts w:ascii="Courier New" w:hAnsi="Courier New"/>
-                <w:color w:val="262626"/>
-                <w:sz w:val="18"/>
-                <w:szCs w:val="18"/>
-                <w:lang w:val="en-ID"/>
-              </w:rPr>
-            </w:pPr>
-            <w:r>
-              <w:rPr>
-                <w:rFonts w:ascii="Courier New" w:hAnsi="Courier New"/>
-                <w:color w:val="262626"/>
-                <w:sz w:val="18"/>
-                <w:szCs w:val="18"/>
-                <w:lang w:val="en-ID"/>
-              </w:rPr>
-              <w:t>            "path": "/roles",</w:t>
-            </w:r>
-          </w:p>
-          <w:p>
-            <w:pPr>
-              <w:spacing w:after="0"/>
-              <w:rPr>
-                <w:rFonts w:ascii="Courier New" w:hAnsi="Courier New"/>
-                <w:color w:val="262626"/>
-                <w:sz w:val="18"/>
-                <w:szCs w:val="18"/>
-                <w:lang w:val="en-ID"/>
-              </w:rPr>
-            </w:pPr>
-            <w:r>
-              <w:rPr>
-                <w:rFonts w:ascii="Courier New" w:hAnsi="Courier New"/>
-                <w:color w:val="262626"/>
-                <w:sz w:val="18"/>
-                <w:szCs w:val="18"/>
-                <w:lang w:val="en-ID"/>
-              </w:rPr>
-              <w:t>            "</w:t>
-            </w:r>
-            <w:proofErr w:type="spellStart"/>
-            <w:r>
-              <w:rPr>
-                <w:rFonts w:ascii="Courier New" w:hAnsi="Courier New"/>
-                <w:color w:val="262626"/>
-                <w:sz w:val="18"/>
-                <w:szCs w:val="18"/>
-                <w:lang w:val="en-ID"/>
-              </w:rPr>
-              <w:t>sortOrder</w:t>
-            </w:r>
-            <w:proofErr w:type="spellEnd"/>
-            <w:r>
-              <w:rPr>
-                <w:rFonts w:ascii="Courier New" w:hAnsi="Courier New"/>
-                <w:color w:val="262626"/>
-                <w:sz w:val="18"/>
-                <w:szCs w:val="18"/>
-                <w:lang w:val="en-ID"/>
-              </w:rPr>
-              <w:t>": 2,</w:t>
-            </w:r>
-          </w:p>
-          <w:p>
-            <w:pPr>
-              <w:spacing w:after="0"/>
-              <w:rPr>
-                <w:rFonts w:ascii="Courier New" w:hAnsi="Courier New"/>
-                <w:color w:val="262626"/>
-                <w:sz w:val="18"/>
-                <w:szCs w:val="18"/>
-                <w:lang w:val="en-ID"/>
-              </w:rPr>
-            </w:pPr>
-            <w:r>
-              <w:rPr>
-                <w:rFonts w:ascii="Courier New" w:hAnsi="Courier New"/>
-                <w:color w:val="262626"/>
-                <w:sz w:val="18"/>
-                <w:szCs w:val="18"/>
-                <w:lang w:val="en-ID"/>
-              </w:rPr>
-              <w:t>            "</w:t>
-            </w:r>
-            <w:proofErr w:type="spellStart"/>
-            <w:r>
-              <w:rPr>
-                <w:rFonts w:ascii="Courier New" w:hAnsi="Courier New"/>
-                <w:color w:val="262626"/>
-                <w:sz w:val="18"/>
-                <w:szCs w:val="18"/>
-                <w:lang w:val="en-ID"/>
-              </w:rPr>
-              <w:t>isActive</w:t>
-            </w:r>
-            <w:proofErr w:type="spellEnd"/>
-            <w:r>
-              <w:rPr>
-                <w:rFonts w:ascii="Courier New" w:hAnsi="Courier New"/>
-                <w:color w:val="262626"/>
-                <w:sz w:val="18"/>
-                <w:szCs w:val="18"/>
-                <w:lang w:val="en-ID"/>
-              </w:rPr>
-              <w:t>": true</w:t>
-            </w:r>
-          </w:p>
-          <w:p>
-            <w:pPr>
-              <w:spacing w:after="0"/>
-              <w:rPr>
-                <w:rFonts w:ascii="Courier New" w:hAnsi="Courier New"/>
-                <w:color w:val="262626"/>
-                <w:sz w:val="18"/>
-                <w:szCs w:val="18"/>
-                <w:lang w:val="en-ID"/>
-              </w:rPr>
-            </w:pPr>
-            <w:r>
-              <w:rPr>
-                <w:rFonts w:ascii="Courier New" w:hAnsi="Courier New"/>
-                <w:color w:val="262626"/>
-                <w:sz w:val="18"/>
-                <w:szCs w:val="18"/>
-                <w:lang w:val="en-ID"/>
-              </w:rPr>
-              <w:t>        },</w:t>
-            </w:r>
-          </w:p>
-          <w:p>
-            <w:pPr>
-              <w:spacing w:after="0"/>
-              <w:rPr>
-                <w:rFonts w:ascii="Courier New" w:hAnsi="Courier New"/>
-                <w:color w:val="262626"/>
-                <w:sz w:val="18"/>
-                <w:szCs w:val="18"/>
-                <w:lang w:val="en-ID"/>
-              </w:rPr>
-            </w:pPr>
-            <w:r>
-              <w:rPr>
-                <w:rFonts w:ascii="Courier New" w:hAnsi="Courier New"/>
-                <w:color w:val="262626"/>
-                <w:sz w:val="18"/>
-                <w:szCs w:val="18"/>
-                <w:lang w:val="en-ID"/>
-              </w:rPr>
-              <w:t>        {</w:t>
-            </w:r>
-          </w:p>
-          <w:p>
-            <w:pPr>
-              <w:spacing w:after="0"/>
-              <w:rPr>
-                <w:rFonts w:ascii="Courier New" w:hAnsi="Courier New"/>
-                <w:color w:val="262626"/>
-                <w:sz w:val="18"/>
-                <w:szCs w:val="18"/>
-                <w:lang w:val="en-ID"/>
-              </w:rPr>
-            </w:pPr>
-            <w:r>
-              <w:rPr>
-                <w:rFonts w:ascii="Courier New" w:hAnsi="Courier New"/>
-                <w:color w:val="262626"/>
-                <w:sz w:val="18"/>
-                <w:szCs w:val="18"/>
-                <w:lang w:val="en-ID"/>
-              </w:rPr>
-              <w:t>            "id": "fc4091fc-35ea-42a4-9b47-d8bcf1eb8b9c",</w:t>
-            </w:r>
-          </w:p>
-          <w:p>
-            <w:pPr>
-              <w:spacing w:after="0"/>
-              <w:rPr>
-                <w:rFonts w:ascii="Courier New" w:hAnsi="Courier New"/>
-                <w:color w:val="262626"/>
-                <w:sz w:val="18"/>
-                <w:szCs w:val="18"/>
-                <w:lang w:val="en-ID"/>
-              </w:rPr>
-            </w:pPr>
-            <w:r>
-              <w:rPr>
-                <w:rFonts w:ascii="Courier New" w:hAnsi="Courier New"/>
-                <w:color w:val="262626"/>
-                <w:sz w:val="18"/>
-                <w:szCs w:val="18"/>
-                <w:lang w:val="en-ID"/>
-              </w:rPr>
-              <w:t>            "</w:t>
-            </w:r>
-            <w:proofErr w:type="spellStart"/>
-            <w:r>
-              <w:rPr>
-                <w:rFonts w:ascii="Courier New" w:hAnsi="Courier New"/>
-                <w:color w:val="262626"/>
-                <w:sz w:val="18"/>
-                <w:szCs w:val="18"/>
-                <w:lang w:val="en-ID"/>
-              </w:rPr>
-              <w:t>parentId</w:t>
-            </w:r>
-            <w:proofErr w:type="spellEnd"/>
-            <w:r>
-              <w:rPr>
-                <w:rFonts w:ascii="Courier New" w:hAnsi="Courier New"/>
-                <w:color w:val="262626"/>
-                <w:sz w:val="18"/>
-                <w:szCs w:val="18"/>
-                <w:lang w:val="en-ID"/>
-              </w:rPr>
-              <w:t>": null,</w:t>
-            </w:r>
-          </w:p>
-          <w:p>
-            <w:pPr>
-              <w:spacing w:after="0"/>
-              <w:rPr>
-                <w:rFonts w:ascii="Courier New" w:hAnsi="Courier New"/>
-                <w:color w:val="262626"/>
-                <w:sz w:val="18"/>
-                <w:szCs w:val="18"/>
-                <w:lang w:val="en-ID"/>
-              </w:rPr>
-            </w:pPr>
-            <w:r>
-              <w:rPr>
-                <w:rFonts w:ascii="Courier New" w:hAnsi="Courier New"/>
-                <w:color w:val="262626"/>
-                <w:sz w:val="18"/>
-                <w:szCs w:val="18"/>
-                <w:lang w:val="en-ID"/>
-              </w:rPr>
-              <w:t>            "code": "MANAGEMENT3",</w:t>
-            </w:r>
-          </w:p>
-          <w:p>
-            <w:pPr>
-              <w:spacing w:after="0"/>
-              <w:rPr>
-                <w:rFonts w:ascii="Courier New" w:hAnsi="Courier New"/>
-                <w:color w:val="262626"/>
-                <w:sz w:val="18"/>
-                <w:szCs w:val="18"/>
-                <w:lang w:val="en-ID"/>
-              </w:rPr>
-            </w:pPr>
-            <w:r>
-              <w:rPr>
-                <w:rFonts w:ascii="Courier New" w:hAnsi="Courier New"/>
-                <w:color w:val="262626"/>
-                <w:sz w:val="18"/>
-                <w:szCs w:val="18"/>
-                <w:lang w:val="en-ID"/>
-              </w:rPr>
-              <w:t>            "name": "Management3",</w:t>
-            </w:r>
-          </w:p>
-          <w:p>
-            <w:pPr>
-              <w:spacing w:after="0"/>
-              <w:rPr>
-                <w:rFonts w:ascii="Courier New" w:hAnsi="Courier New"/>
-                <w:color w:val="262626"/>
-                <w:sz w:val="18"/>
-                <w:szCs w:val="18"/>
-                <w:lang w:val="en-ID"/>
-              </w:rPr>
-            </w:pPr>
-            <w:r>
-              <w:rPr>
-                <w:rFonts w:ascii="Courier New" w:hAnsi="Courier New"/>
-                <w:color w:val="262626"/>
-                <w:sz w:val="18"/>
-                <w:szCs w:val="18"/>
-                <w:lang w:val="en-ID"/>
-              </w:rPr>
-              <w:t>            "path": null,</w:t>
-            </w:r>
-          </w:p>
-          <w:p>
-            <w:pPr>
-              <w:spacing w:after="0"/>
-              <w:rPr>
-                <w:rFonts w:ascii="Courier New" w:hAnsi="Courier New"/>
-                <w:color w:val="262626"/>
-                <w:sz w:val="18"/>
-                <w:szCs w:val="18"/>
-                <w:lang w:val="en-ID"/>
-              </w:rPr>
-            </w:pPr>
-            <w:r>
-              <w:rPr>
-                <w:rFonts w:ascii="Courier New" w:hAnsi="Courier New"/>
-                <w:color w:val="262626"/>
-                <w:sz w:val="18"/>
-                <w:szCs w:val="18"/>
-                <w:lang w:val="en-ID"/>
-              </w:rPr>
-              <w:t>            "</w:t>
-            </w:r>
-            <w:proofErr w:type="spellStart"/>
-            <w:r>
-              <w:rPr>
-                <w:rFonts w:ascii="Courier New" w:hAnsi="Courier New"/>
-                <w:color w:val="262626"/>
-                <w:sz w:val="18"/>
-                <w:szCs w:val="18"/>
-                <w:lang w:val="en-ID"/>
-              </w:rPr>
-              <w:t>sortOrder</w:t>
-            </w:r>
-            <w:proofErr w:type="spellEnd"/>
-            <w:r>
-              <w:rPr>
-                <w:rFonts w:ascii="Courier New" w:hAnsi="Courier New"/>
-                <w:color w:val="262626"/>
-                <w:sz w:val="18"/>
-                <w:szCs w:val="18"/>
-                <w:lang w:val="en-ID"/>
-              </w:rPr>
-              <w:t>": 3,</w:t>
-            </w:r>
-          </w:p>
-          <w:p>
-            <w:pPr>
-              <w:spacing w:after="0"/>
-              <w:rPr>
-                <w:rFonts w:ascii="Courier New" w:hAnsi="Courier New"/>
-                <w:color w:val="262626"/>
-                <w:sz w:val="18"/>
-                <w:szCs w:val="18"/>
-                <w:lang w:val="en-ID"/>
-              </w:rPr>
-            </w:pPr>
-            <w:r>
-              <w:rPr>
-                <w:rFonts w:ascii="Courier New" w:hAnsi="Courier New"/>
-                <w:color w:val="262626"/>
-                <w:sz w:val="18"/>
-                <w:szCs w:val="18"/>
-                <w:lang w:val="en-ID"/>
-              </w:rPr>
-              <w:t>            "</w:t>
-            </w:r>
-            <w:proofErr w:type="spellStart"/>
-            <w:r>
-              <w:rPr>
-                <w:rFonts w:ascii="Courier New" w:hAnsi="Courier New"/>
-                <w:color w:val="262626"/>
-                <w:sz w:val="18"/>
-                <w:szCs w:val="18"/>
-                <w:lang w:val="en-ID"/>
-              </w:rPr>
-              <w:t>isActive</w:t>
-            </w:r>
-            <w:proofErr w:type="spellEnd"/>
-            <w:r>
-              <w:rPr>
-                <w:rFonts w:ascii="Courier New" w:hAnsi="Courier New"/>
-                <w:color w:val="262626"/>
-                <w:sz w:val="18"/>
-                <w:szCs w:val="18"/>
-                <w:lang w:val="en-ID"/>
-              </w:rPr>
-              <w:t>": true</w:t>
-            </w:r>
-          </w:p>
-          <w:p>
-            <w:pPr>
-              <w:spacing w:after="0"/>
-              <w:rPr>
-                <w:rFonts w:ascii="Courier New" w:hAnsi="Courier New"/>
-                <w:color w:val="262626"/>
-                <w:sz w:val="18"/>
-                <w:szCs w:val="18"/>
-                <w:lang w:val="en-ID"/>
-              </w:rPr>
-            </w:pPr>
-            <w:r>
-              <w:rPr>
-                <w:rFonts w:ascii="Courier New" w:hAnsi="Courier New"/>
-                <w:color w:val="262626"/>
-                <w:sz w:val="18"/>
-                <w:szCs w:val="18"/>
-                <w:lang w:val="en-ID"/>
-              </w:rPr>
-              <w:t>        },</w:t>
-            </w:r>
-          </w:p>
-          <w:p>
-            <w:pPr>
-              <w:spacing w:after="0"/>
-              <w:rPr>
-                <w:rFonts w:ascii="Courier New" w:hAnsi="Courier New"/>
-                <w:color w:val="262626"/>
-                <w:sz w:val="18"/>
-                <w:szCs w:val="18"/>
-                <w:lang w:val="en-ID"/>
-              </w:rPr>
-            </w:pPr>
-            <w:r>
-              <w:rPr>
-                <w:rFonts w:ascii="Courier New" w:hAnsi="Courier New"/>
-                <w:color w:val="262626"/>
-                <w:sz w:val="18"/>
-                <w:szCs w:val="18"/>
-                <w:lang w:val="en-ID"/>
-              </w:rPr>
               <w:t>        {</w:t>
             </w:r>
           </w:p>
@@ -30294,7 +30630,6 @@
     </w:tbl>
     <w:p>
       <w:pPr>
-        <w:pStyle w:val="FooterChar"/>
         <w:keepNext/>
         <w:spacing w:before="240" w:after="80"/>
         <w:ind w:left="744"/>
@@ -30426,7 +30761,6 @@
     </w:tbl>
     <w:p>
       <w:pPr>
-        <w:pStyle w:val="FooterChar"/>
         <w:keepNext/>
         <w:spacing w:before="320" w:after="120"/>
         <w:ind w:left="744"/>
@@ -30464,7 +30798,6 @@
     </w:p>
     <w:p>
       <w:pPr>
-        <w:pStyle w:val="FooterChar"/>
         <w:spacing w:after="120"/>
         <w:ind w:left="744"/>
       </w:pPr>
@@ -30522,7 +30855,6 @@
     </w:p>
     <w:p>
       <w:pPr>
-        <w:pStyle w:val="FooterChar"/>
         <w:spacing w:after="120"/>
         <w:ind w:left="744"/>
       </w:pPr>
@@ -30556,7 +30888,6 @@
     </w:p>
     <w:p>
       <w:pPr>
-        <w:pStyle w:val="FooterChar"/>
         <w:keepNext/>
         <w:spacing w:before="240" w:after="80"/>
         <w:ind w:left="744"/>
@@ -30859,14 +31190,12 @@
     </w:tbl>
     <w:p>
       <w:pPr>
-        <w:pStyle w:val="FooterChar"/>
         <w:spacing w:after="120"/>
         <w:ind w:left="744"/>
       </w:pPr>
     </w:p>
     <w:p>
       <w:pPr>
-        <w:pStyle w:val="FooterChar"/>
         <w:keepNext/>
         <w:spacing w:before="240" w:after="80"/>
         <w:ind w:left="744"/>
@@ -31121,6 +31450,7 @@
                 <w:szCs w:val="18"/>
                 <w:lang w:val="en-ID"/>
               </w:rPr>
+              <w:lastRenderedPageBreak/>
               <w:t xml:space="preserve">        "name": "Role Management",</w:t>
             </w:r>
           </w:p>
@@ -31280,7 +31610,6 @@
     </w:tbl>
     <w:p>
       <w:pPr>
-        <w:pStyle w:val="FooterChar"/>
         <w:keepNext/>
         <w:spacing w:before="240" w:after="80"/>
         <w:ind w:left="744"/>
@@ -31292,6 +31621,7 @@
           <w:color w:val="595959"/>
           <w:sz w:val="24"/>
         </w:rPr>
+        <w:lastRenderedPageBreak/>
         <w:t>Response Error (</w:t>
       </w:r>
       <w:r>
@@ -31433,7 +31763,6 @@
     </w:tbl>
     <w:p>
       <w:pPr>
-        <w:pStyle w:val="FooterChar"/>
         <w:keepNext/>
         <w:spacing w:before="320" w:after="120"/>
         <w:ind w:left="744"/>
@@ -31502,7 +31831,6 @@
     </w:p>
     <w:p>
       <w:pPr>
-        <w:pStyle w:val="FooterChar"/>
         <w:spacing w:after="120"/>
         <w:ind w:left="744"/>
       </w:pPr>
@@ -31568,7 +31896,6 @@
     </w:p>
     <w:p>
       <w:pPr>
-        <w:pStyle w:val="FooterChar"/>
         <w:spacing w:after="120"/>
         <w:ind w:left="744"/>
       </w:pPr>
@@ -31602,7 +31929,6 @@
     </w:p>
     <w:p>
       <w:pPr>
-        <w:pStyle w:val="FooterChar"/>
         <w:keepNext/>
         <w:spacing w:before="240" w:after="80"/>
         <w:ind w:left="744"/>
@@ -31620,7 +31946,6 @@
           <w:color w:val="595959"/>
           <w:sz w:val="24"/>
         </w:rPr>
-        <w:lastRenderedPageBreak/>
         <w:t>Headers</w:t>
       </w:r>
     </w:p>
@@ -31906,14 +32231,12 @@
     </w:tbl>
     <w:p>
       <w:pPr>
-        <w:pStyle w:val="FooterChar"/>
         <w:spacing w:after="120"/>
         <w:ind w:left="744"/>
       </w:pPr>
     </w:p>
     <w:p>
       <w:pPr>
-        <w:pStyle w:val="FooterChar"/>
         <w:keepNext/>
         <w:spacing w:before="240" w:after="80"/>
         <w:ind w:left="744"/>
@@ -32296,7 +32619,6 @@
     </w:tbl>
     <w:p>
       <w:pPr>
-        <w:pStyle w:val="FooterChar"/>
         <w:keepNext/>
         <w:spacing w:before="240" w:after="80"/>
         <w:ind w:left="744"/>
@@ -32441,6 +32763,7 @@
                 <w:szCs w:val="18"/>
                 <w:lang w:val="en-ID"/>
               </w:rPr>
+              <w:lastRenderedPageBreak/>
               <w:t>}</w:t>
             </w:r>
           </w:p>
@@ -32449,7 +32772,6 @@
     </w:tbl>
     <w:p>
       <w:pPr>
-        <w:pStyle w:val="FooterChar"/>
         <w:keepNext/>
         <w:spacing w:before="320" w:after="120"/>
         <w:ind w:left="744"/>
@@ -32461,6 +32783,7 @@
           <w:color w:val="1F4E79"/>
           <w:sz w:val="30"/>
         </w:rPr>
+        <w:lastRenderedPageBreak/>
         <w:t>6</w:t>
       </w:r>
       <w:r>
@@ -32487,7 +32810,6 @@
     </w:p>
     <w:p>
       <w:pPr>
-        <w:pStyle w:val="FooterChar"/>
         <w:spacing w:after="120"/>
         <w:ind w:left="744"/>
       </w:pPr>
@@ -32553,7 +32875,6 @@
     </w:p>
     <w:p>
       <w:pPr>
-        <w:pStyle w:val="FooterChar"/>
         <w:spacing w:after="120"/>
         <w:ind w:left="744"/>
       </w:pPr>
@@ -32587,7 +32908,6 @@
     </w:p>
     <w:p>
       <w:pPr>
-        <w:pStyle w:val="FooterChar"/>
         <w:keepNext/>
         <w:spacing w:before="240" w:after="80"/>
         <w:ind w:left="744"/>
@@ -32890,7 +33210,6 @@
     </w:tbl>
     <w:p>
       <w:pPr>
-        <w:pStyle w:val="FooterChar"/>
         <w:spacing w:after="120"/>
         <w:ind w:left="744"/>
       </w:pPr>
@@ -32980,7 +33299,6 @@
                 <w:szCs w:val="18"/>
                 <w:lang w:val="en-ID"/>
               </w:rPr>
-              <w:lastRenderedPageBreak/>
               <w:t>  "</w:t>
             </w:r>
             <w:proofErr w:type="spellStart"/>
@@ -33196,7 +33514,6 @@
     </w:tbl>
     <w:p>
       <w:pPr>
-        <w:pStyle w:val="FooterChar"/>
         <w:keepNext/>
         <w:spacing w:before="240" w:after="80"/>
         <w:ind w:left="744"/>
@@ -33208,7 +33525,6 @@
           <w:color w:val="595959"/>
           <w:sz w:val="24"/>
         </w:rPr>
-        <w:lastRenderedPageBreak/>
         <w:t>Response Success (20</w:t>
       </w:r>
       <w:r>
@@ -33733,7 +34049,6 @@
     </w:tbl>
     <w:p>
       <w:pPr>
-        <w:pStyle w:val="FooterChar"/>
         <w:keepNext/>
         <w:spacing w:before="240" w:after="80"/>
         <w:ind w:left="744"/>
@@ -33834,6 +34149,7 @@
                 <w:szCs w:val="18"/>
                 <w:lang w:val="en-ID"/>
               </w:rPr>
+              <w:lastRenderedPageBreak/>
               <w:t xml:space="preserve">    "success": false,</w:t>
             </w:r>
           </w:p>
@@ -33886,7 +34202,6 @@
     </w:tbl>
     <w:p>
       <w:pPr>
-        <w:pStyle w:val="FooterChar"/>
         <w:keepNext/>
         <w:spacing w:before="320" w:after="120"/>
         <w:ind w:left="744"/>
@@ -33898,6 +34213,7 @@
           <w:color w:val="1F4E79"/>
           <w:sz w:val="30"/>
         </w:rPr>
+        <w:lastRenderedPageBreak/>
         <w:t>6.</w:t>
       </w:r>
       <w:r>
@@ -33915,7 +34231,6 @@
     </w:p>
     <w:p>
       <w:pPr>
-        <w:pStyle w:val="FooterChar"/>
         <w:spacing w:after="120"/>
         <w:ind w:left="744"/>
       </w:pPr>
@@ -33989,7 +34304,6 @@
     </w:p>
     <w:p>
       <w:pPr>
-        <w:pStyle w:val="FooterChar"/>
         <w:spacing w:after="120"/>
         <w:ind w:left="744"/>
       </w:pPr>
@@ -34023,7 +34337,6 @@
     </w:p>
     <w:p>
       <w:pPr>
-        <w:pStyle w:val="FooterChar"/>
         <w:keepNext/>
         <w:spacing w:before="240" w:after="80"/>
         <w:ind w:left="744"/>
@@ -34326,14 +34639,12 @@
     </w:tbl>
     <w:p>
       <w:pPr>
-        <w:pStyle w:val="FooterChar"/>
         <w:spacing w:after="120"/>
         <w:ind w:left="744"/>
       </w:pPr>
     </w:p>
     <w:p>
       <w:pPr>
-        <w:pStyle w:val="FooterChar"/>
         <w:keepNext/>
         <w:spacing w:before="240" w:after="80"/>
         <w:ind w:left="744"/>
@@ -34345,7 +34656,6 @@
           <w:color w:val="595959"/>
           <w:sz w:val="24"/>
         </w:rPr>
-        <w:lastRenderedPageBreak/>
         <w:t>Request Body</w:t>
       </w:r>
     </w:p>
@@ -34456,7 +34766,6 @@
     </w:tbl>
     <w:p>
       <w:pPr>
-        <w:pStyle w:val="FooterChar"/>
         <w:keepNext/>
         <w:spacing w:before="240" w:after="80"/>
         <w:ind w:left="744"/>
@@ -34816,7 +35125,6 @@
     </w:tbl>
     <w:p>
       <w:pPr>
-        <w:pStyle w:val="FooterChar"/>
         <w:keepNext/>
         <w:spacing w:before="240" w:after="80"/>
         <w:ind w:left="744"/>
@@ -34959,7 +35267,6 @@
     </w:tbl>
     <w:p>
       <w:pPr>
-        <w:pStyle w:val="FooterChar"/>
         <w:keepNext/>
         <w:spacing w:before="320" w:after="120"/>
         <w:ind w:left="744"/>
@@ -34973,7 +35280,6 @@
     </w:p>
     <w:p>
       <w:pPr>
-        <w:pStyle w:val="FooterChar"/>
         <w:keepNext/>
         <w:spacing w:before="320" w:after="120"/>
         <w:ind w:left="744"/>
@@ -35002,7 +35308,6 @@
     </w:p>
     <w:p>
       <w:pPr>
-        <w:pStyle w:val="FooterChar"/>
         <w:spacing w:after="120"/>
         <w:ind w:left="744"/>
       </w:pPr>
@@ -35076,7 +35381,6 @@
     </w:p>
     <w:p>
       <w:pPr>
-        <w:pStyle w:val="FooterChar"/>
         <w:spacing w:after="120"/>
         <w:ind w:left="744"/>
       </w:pPr>
@@ -35110,7 +35414,6 @@
     </w:p>
     <w:p>
       <w:pPr>
-        <w:pStyle w:val="FooterChar"/>
         <w:keepNext/>
         <w:spacing w:before="240" w:after="80"/>
         <w:ind w:left="744"/>
@@ -35413,14 +35716,12 @@
     </w:tbl>
     <w:p>
       <w:pPr>
-        <w:pStyle w:val="FooterChar"/>
         <w:spacing w:after="120"/>
         <w:ind w:left="744"/>
       </w:pPr>
     </w:p>
     <w:p>
       <w:pPr>
-        <w:pStyle w:val="FooterChar"/>
         <w:keepNext/>
         <w:spacing w:before="240" w:after="80"/>
         <w:ind w:left="744"/>
@@ -35591,7 +35892,6 @@
                 <w:szCs w:val="18"/>
                 <w:lang w:val="en-ID"/>
               </w:rPr>
-              <w:lastRenderedPageBreak/>
               <w:t xml:space="preserve">  "name": "User </w:t>
             </w:r>
             <w:proofErr w:type="spellStart"/>
@@ -35741,7 +36041,6 @@
     </w:tbl>
     <w:p>
       <w:pPr>
-        <w:pStyle w:val="FooterChar"/>
         <w:keepNext/>
         <w:spacing w:before="240" w:after="80"/>
         <w:ind w:left="744"/>
@@ -35753,7 +36052,6 @@
           <w:color w:val="595959"/>
           <w:sz w:val="24"/>
         </w:rPr>
-        <w:lastRenderedPageBreak/>
         <w:t>Response Success (20</w:t>
       </w:r>
       <w:r>
@@ -36300,7 +36598,6 @@
     </w:tbl>
     <w:p>
       <w:pPr>
-        <w:pStyle w:val="FooterChar"/>
         <w:keepNext/>
         <w:spacing w:before="240" w:after="80"/>
         <w:ind w:left="744"/>
@@ -36401,6 +36698,7 @@
                 <w:szCs w:val="18"/>
                 <w:lang w:val="en-ID"/>
               </w:rPr>
+              <w:lastRenderedPageBreak/>
               <w:t>    "success": false,</w:t>
             </w:r>
           </w:p>
